--- a/backend/src/main/resources/plantillas/ActaDevolucion.docx
+++ b/backend/src/main/resources/plantillas/ActaDevolucion.docx
@@ -1,6 +1,6 @@
 
 <file path=word/document.xml><?xml version="1.0" encoding="utf-8"?>
-<w:document xmlns:wpc="http://schemas.microsoft.com/office/word/2010/wordprocessingCanvas" xmlns:cx="http://schemas.microsoft.com/office/drawing/2014/chartex" xmlns:cx1="http://schemas.microsoft.com/office/drawing/2015/9/8/chartex" xmlns:cx2="http://schemas.microsoft.com/office/drawing/2015/10/21/chartex" xmlns:cx3="http://schemas.microsoft.com/office/drawing/2016/5/9/chartex" xmlns:cx4="http://schemas.microsoft.com/office/drawing/2016/5/10/chartex" xmlns:cx5="http://schemas.microsoft.com/office/drawing/2016/5/11/chartex" xmlns:cx6="http://schemas.microsoft.com/office/drawing/2016/5/12/chartex" xmlns:cx7="http://schemas.microsoft.com/office/drawing/2016/5/13/chartex" xmlns:cx8="http://schemas.microsoft.com/office/drawing/2016/5/14/chartex" xmlns:mc="http://schemas.openxmlformats.org/markup-compatibility/2006" xmlns:aink="http://schemas.microsoft.com/office/drawing/2016/ink" xmlns:am3d="http://schemas.microsoft.com/office/drawing/2017/model3d" xmlns:o="urn:schemas-microsoft-com:office:office" xmlns:oel="http://schemas.microsoft.com/office/2019/extlst" xmlns:r="http://schemas.openxmlformats.org/officeDocument/2006/relationships" xmlns:m="http://schemas.openxmlformats.org/officeDocument/2006/math" xmlns:v="urn:schemas-microsoft-com:vml" xmlns:wp14="http://schemas.microsoft.com/office/word/2010/wordprocessingDrawing" xmlns:wp="http://schemas.openxmlformats.org/drawingml/2006/wordprocessingDrawing" xmlns:w10="urn:schemas-microsoft-com:office:word" xmlns:w="http://schemas.openxmlformats.org/wordprocessingml/2006/main" xmlns:w14="http://schemas.microsoft.com/office/word/2010/wordml" xmlns:w15="http://schemas.microsoft.com/office/word/2012/wordml" xmlns:w16cex="http://schemas.microsoft.com/office/word/2018/wordml/cex" xmlns:w16cid="http://schemas.microsoft.com/office/word/2016/wordml/cid" xmlns:w16="http://schemas.microsoft.com/office/word/2018/wordml" xmlns:w16du="http://schemas.microsoft.com/office/word/2023/wordml/word16du" xmlns:w16sdtdh="http://schemas.microsoft.com/office/word/2020/wordml/sdtdatahash" xmlns:w16sdtfl="http://schemas.microsoft.com/office/word/2024/wordml/sdtformatlock" xmlns:w16se="http://schemas.microsoft.com/office/word/2015/wordml/symex" xmlns:wpg="http://schemas.microsoft.com/office/word/2010/wordprocessingGroup" xmlns:wpi="http://schemas.microsoft.com/office/word/2010/wordprocessingInk" xmlns:wne="http://schemas.microsoft.com/office/word/2006/wordml" xmlns:wps="http://schemas.microsoft.com/office/word/2010/wordprocessingShape" mc:Ignorable="w14 w15 w16se w16cid w16 w16cex w16sdtdh w16sdtfl w16du wp14">
+<w:document xmlns:wpc="http://schemas.microsoft.com/office/word/2010/wordprocessingCanvas" xmlns:cx="http://schemas.microsoft.com/office/drawing/2014/chartex" xmlns:cx1="http://schemas.microsoft.com/office/drawing/2015/9/8/chartex" xmlns:cx2="http://schemas.microsoft.com/office/drawing/2015/10/21/chartex" xmlns:cx3="http://schemas.microsoft.com/office/drawing/2016/5/9/chartex" xmlns:cx4="http://schemas.microsoft.com/office/drawing/2016/5/10/chartex" xmlns:cx5="http://schemas.microsoft.com/office/drawing/2016/5/11/chartex" xmlns:cx6="http://schemas.microsoft.com/office/drawing/2016/5/12/chartex" xmlns:cx7="http://schemas.microsoft.com/office/drawing/2016/5/13/chartex" xmlns:cx8="http://schemas.microsoft.com/office/drawing/2016/5/14/chartex" xmlns:mc="http://schemas.openxmlformats.org/markup-compatibility/2006" xmlns:aink="http://schemas.microsoft.com/office/drawing/2016/ink" xmlns:am3d="http://schemas.microsoft.com/office/drawing/2017/model3d" xmlns:o="urn:schemas-microsoft-com:office:office" xmlns:oel="http://schemas.microsoft.com/office/2019/extlst" xmlns:r="http://schemas.openxmlformats.org/officeDocument/2006/relationships" xmlns:m="http://schemas.openxmlformats.org/officeDocument/2006/math" xmlns:v="urn:schemas-microsoft-com:vml" xmlns:wp14="http://schemas.microsoft.com/office/word/2010/wordprocessingDrawing" xmlns:wp="http://schemas.openxmlformats.org/drawingml/2006/wordprocessingDrawing" xmlns:w10="urn:schemas-microsoft-com:office:word" xmlns:w="http://schemas.openxmlformats.org/wordprocessingml/2006/main" xmlns:w14="http://schemas.microsoft.com/office/word/2010/wordml" xmlns:w15="http://schemas.microsoft.com/office/word/2012/wordml" xmlns:w16cei="http://schemas.microsoft.com/office/word/2026/wordml/cei" xmlns:w16cex="http://schemas.microsoft.com/office/word/2018/wordml/cex" xmlns:w16cid="http://schemas.microsoft.com/office/word/2016/wordml/cid" xmlns:w16="http://schemas.microsoft.com/office/word/2018/wordml" xmlns:w16du="http://schemas.microsoft.com/office/word/2023/wordml/word16du" xmlns:w16sdtdh="http://schemas.microsoft.com/office/word/2020/wordml/sdtdatahash" xmlns:w16sdtfl="http://schemas.microsoft.com/office/word/2024/wordml/sdtformatlock" xmlns:w16se="http://schemas.microsoft.com/office/word/2015/wordml/symex" xmlns:wpg="http://schemas.microsoft.com/office/word/2010/wordprocessingGroup" xmlns:wpi="http://schemas.microsoft.com/office/word/2010/wordprocessingInk" xmlns:wne="http://schemas.microsoft.com/office/word/2006/wordml" xmlns:wps="http://schemas.microsoft.com/office/word/2010/wordprocessingShape" mc:Ignorable="w14 w15 w16se w16cid w16 w16cex w16sdtdh w16sdtfl w16du wp14">
   <w:body>
     <w:tbl>
       <w:tblPr>
@@ -59,10 +59,10 @@
                   <v:path o:extrusionok="f" gradientshapeok="t" o:connecttype="rect"/>
                   <o:lock v:ext="edit" aspectratio="t"/>
                 </v:shapetype>
-                <v:shape id="_x0000_i1025" type="#_x0000_t75" style="width:115.2pt;height:33pt" o:ole="">
+                <v:shape id="_x0000_i1025" type="#_x0000_t75" style="width:114.6pt;height:33pt" o:ole="">
                   <v:imagedata r:id="rId11" o:title=""/>
                 </v:shape>
-                <o:OLEObject Type="Embed" ProgID="PBrush" ShapeID="_x0000_i1025" DrawAspect="Content" ObjectID="_1846244115" r:id="rId12"/>
+                <o:OLEObject Type="Embed" ProgID="PBrush" ShapeID="_x0000_i1025" DrawAspect="Content" ObjectID="_1846995070" r:id="rId12"/>
               </w:object>
             </w:r>
           </w:p>
@@ -1159,23 +1159,13 @@
           <w:lang w:val="es-ES"/>
         </w:rPr>
       </w:pPr>
-      <w:proofErr w:type="gramStart"/>
       <w:r>
         <w:rPr>
           <w:rFonts w:ascii="Arial Narrow" w:hAnsi="Arial Narrow" w:cs="Arial"/>
           <w:szCs w:val="22"/>
           <w:lang w:val="es-ES"/>
         </w:rPr>
-        <w:t>De acuerdo al</w:t>
-      </w:r>
-      <w:proofErr w:type="gramEnd"/>
-      <w:r>
-        <w:rPr>
-          <w:rFonts w:ascii="Arial Narrow" w:hAnsi="Arial Narrow" w:cs="Arial"/>
-          <w:szCs w:val="22"/>
-          <w:lang w:val="es-ES"/>
-        </w:rPr>
-        <w:t xml:space="preserve"> </w:t>
+        <w:t xml:space="preserve">De acuerdo al </w:t>
       </w:r>
       <w:r>
         <w:rPr>
@@ -1245,11 +1235,11 @@
         <w:tblLook w:val="04A0" w:firstRow="1" w:lastRow="0" w:firstColumn="1" w:lastColumn="0" w:noHBand="0" w:noVBand="1"/>
       </w:tblPr>
       <w:tblGrid>
-        <w:gridCol w:w="3004"/>
+        <w:gridCol w:w="2968"/>
         <w:gridCol w:w="1390"/>
         <w:gridCol w:w="1741"/>
-        <w:gridCol w:w="2604"/>
-        <w:gridCol w:w="1752"/>
+        <w:gridCol w:w="2633"/>
+        <w:gridCol w:w="1759"/>
       </w:tblGrid>
       <w:tr>
         <w:trPr>
@@ -1257,7 +1247,7 @@
         </w:trPr>
         <w:tc>
           <w:tcPr>
-            <w:tcW w:w="3261" w:type="dxa"/>
+            <w:tcW w:w="2968" w:type="dxa"/>
             <w:shd w:val="clear" w:color="auto" w:fill="F2F2F2"/>
             <w:vAlign w:val="center"/>
           </w:tcPr>
@@ -1292,7 +1282,7 @@
         </w:tc>
         <w:tc>
           <w:tcPr>
-            <w:tcW w:w="1276" w:type="dxa"/>
+            <w:tcW w:w="1390" w:type="dxa"/>
             <w:shd w:val="clear" w:color="auto" w:fill="F2F2F2"/>
             <w:vAlign w:val="center"/>
           </w:tcPr>
@@ -1328,7 +1318,7 @@
         </w:tc>
         <w:tc>
           <w:tcPr>
-            <w:tcW w:w="1329" w:type="dxa"/>
+            <w:tcW w:w="1741" w:type="dxa"/>
             <w:shd w:val="clear" w:color="auto" w:fill="F2F2F2"/>
             <w:vAlign w:val="center"/>
           </w:tcPr>
@@ -1357,7 +1347,7 @@
         </w:tc>
         <w:tc>
           <w:tcPr>
-            <w:tcW w:w="2821" w:type="dxa"/>
+            <w:tcW w:w="2633" w:type="dxa"/>
             <w:shd w:val="clear" w:color="auto" w:fill="F2F2F2"/>
             <w:vAlign w:val="center"/>
           </w:tcPr>
@@ -1386,7 +1376,7 @@
         </w:tc>
         <w:tc>
           <w:tcPr>
-            <w:tcW w:w="1804" w:type="dxa"/>
+            <w:tcW w:w="1759" w:type="dxa"/>
             <w:shd w:val="clear" w:color="auto" w:fill="F2F2F2"/>
             <w:vAlign w:val="center"/>
           </w:tcPr>
@@ -1420,7 +1410,7 @@
         </w:trPr>
         <w:tc>
           <w:tcPr>
-            <w:tcW w:w="3261" w:type="dxa"/>
+            <w:tcW w:w="2968" w:type="dxa"/>
             <w:shd w:val="clear" w:color="auto" w:fill="FFFFFF"/>
             <w:vAlign w:val="center"/>
           </w:tcPr>
@@ -1486,58 +1476,13 @@
                 <w:sz w:val="22"/>
                 <w:szCs w:val="22"/>
               </w:rPr>
-              <w:t> </w:t>
-            </w:r>
-            <w:r>
-              <w:rPr>
-                <w:rFonts w:ascii="Arial Narrow" w:hAnsi="Arial Narrow" w:cs="Arial"/>
-                <w:bCs/>
-                <w:sz w:val="22"/>
-                <w:szCs w:val="22"/>
-              </w:rPr>
-              <w:t> </w:t>
-            </w:r>
-            <w:r>
-              <w:rPr>
-                <w:rFonts w:ascii="Arial Narrow" w:hAnsi="Arial Narrow" w:cs="Arial"/>
-                <w:bCs/>
-                <w:sz w:val="22"/>
-                <w:szCs w:val="22"/>
-              </w:rPr>
-              <w:t> </w:t>
-            </w:r>
-            <w:r>
-              <w:rPr>
-                <w:rFonts w:ascii="Arial Narrow" w:hAnsi="Arial Narrow" w:cs="Arial"/>
-                <w:bCs/>
-                <w:sz w:val="22"/>
-                <w:szCs w:val="22"/>
-              </w:rPr>
-              <w:t> </w:t>
-            </w:r>
-            <w:r>
-              <w:rPr>
-                <w:rFonts w:ascii="Arial Narrow" w:hAnsi="Arial Narrow" w:cs="Arial"/>
-                <w:bCs/>
-                <w:sz w:val="22"/>
-                <w:szCs w:val="22"/>
-              </w:rPr>
-              <w:t> </w:t>
-            </w:r>
-            <w:r>
-              <w:rPr>
-                <w:rFonts w:ascii="Arial Narrow" w:hAnsi="Arial Narrow" w:cs="Arial"/>
-                <w:bCs/>
-                <w:sz w:val="22"/>
-                <w:szCs w:val="22"/>
-              </w:rPr>
               <w:fldChar w:fldCharType="end"/>
             </w:r>
           </w:p>
         </w:tc>
         <w:tc>
           <w:tcPr>
-            <w:tcW w:w="1276" w:type="dxa"/>
+            <w:tcW w:w="1390" w:type="dxa"/>
             <w:shd w:val="clear" w:color="auto" w:fill="FFFFFF"/>
             <w:vAlign w:val="center"/>
           </w:tcPr>
@@ -1609,7 +1554,7 @@
         </w:tc>
         <w:tc>
           <w:tcPr>
-            <w:tcW w:w="1329" w:type="dxa"/>
+            <w:tcW w:w="1741" w:type="dxa"/>
             <w:shd w:val="clear" w:color="auto" w:fill="FFFFFF"/>
             <w:vAlign w:val="center"/>
           </w:tcPr>
@@ -1681,7 +1626,7 @@
         </w:tc>
         <w:tc>
           <w:tcPr>
-            <w:tcW w:w="2821" w:type="dxa"/>
+            <w:tcW w:w="2633" w:type="dxa"/>
             <w:shd w:val="clear" w:color="auto" w:fill="FFFFFF"/>
             <w:vAlign w:val="center"/>
           </w:tcPr>
@@ -1753,7 +1698,7 @@
         </w:tc>
         <w:tc>
           <w:tcPr>
-            <w:tcW w:w="1804" w:type="dxa"/>
+            <w:tcW w:w="1759" w:type="dxa"/>
             <w:shd w:val="clear" w:color="auto" w:fill="FFFFFF"/>
             <w:vAlign w:val="center"/>
           </w:tcPr>
@@ -1850,7 +1795,7 @@
         </w:trPr>
         <w:tc>
           <w:tcPr>
-            <w:tcW w:w="3261" w:type="dxa"/>
+            <w:tcW w:w="2968" w:type="dxa"/>
             <w:shd w:val="clear" w:color="auto" w:fill="FFFFFF"/>
             <w:vAlign w:val="center"/>
           </w:tcPr>
@@ -1940,7 +1885,7 @@
         </w:tc>
         <w:tc>
           <w:tcPr>
-            <w:tcW w:w="1276" w:type="dxa"/>
+            <w:tcW w:w="1390" w:type="dxa"/>
             <w:shd w:val="clear" w:color="auto" w:fill="FFFFFF"/>
             <w:vAlign w:val="center"/>
           </w:tcPr>
@@ -1966,7 +1911,7 @@
         </w:tc>
         <w:tc>
           <w:tcPr>
-            <w:tcW w:w="1329" w:type="dxa"/>
+            <w:tcW w:w="1741" w:type="dxa"/>
             <w:shd w:val="clear" w:color="auto" w:fill="FFFFFF"/>
             <w:vAlign w:val="center"/>
           </w:tcPr>
@@ -1992,7 +1937,7 @@
         </w:tc>
         <w:tc>
           <w:tcPr>
-            <w:tcW w:w="2821" w:type="dxa"/>
+            <w:tcW w:w="2633" w:type="dxa"/>
             <w:shd w:val="clear" w:color="auto" w:fill="FFFFFF"/>
             <w:vAlign w:val="center"/>
           </w:tcPr>
@@ -2018,7 +1963,7 @@
         </w:tc>
         <w:tc>
           <w:tcPr>
-            <w:tcW w:w="1804" w:type="dxa"/>
+            <w:tcW w:w="1759" w:type="dxa"/>
             <w:shd w:val="clear" w:color="auto" w:fill="FFFFFF"/>
             <w:vAlign w:val="center"/>
           </w:tcPr>
@@ -2113,7 +2058,7 @@
         </w:trPr>
         <w:tc>
           <w:tcPr>
-            <w:tcW w:w="3261" w:type="dxa"/>
+            <w:tcW w:w="2968" w:type="dxa"/>
             <w:shd w:val="clear" w:color="auto" w:fill="FFFFFF"/>
             <w:vAlign w:val="center"/>
           </w:tcPr>
@@ -2203,7 +2148,7 @@
         </w:tc>
         <w:tc>
           <w:tcPr>
-            <w:tcW w:w="1276" w:type="dxa"/>
+            <w:tcW w:w="1390" w:type="dxa"/>
             <w:shd w:val="clear" w:color="auto" w:fill="FFFFFF"/>
             <w:vAlign w:val="center"/>
           </w:tcPr>
@@ -2229,7 +2174,7 @@
         </w:tc>
         <w:tc>
           <w:tcPr>
-            <w:tcW w:w="1329" w:type="dxa"/>
+            <w:tcW w:w="1741" w:type="dxa"/>
             <w:shd w:val="clear" w:color="auto" w:fill="FFFFFF"/>
             <w:vAlign w:val="center"/>
           </w:tcPr>
@@ -2255,7 +2200,7 @@
         </w:tc>
         <w:tc>
           <w:tcPr>
-            <w:tcW w:w="2821" w:type="dxa"/>
+            <w:tcW w:w="2633" w:type="dxa"/>
             <w:shd w:val="clear" w:color="auto" w:fill="FFFFFF"/>
             <w:vAlign w:val="center"/>
           </w:tcPr>
@@ -2281,7 +2226,7 @@
         </w:tc>
         <w:tc>
           <w:tcPr>
-            <w:tcW w:w="1804" w:type="dxa"/>
+            <w:tcW w:w="1759" w:type="dxa"/>
             <w:shd w:val="clear" w:color="auto" w:fill="FFFFFF"/>
             <w:vAlign w:val="center"/>
           </w:tcPr>
@@ -2348,532 +2293,6 @@
                 <w:szCs w:val="22"/>
               </w:rPr>
               <w:t>3</w:t>
-            </w:r>
-            <w:r>
-              <w:rPr>
-                <w:rFonts w:ascii="Arial Narrow" w:hAnsi="Arial Narrow" w:cs="Arial"/>
-                <w:bCs/>
-                <w:sz w:val="22"/>
-                <w:szCs w:val="22"/>
-              </w:rPr>
-              <w:t>_estado}}</w:t>
-            </w:r>
-            <w:r>
-              <w:rPr>
-                <w:rFonts w:ascii="Arial Narrow" w:hAnsi="Arial Narrow" w:cs="Arial"/>
-                <w:bCs/>
-                <w:sz w:val="22"/>
-                <w:szCs w:val="22"/>
-              </w:rPr>
-              <w:fldChar w:fldCharType="end"/>
-            </w:r>
-          </w:p>
-        </w:tc>
-      </w:tr>
-      <w:tr>
-        <w:trPr>
-          <w:trHeight w:val="340"/>
-        </w:trPr>
-        <w:tc>
-          <w:tcPr>
-            <w:tcW w:w="3261" w:type="dxa"/>
-            <w:shd w:val="clear" w:color="auto" w:fill="FFFFFF"/>
-            <w:vAlign w:val="center"/>
-          </w:tcPr>
-          <w:p>
-            <w:pPr>
-              <w:jc w:val="both"/>
-            </w:pPr>
-            <w:r>
-              <w:rPr>
-                <w:rFonts w:ascii="Arial Narrow" w:hAnsi="Arial Narrow" w:cs="Arial"/>
-                <w:bCs/>
-                <w:sz w:val="22"/>
-                <w:szCs w:val="22"/>
-              </w:rPr>
-              <w:fldChar w:fldCharType="begin">
-                <w:ffData>
-                  <w:name w:val="Texto154"/>
-                  <w:enabled/>
-                  <w:calcOnExit w:val="0"/>
-                  <w:textInput/>
-                </w:ffData>
-              </w:fldChar>
-            </w:r>
-            <w:r>
-              <w:rPr>
-                <w:rFonts w:ascii="Arial Narrow" w:hAnsi="Arial Narrow" w:cs="Arial"/>
-                <w:bCs/>
-                <w:sz w:val="22"/>
-                <w:szCs w:val="22"/>
-              </w:rPr>
-              <w:instrText xml:space="preserve"> FORMTEXT </w:instrText>
-            </w:r>
-            <w:r>
-              <w:rPr>
-                <w:rFonts w:ascii="Arial Narrow" w:hAnsi="Arial Narrow" w:cs="Arial"/>
-                <w:bCs/>
-                <w:sz w:val="22"/>
-                <w:szCs w:val="22"/>
-              </w:rPr>
-            </w:r>
-            <w:r>
-              <w:rPr>
-                <w:rFonts w:ascii="Arial Narrow" w:hAnsi="Arial Narrow" w:cs="Arial"/>
-                <w:bCs/>
-                <w:sz w:val="22"/>
-                <w:szCs w:val="22"/>
-              </w:rPr>
-              <w:fldChar w:fldCharType="separate"/>
-            </w:r>
-            <w:r>
-              <w:rPr>
-                <w:rFonts w:ascii="Arial Narrow" w:hAnsi="Arial Narrow" w:cs="Arial"/>
-                <w:bCs/>
-                <w:sz w:val="22"/>
-                <w:szCs w:val="22"/>
-              </w:rPr>
-              <w:t>{{eq_</w:t>
-            </w:r>
-            <w:r>
-              <w:rPr>
-                <w:rFonts w:ascii="Arial Narrow" w:hAnsi="Arial Narrow" w:cs="Arial"/>
-                <w:bCs/>
-                <w:sz w:val="22"/>
-                <w:szCs w:val="22"/>
-              </w:rPr>
-              <w:t>4</w:t>
-            </w:r>
-            <w:r>
-              <w:rPr>
-                <w:rFonts w:ascii="Arial Narrow" w:hAnsi="Arial Narrow" w:cs="Arial"/>
-                <w:bCs/>
-                <w:sz w:val="22"/>
-                <w:szCs w:val="22"/>
-              </w:rPr>
-              <w:t>_tipo}}</w:t>
-            </w:r>
-            <w:r>
-              <w:rPr>
-                <w:rFonts w:ascii="Arial Narrow" w:hAnsi="Arial Narrow" w:cs="Arial"/>
-                <w:bCs/>
-                <w:sz w:val="22"/>
-                <w:szCs w:val="22"/>
-              </w:rPr>
-              <w:fldChar w:fldCharType="end"/>
-            </w:r>
-          </w:p>
-        </w:tc>
-        <w:tc>
-          <w:tcPr>
-            <w:tcW w:w="1276" w:type="dxa"/>
-            <w:shd w:val="clear" w:color="auto" w:fill="FFFFFF"/>
-            <w:vAlign w:val="center"/>
-          </w:tcPr>
-          <w:p>
-            <w:pPr>
-              <w:jc w:val="both"/>
-              <w:rPr>
-                <w:kern w:val="2"/>
-                <w14:ligatures w14:val="standardContextual"/>
-              </w:rPr>
-            </w:pPr>
-            <w:r>
-              <w:rPr>
-                <w:rFonts w:ascii="Arial Narrow" w:hAnsi="Arial Narrow"/>
-                <w:color w:val="000000"/>
-                <w:sz w:val="22"/>
-                <w:szCs w:val="22"/>
-                <w:shd w:val="clear" w:color="auto" w:fill="D9D9D9"/>
-              </w:rPr>
-              <w:t>{{eq_4_serial}}</w:t>
-            </w:r>
-          </w:p>
-        </w:tc>
-        <w:tc>
-          <w:tcPr>
-            <w:tcW w:w="1329" w:type="dxa"/>
-            <w:shd w:val="clear" w:color="auto" w:fill="FFFFFF"/>
-            <w:vAlign w:val="center"/>
-          </w:tcPr>
-          <w:p>
-            <w:pPr>
-              <w:jc w:val="both"/>
-              <w:rPr>
-                <w:kern w:val="2"/>
-                <w14:ligatures w14:val="standardContextual"/>
-              </w:rPr>
-            </w:pPr>
-            <w:r>
-              <w:rPr>
-                <w:rFonts w:ascii="Arial Narrow" w:hAnsi="Arial Narrow"/>
-                <w:color w:val="000000"/>
-                <w:sz w:val="22"/>
-                <w:szCs w:val="22"/>
-                <w:shd w:val="clear" w:color="auto" w:fill="D9D9D9"/>
-              </w:rPr>
-              <w:t>{{eq_4_inventario}}</w:t>
-            </w:r>
-          </w:p>
-        </w:tc>
-        <w:tc>
-          <w:tcPr>
-            <w:tcW w:w="2821" w:type="dxa"/>
-            <w:shd w:val="clear" w:color="auto" w:fill="FFFFFF"/>
-            <w:vAlign w:val="center"/>
-          </w:tcPr>
-          <w:p>
-            <w:pPr>
-              <w:jc w:val="both"/>
-              <w:rPr>
-                <w:kern w:val="2"/>
-                <w14:ligatures w14:val="standardContextual"/>
-              </w:rPr>
-            </w:pPr>
-            <w:r>
-              <w:rPr>
-                <w:rFonts w:ascii="Arial Narrow" w:hAnsi="Arial Narrow"/>
-                <w:color w:val="000000"/>
-                <w:sz w:val="22"/>
-                <w:szCs w:val="22"/>
-                <w:shd w:val="clear" w:color="auto" w:fill="D9D9D9"/>
-              </w:rPr>
-              <w:t>{{eq_4_modelo}}</w:t>
-            </w:r>
-          </w:p>
-        </w:tc>
-        <w:tc>
-          <w:tcPr>
-            <w:tcW w:w="1804" w:type="dxa"/>
-            <w:shd w:val="clear" w:color="auto" w:fill="FFFFFF"/>
-            <w:vAlign w:val="center"/>
-          </w:tcPr>
-          <w:p>
-            <w:pPr>
-              <w:jc w:val="both"/>
-            </w:pPr>
-            <w:r>
-              <w:rPr>
-                <w:rFonts w:ascii="Arial Narrow" w:hAnsi="Arial Narrow" w:cs="Arial"/>
-                <w:bCs/>
-                <w:sz w:val="22"/>
-                <w:szCs w:val="22"/>
-              </w:rPr>
-              <w:fldChar w:fldCharType="begin">
-                <w:ffData>
-                  <w:name w:val="Texto154"/>
-                  <w:enabled/>
-                  <w:calcOnExit w:val="0"/>
-                  <w:textInput/>
-                </w:ffData>
-              </w:fldChar>
-            </w:r>
-            <w:r>
-              <w:rPr>
-                <w:rFonts w:ascii="Arial Narrow" w:hAnsi="Arial Narrow" w:cs="Arial"/>
-                <w:bCs/>
-                <w:sz w:val="22"/>
-                <w:szCs w:val="22"/>
-              </w:rPr>
-              <w:instrText xml:space="preserve"> FORMTEXT </w:instrText>
-            </w:r>
-            <w:r>
-              <w:rPr>
-                <w:rFonts w:ascii="Arial Narrow" w:hAnsi="Arial Narrow" w:cs="Arial"/>
-                <w:bCs/>
-                <w:sz w:val="22"/>
-                <w:szCs w:val="22"/>
-              </w:rPr>
-            </w:r>
-            <w:r>
-              <w:rPr>
-                <w:rFonts w:ascii="Arial Narrow" w:hAnsi="Arial Narrow" w:cs="Arial"/>
-                <w:bCs/>
-                <w:sz w:val="22"/>
-                <w:szCs w:val="22"/>
-              </w:rPr>
-              <w:fldChar w:fldCharType="separate"/>
-            </w:r>
-            <w:r>
-              <w:rPr>
-                <w:rFonts w:ascii="Arial Narrow" w:hAnsi="Arial Narrow" w:cs="Arial"/>
-                <w:bCs/>
-                <w:sz w:val="22"/>
-                <w:szCs w:val="22"/>
-              </w:rPr>
-              <w:t>{{eq_</w:t>
-            </w:r>
-            <w:r>
-              <w:rPr>
-                <w:rFonts w:ascii="Arial Narrow" w:hAnsi="Arial Narrow" w:cs="Arial"/>
-                <w:bCs/>
-                <w:sz w:val="22"/>
-                <w:szCs w:val="22"/>
-              </w:rPr>
-              <w:t>4</w:t>
-            </w:r>
-            <w:r>
-              <w:rPr>
-                <w:rFonts w:ascii="Arial Narrow" w:hAnsi="Arial Narrow" w:cs="Arial"/>
-                <w:bCs/>
-                <w:sz w:val="22"/>
-                <w:szCs w:val="22"/>
-              </w:rPr>
-              <w:t>_estado}}</w:t>
-            </w:r>
-            <w:r>
-              <w:rPr>
-                <w:rFonts w:ascii="Arial Narrow" w:hAnsi="Arial Narrow" w:cs="Arial"/>
-                <w:bCs/>
-                <w:sz w:val="22"/>
-                <w:szCs w:val="22"/>
-              </w:rPr>
-              <w:fldChar w:fldCharType="end"/>
-            </w:r>
-          </w:p>
-        </w:tc>
-      </w:tr>
-      <w:tr>
-        <w:trPr>
-          <w:trHeight w:val="340"/>
-        </w:trPr>
-        <w:tc>
-          <w:tcPr>
-            <w:tcW w:w="3261" w:type="dxa"/>
-            <w:shd w:val="clear" w:color="auto" w:fill="FFFFFF"/>
-            <w:vAlign w:val="center"/>
-          </w:tcPr>
-          <w:p>
-            <w:pPr>
-              <w:jc w:val="both"/>
-            </w:pPr>
-            <w:r>
-              <w:rPr>
-                <w:rFonts w:ascii="Arial Narrow" w:hAnsi="Arial Narrow" w:cs="Arial"/>
-                <w:bCs/>
-                <w:sz w:val="22"/>
-                <w:szCs w:val="22"/>
-              </w:rPr>
-              <w:fldChar w:fldCharType="begin">
-                <w:ffData>
-                  <w:name w:val="Texto154"/>
-                  <w:enabled/>
-                  <w:calcOnExit w:val="0"/>
-                  <w:textInput/>
-                </w:ffData>
-              </w:fldChar>
-            </w:r>
-            <w:r>
-              <w:rPr>
-                <w:rFonts w:ascii="Arial Narrow" w:hAnsi="Arial Narrow" w:cs="Arial"/>
-                <w:bCs/>
-                <w:sz w:val="22"/>
-                <w:szCs w:val="22"/>
-              </w:rPr>
-              <w:instrText xml:space="preserve"> FORMTEXT </w:instrText>
-            </w:r>
-            <w:r>
-              <w:rPr>
-                <w:rFonts w:ascii="Arial Narrow" w:hAnsi="Arial Narrow" w:cs="Arial"/>
-                <w:bCs/>
-                <w:sz w:val="22"/>
-                <w:szCs w:val="22"/>
-              </w:rPr>
-            </w:r>
-            <w:r>
-              <w:rPr>
-                <w:rFonts w:ascii="Arial Narrow" w:hAnsi="Arial Narrow" w:cs="Arial"/>
-                <w:bCs/>
-                <w:sz w:val="22"/>
-                <w:szCs w:val="22"/>
-              </w:rPr>
-              <w:fldChar w:fldCharType="separate"/>
-            </w:r>
-            <w:r>
-              <w:rPr>
-                <w:rFonts w:ascii="Arial Narrow" w:hAnsi="Arial Narrow" w:cs="Arial"/>
-                <w:bCs/>
-                <w:sz w:val="22"/>
-                <w:szCs w:val="22"/>
-              </w:rPr>
-              <w:t>{{eq_</w:t>
-            </w:r>
-            <w:r>
-              <w:rPr>
-                <w:rFonts w:ascii="Arial Narrow" w:hAnsi="Arial Narrow" w:cs="Arial"/>
-                <w:bCs/>
-                <w:sz w:val="22"/>
-                <w:szCs w:val="22"/>
-              </w:rPr>
-              <w:t>5</w:t>
-            </w:r>
-            <w:r>
-              <w:rPr>
-                <w:rFonts w:ascii="Arial Narrow" w:hAnsi="Arial Narrow" w:cs="Arial"/>
-                <w:bCs/>
-                <w:sz w:val="22"/>
-                <w:szCs w:val="22"/>
-              </w:rPr>
-              <w:t>_tipo}}</w:t>
-            </w:r>
-            <w:r>
-              <w:rPr>
-                <w:rFonts w:ascii="Arial Narrow" w:hAnsi="Arial Narrow" w:cs="Arial"/>
-                <w:bCs/>
-                <w:sz w:val="22"/>
-                <w:szCs w:val="22"/>
-              </w:rPr>
-              <w:fldChar w:fldCharType="end"/>
-            </w:r>
-          </w:p>
-        </w:tc>
-        <w:tc>
-          <w:tcPr>
-            <w:tcW w:w="1276" w:type="dxa"/>
-            <w:shd w:val="clear" w:color="auto" w:fill="FFFFFF"/>
-            <w:vAlign w:val="center"/>
-          </w:tcPr>
-          <w:p>
-            <w:pPr>
-              <w:jc w:val="both"/>
-              <w:rPr>
-                <w:kern w:val="2"/>
-                <w14:ligatures w14:val="standardContextual"/>
-              </w:rPr>
-            </w:pPr>
-            <w:r>
-              <w:rPr>
-                <w:rFonts w:ascii="Arial Narrow" w:hAnsi="Arial Narrow"/>
-                <w:color w:val="000000"/>
-                <w:sz w:val="22"/>
-                <w:szCs w:val="22"/>
-                <w:shd w:val="clear" w:color="auto" w:fill="D9D9D9"/>
-              </w:rPr>
-              <w:t>{{eq_5_serial}}</w:t>
-            </w:r>
-          </w:p>
-        </w:tc>
-        <w:tc>
-          <w:tcPr>
-            <w:tcW w:w="1329" w:type="dxa"/>
-            <w:shd w:val="clear" w:color="auto" w:fill="FFFFFF"/>
-            <w:vAlign w:val="center"/>
-          </w:tcPr>
-          <w:p>
-            <w:pPr>
-              <w:jc w:val="both"/>
-              <w:rPr>
-                <w:kern w:val="2"/>
-                <w14:ligatures w14:val="standardContextual"/>
-              </w:rPr>
-            </w:pPr>
-            <w:r>
-              <w:rPr>
-                <w:rFonts w:ascii="Arial Narrow" w:hAnsi="Arial Narrow"/>
-                <w:color w:val="000000"/>
-                <w:sz w:val="22"/>
-                <w:szCs w:val="22"/>
-                <w:shd w:val="clear" w:color="auto" w:fill="D9D9D9"/>
-              </w:rPr>
-              <w:t>{{eq_5_inventario}}</w:t>
-            </w:r>
-          </w:p>
-        </w:tc>
-        <w:tc>
-          <w:tcPr>
-            <w:tcW w:w="2821" w:type="dxa"/>
-            <w:shd w:val="clear" w:color="auto" w:fill="FFFFFF"/>
-            <w:vAlign w:val="center"/>
-          </w:tcPr>
-          <w:p>
-            <w:pPr>
-              <w:jc w:val="both"/>
-              <w:rPr>
-                <w:kern w:val="2"/>
-                <w14:ligatures w14:val="standardContextual"/>
-              </w:rPr>
-            </w:pPr>
-            <w:r>
-              <w:rPr>
-                <w:rFonts w:ascii="Arial Narrow" w:hAnsi="Arial Narrow"/>
-                <w:color w:val="000000"/>
-                <w:sz w:val="22"/>
-                <w:szCs w:val="22"/>
-                <w:shd w:val="clear" w:color="auto" w:fill="D9D9D9"/>
-              </w:rPr>
-              <w:t>{{eq_5_modelo}}</w:t>
-            </w:r>
-          </w:p>
-        </w:tc>
-        <w:tc>
-          <w:tcPr>
-            <w:tcW w:w="1804" w:type="dxa"/>
-            <w:shd w:val="clear" w:color="auto" w:fill="FFFFFF"/>
-            <w:vAlign w:val="center"/>
-          </w:tcPr>
-          <w:p>
-            <w:pPr>
-              <w:jc w:val="both"/>
-            </w:pPr>
-            <w:r>
-              <w:rPr>
-                <w:rFonts w:ascii="Arial Narrow" w:hAnsi="Arial Narrow" w:cs="Arial"/>
-                <w:bCs/>
-                <w:sz w:val="22"/>
-                <w:szCs w:val="22"/>
-              </w:rPr>
-              <w:fldChar w:fldCharType="begin">
-                <w:ffData>
-                  <w:name w:val="Texto154"/>
-                  <w:enabled/>
-                  <w:calcOnExit w:val="0"/>
-                  <w:textInput/>
-                </w:ffData>
-              </w:fldChar>
-            </w:r>
-            <w:r>
-              <w:rPr>
-                <w:rFonts w:ascii="Arial Narrow" w:hAnsi="Arial Narrow" w:cs="Arial"/>
-                <w:bCs/>
-                <w:sz w:val="22"/>
-                <w:szCs w:val="22"/>
-              </w:rPr>
-              <w:instrText xml:space="preserve"> FORMTEXT </w:instrText>
-            </w:r>
-            <w:r>
-              <w:rPr>
-                <w:rFonts w:ascii="Arial Narrow" w:hAnsi="Arial Narrow" w:cs="Arial"/>
-                <w:bCs/>
-                <w:sz w:val="22"/>
-                <w:szCs w:val="22"/>
-              </w:rPr>
-            </w:r>
-            <w:r>
-              <w:rPr>
-                <w:rFonts w:ascii="Arial Narrow" w:hAnsi="Arial Narrow" w:cs="Arial"/>
-                <w:bCs/>
-                <w:sz w:val="22"/>
-                <w:szCs w:val="22"/>
-              </w:rPr>
-              <w:fldChar w:fldCharType="separate"/>
-            </w:r>
-            <w:r>
-              <w:rPr>
-                <w:rFonts w:ascii="Arial Narrow" w:hAnsi="Arial Narrow" w:cs="Arial"/>
-                <w:bCs/>
-                <w:sz w:val="22"/>
-                <w:szCs w:val="22"/>
-              </w:rPr>
-              <w:t>{{eq_</w:t>
-            </w:r>
-            <w:r>
-              <w:rPr>
-                <w:rFonts w:ascii="Arial Narrow" w:hAnsi="Arial Narrow" w:cs="Arial"/>
-                <w:bCs/>
-                <w:sz w:val="22"/>
-                <w:szCs w:val="22"/>
-              </w:rPr>
-              <w:t>5</w:t>
             </w:r>
             <w:r>
               <w:rPr>
@@ -3300,6 +2719,9 @@
         </w:tc>
       </w:tr>
       <w:tr>
+        <w:trPr>
+          <w:trHeight w:val="1074"/>
+        </w:trPr>
         <w:tc>
           <w:tcPr>
             <w:tcW w:w="10491" w:type="dxa"/>
@@ -3422,22 +2844,12 @@
                 <w:rFonts w:ascii="Arial Narrow" w:hAnsi="Arial Narrow" w:cs="Arial"/>
                 <w:sz w:val="22"/>
                 <w:szCs w:val="22"/>
+                <w:u w:val="single"/>
               </w:rPr>
             </w:pPr>
           </w:p>
           <w:p>
             <w:pPr>
-              <w:ind w:left="720"/>
-              <w:rPr>
-                <w:rFonts w:ascii="Arial Narrow" w:hAnsi="Arial Narrow" w:cs="Arial"/>
-                <w:sz w:val="22"/>
-                <w:szCs w:val="22"/>
-              </w:rPr>
-            </w:pPr>
-          </w:p>
-          <w:p>
-            <w:pPr>
-              <w:ind w:left="720"/>
               <w:rPr>
                 <w:rFonts w:ascii="Arial Narrow" w:hAnsi="Arial Narrow" w:cs="Arial"/>
                 <w:sz w:val="22"/>
@@ -3450,19 +2862,17 @@
     </w:tbl>
     <w:p>
       <w:pPr>
-        <w:pStyle w:val="Textoindependiente"/>
-        <w:ind w:hanging="993"/>
-        <w:jc w:val="left"/>
         <w:rPr>
           <w:rFonts w:ascii="Arial Narrow" w:hAnsi="Arial Narrow" w:cs="Arial"/>
+          <w:sz w:val="22"/>
           <w:szCs w:val="22"/>
         </w:rPr>
       </w:pPr>
     </w:p>
     <w:tbl>
       <w:tblPr>
-        <w:tblW w:w="10491" w:type="dxa"/>
-        <w:tblInd w:w="-885" w:type="dxa"/>
+        <w:tblpPr w:leftFromText="141" w:rightFromText="141" w:vertAnchor="text" w:horzAnchor="page" w:tblpX="5139" w:tblpY="83"/>
+        <w:tblW w:w="0" w:type="auto"/>
         <w:tblBorders>
           <w:top w:val="single" w:sz="4" w:space="0" w:color="auto"/>
           <w:left w:val="single" w:sz="4" w:space="0" w:color="auto"/>
@@ -3471,92 +2881,194 @@
           <w:insideH w:val="single" w:sz="4" w:space="0" w:color="auto"/>
           <w:insideV w:val="single" w:sz="4" w:space="0" w:color="auto"/>
         </w:tblBorders>
-        <w:tblLook w:val="04A0" w:firstRow="1" w:lastRow="0" w:firstColumn="1" w:lastColumn="0" w:noHBand="0" w:noVBand="1"/>
+        <w:tblCellMar>
+          <w:left w:w="70" w:type="dxa"/>
+          <w:right w:w="70" w:type="dxa"/>
+        </w:tblCellMar>
+        <w:tblLook w:val="0000" w:firstRow="0" w:lastRow="0" w:firstColumn="0" w:lastColumn="0" w:noHBand="0" w:noVBand="0"/>
       </w:tblPr>
       <w:tblGrid>
-        <w:gridCol w:w="3497"/>
-        <w:gridCol w:w="3497"/>
-        <w:gridCol w:w="3497"/>
+        <w:gridCol w:w="3189"/>
+        <w:gridCol w:w="2977"/>
       </w:tblGrid>
       <w:tr>
+        <w:trPr>
+          <w:trHeight w:val="360"/>
+        </w:trPr>
         <w:tc>
           <w:tcPr>
-            <w:tcW w:w="3497" w:type="dxa"/>
-            <w:shd w:val="clear" w:color="auto" w:fill="F2F2F2"/>
+            <w:tcW w:w="3189" w:type="dxa"/>
+            <w:tcBorders>
+              <w:top w:val="single" w:sz="12" w:space="0" w:color="auto"/>
+              <w:left w:val="single" w:sz="12" w:space="0" w:color="auto"/>
+              <w:bottom w:val="single" w:sz="12" w:space="0" w:color="auto"/>
+              <w:right w:val="single" w:sz="12" w:space="0" w:color="auto"/>
+            </w:tcBorders>
+            <w:shd w:val="clear" w:color="auto" w:fill="D9D9D9" w:themeFill="background1" w:themeFillShade="D9"/>
+          </w:tcPr>
+          <w:p>
+            <w:pPr>
+              <w:jc w:val="center"/>
+              <w:rPr>
+                <w:rFonts w:ascii="Arial Narrow" w:hAnsi="Arial Narrow" w:cs="Arial"/>
+                <w:b/>
+                <w:bCs/>
+                <w:sz w:val="22"/>
+                <w:szCs w:val="22"/>
+              </w:rPr>
+            </w:pPr>
+            <w:bookmarkStart w:id="2" w:name="OLE_LINK28"/>
+            <w:r>
+              <w:rPr>
+                <w:rFonts w:ascii="Arial Narrow" w:hAnsi="Arial Narrow" w:cs="Arial"/>
+                <w:b/>
+                <w:bCs/>
+                <w:sz w:val="22"/>
+                <w:szCs w:val="22"/>
+              </w:rPr>
+              <w:t>Entrega</w:t>
+            </w:r>
+          </w:p>
+        </w:tc>
+        <w:tc>
+          <w:tcPr>
+            <w:tcW w:w="2977" w:type="dxa"/>
+            <w:tcBorders>
+              <w:top w:val="single" w:sz="12" w:space="0" w:color="auto"/>
+              <w:left w:val="single" w:sz="12" w:space="0" w:color="auto"/>
+              <w:bottom w:val="single" w:sz="12" w:space="0" w:color="auto"/>
+              <w:right w:val="single" w:sz="12" w:space="0" w:color="auto"/>
+            </w:tcBorders>
+            <w:shd w:val="clear" w:color="auto" w:fill="D9D9D9" w:themeFill="background1" w:themeFillShade="D9"/>
+          </w:tcPr>
+          <w:p>
+            <w:pPr>
+              <w:jc w:val="center"/>
+              <w:rPr>
+                <w:rFonts w:ascii="Arial Narrow" w:hAnsi="Arial Narrow" w:cs="Arial"/>
+                <w:color w:val="D9D9D9" w:themeColor="background1" w:themeShade="D9"/>
+                <w:sz w:val="22"/>
+                <w:szCs w:val="22"/>
+              </w:rPr>
+            </w:pPr>
+            <w:r>
+              <w:rPr>
+                <w:rFonts w:ascii="Arial Narrow" w:hAnsi="Arial Narrow"/>
+                <w:b/>
+                <w:bCs/>
+                <w:color w:val="000000"/>
+                <w:sz w:val="22"/>
+                <w:szCs w:val="22"/>
+              </w:rPr>
+              <w:t>Foto Usuario</w:t>
+            </w:r>
+          </w:p>
+        </w:tc>
+      </w:tr>
+      <w:tr>
+        <w:trPr>
+          <w:trHeight w:val="1280"/>
+        </w:trPr>
+        <w:tc>
+          <w:tcPr>
+            <w:tcW w:w="3189" w:type="dxa"/>
+            <w:tcBorders>
+              <w:top w:val="single" w:sz="12" w:space="0" w:color="auto"/>
+              <w:left w:val="single" w:sz="12" w:space="0" w:color="auto"/>
+              <w:bottom w:val="single" w:sz="12" w:space="0" w:color="auto"/>
+              <w:right w:val="single" w:sz="12" w:space="0" w:color="auto"/>
+            </w:tcBorders>
+            <w:vAlign w:val="center"/>
+          </w:tcPr>
+          <w:p>
+            <w:pPr>
+              <w:ind w:left="88"/>
+              <w:jc w:val="center"/>
+              <w:rPr>
+                <w:rFonts w:ascii="Arial Narrow" w:hAnsi="Arial Narrow" w:cs="Arial"/>
+                <w:sz w:val="22"/>
+                <w:szCs w:val="22"/>
+              </w:rPr>
+            </w:pPr>
+            <w:r>
+              <w:rPr>
+                <w:rFonts w:ascii="Arial Narrow" w:hAnsi="Arial Narrow" w:cs="Arial"/>
+                <w:bCs/>
+                <w:sz w:val="22"/>
+                <w:szCs w:val="22"/>
+              </w:rPr>
+              <w:t>{{</w:t>
+            </w:r>
+            <w:proofErr w:type="spellStart"/>
+            <w:r>
+              <w:rPr>
+                <w:rFonts w:ascii="Arial Narrow" w:hAnsi="Arial Narrow" w:cs="Arial"/>
+                <w:bCs/>
+                <w:sz w:val="22"/>
+                <w:szCs w:val="22"/>
+              </w:rPr>
+              <w:t>firma_usuario</w:t>
+            </w:r>
+            <w:proofErr w:type="spellEnd"/>
+            <w:r>
+              <w:rPr>
+                <w:rFonts w:ascii="Arial Narrow" w:hAnsi="Arial Narrow" w:cs="Arial"/>
+                <w:bCs/>
+                <w:sz w:val="22"/>
+                <w:szCs w:val="22"/>
+              </w:rPr>
+              <w:t>}}</w:t>
+            </w:r>
+          </w:p>
+        </w:tc>
+        <w:tc>
+          <w:tcPr>
+            <w:tcW w:w="2977" w:type="dxa"/>
+            <w:vMerge w:val="restart"/>
+            <w:tcBorders>
+              <w:top w:val="single" w:sz="12" w:space="0" w:color="auto"/>
+              <w:left w:val="single" w:sz="12" w:space="0" w:color="auto"/>
+              <w:bottom w:val="single" w:sz="12" w:space="0" w:color="auto"/>
+              <w:right w:val="single" w:sz="12" w:space="0" w:color="auto"/>
+            </w:tcBorders>
             <w:vAlign w:val="center"/>
           </w:tcPr>
           <w:p>
             <w:pPr>
               <w:jc w:val="center"/>
               <w:rPr>
-                <w:rFonts w:ascii="Arial Narrow" w:hAnsi="Arial Narrow" w:cs="Arial"/>
-                <w:b/>
-                <w:sz w:val="22"/>
-                <w:szCs w:val="22"/>
+                <w:rFonts w:ascii="Arial" w:hAnsi="Arial" w:cs="Arial"/>
+                <w:u w:val="single"/>
               </w:rPr>
             </w:pPr>
             <w:r>
               <w:rPr>
                 <w:rFonts w:ascii="Arial Narrow" w:hAnsi="Arial Narrow" w:cs="Arial"/>
-                <w:b/>
-                <w:sz w:val="22"/>
-                <w:szCs w:val="22"/>
-              </w:rPr>
-              <w:t>Entrega</w:t>
-            </w:r>
-          </w:p>
-        </w:tc>
-        <w:tc>
-          <w:tcPr>
-            <w:tcW w:w="3497" w:type="dxa"/>
-            <w:shd w:val="clear" w:color="auto" w:fill="F2F2F2"/>
-            <w:vAlign w:val="center"/>
-          </w:tcPr>
-          <w:p>
-            <w:pPr>
-              <w:jc w:val="center"/>
-              <w:rPr>
-                <w:rFonts w:ascii="Arial Narrow" w:hAnsi="Arial Narrow" w:cs="Arial"/>
-                <w:b/>
-                <w:sz w:val="22"/>
-                <w:szCs w:val="22"/>
-              </w:rPr>
-            </w:pPr>
-            <w:r>
-              <w:rPr>
-                <w:rFonts w:ascii="Arial Narrow" w:hAnsi="Arial Narrow" w:cs="Arial"/>
-                <w:b/>
-                <w:sz w:val="22"/>
-                <w:szCs w:val="22"/>
-              </w:rPr>
-              <w:t>Jefe Inmediato</w:t>
-            </w:r>
-          </w:p>
-        </w:tc>
-        <w:tc>
-          <w:tcPr>
-            <w:tcW w:w="3497" w:type="dxa"/>
-            <w:shd w:val="clear" w:color="auto" w:fill="F2F2F2"/>
-            <w:vAlign w:val="center"/>
-          </w:tcPr>
-          <w:p>
-            <w:pPr>
-              <w:jc w:val="center"/>
-              <w:rPr>
-                <w:rFonts w:ascii="Arial Narrow" w:hAnsi="Arial Narrow" w:cs="Arial"/>
-                <w:b/>
-                <w:sz w:val="22"/>
-                <w:szCs w:val="22"/>
-              </w:rPr>
-            </w:pPr>
-            <w:r>
-              <w:rPr>
-                <w:rFonts w:ascii="Arial Narrow" w:hAnsi="Arial Narrow" w:cs="Arial"/>
-                <w:b/>
-                <w:sz w:val="22"/>
-                <w:szCs w:val="22"/>
-              </w:rPr>
-              <w:t>Recepción</w:t>
+                <w:bCs/>
+                <w:sz w:val="22"/>
+                <w:szCs w:val="22"/>
+              </w:rPr>
+              <w:t>{{</w:t>
+            </w:r>
+            <w:proofErr w:type="spellStart"/>
+            <w:r>
+              <w:rPr>
+                <w:rFonts w:ascii="Arial Narrow" w:hAnsi="Arial Narrow" w:cs="Arial"/>
+                <w:bCs/>
+                <w:sz w:val="22"/>
+                <w:szCs w:val="22"/>
+              </w:rPr>
+              <w:t>foto_usuario</w:t>
+            </w:r>
+            <w:proofErr w:type="spellEnd"/>
+            <w:r>
+              <w:rPr>
+                <w:rFonts w:ascii="Arial Narrow" w:hAnsi="Arial Narrow" w:cs="Arial"/>
+                <w:bCs/>
+                <w:sz w:val="22"/>
+                <w:szCs w:val="22"/>
+              </w:rPr>
+              <w:t>}}</w:t>
             </w:r>
           </w:p>
           <w:p>
@@ -3564,113 +3076,8 @@
               <w:jc w:val="center"/>
               <w:rPr>
                 <w:rFonts w:ascii="Arial Narrow" w:hAnsi="Arial Narrow" w:cs="Arial"/>
-                <w:b/>
-                <w:sz w:val="22"/>
-                <w:szCs w:val="22"/>
-              </w:rPr>
-            </w:pPr>
-            <w:r>
-              <w:rPr>
-                <w:rFonts w:ascii="Arial Narrow" w:hAnsi="Arial Narrow" w:cs="Arial"/>
-                <w:b/>
-                <w:sz w:val="22"/>
-                <w:szCs w:val="22"/>
-              </w:rPr>
-              <w:t>(</w:t>
-            </w:r>
-            <w:r>
-              <w:rPr>
-                <w:rFonts w:ascii="Arial Narrow" w:hAnsi="Arial Narrow" w:cs="Arial"/>
-                <w:b/>
-                <w:sz w:val="22"/>
-                <w:szCs w:val="22"/>
-              </w:rPr>
-              <w:t>Dirección</w:t>
-            </w:r>
-            <w:r>
-              <w:rPr>
-                <w:rFonts w:ascii="Arial Narrow" w:hAnsi="Arial Narrow" w:cs="Arial"/>
-                <w:b/>
-                <w:sz w:val="22"/>
-                <w:szCs w:val="22"/>
-              </w:rPr>
-              <w:t xml:space="preserve"> de Infraestructura)</w:t>
-            </w:r>
-          </w:p>
-        </w:tc>
-      </w:tr>
-      <w:tr>
-        <w:trPr>
-          <w:trHeight w:val="544"/>
-        </w:trPr>
-        <w:tc>
-          <w:tcPr>
-            <w:tcW w:w="3497" w:type="dxa"/>
-            <w:vAlign w:val="center"/>
-          </w:tcPr>
-          <w:p>
-            <w:pPr>
-              <w:jc w:val="center"/>
-              <w:rPr>
-                <w:rFonts w:ascii="Arial Narrow" w:hAnsi="Arial Narrow" w:cs="Arial"/>
-                <w:bCs/>
-                <w:sz w:val="22"/>
-                <w:szCs w:val="22"/>
-              </w:rPr>
-            </w:pPr>
-          </w:p>
-          <w:p>
-            <w:pPr>
-              <w:jc w:val="center"/>
-              <w:rPr>
-                <w:kern w:val="2"/>
-                <w14:ligatures w14:val="standardContextual"/>
-              </w:rPr>
-            </w:pPr>
-          </w:p>
-          <w:p>
-            <w:pPr>
-              <w:jc w:val="center"/>
-              <w:rPr>
-                <w:rFonts w:ascii="Arial Narrow" w:hAnsi="Arial Narrow" w:cs="Arial"/>
-                <w:sz w:val="22"/>
-                <w:szCs w:val="22"/>
-              </w:rPr>
-            </w:pPr>
-          </w:p>
-        </w:tc>
-        <w:tc>
-          <w:tcPr>
-            <w:tcW w:w="3497" w:type="dxa"/>
-            <w:vAlign w:val="center"/>
-          </w:tcPr>
-          <w:p>
-            <w:pPr>
-              <w:jc w:val="center"/>
-              <w:rPr>
-                <w:rFonts w:ascii="Arial Narrow" w:hAnsi="Arial Narrow" w:cs="Arial"/>
-                <w:kern w:val="2"/>
-                <w:sz w:val="22"/>
-                <w:szCs w:val="22"/>
-                <w14:ligatures w14:val="standardContextual"/>
-              </w:rPr>
-            </w:pPr>
-          </w:p>
-        </w:tc>
-        <w:tc>
-          <w:tcPr>
-            <w:tcW w:w="3497" w:type="dxa"/>
-            <w:vAlign w:val="center"/>
-          </w:tcPr>
-          <w:p>
-            <w:pPr>
-              <w:jc w:val="center"/>
-              <w:rPr>
-                <w:rFonts w:ascii="Arial Narrow" w:hAnsi="Arial Narrow" w:cs="Arial"/>
-                <w:kern w:val="2"/>
-                <w:sz w:val="22"/>
-                <w:szCs w:val="22"/>
-                <w14:ligatures w14:val="standardContextual"/>
+                <w:sz w:val="22"/>
+                <w:szCs w:val="22"/>
               </w:rPr>
             </w:pPr>
           </w:p>
@@ -3678,14 +3085,21 @@
       </w:tr>
       <w:tr>
         <w:trPr>
-          <w:trHeight w:val="217"/>
+          <w:trHeight w:val="280"/>
         </w:trPr>
         <w:tc>
           <w:tcPr>
-            <w:tcW w:w="3497" w:type="dxa"/>
+            <w:tcW w:w="3189" w:type="dxa"/>
+            <w:tcBorders>
+              <w:top w:val="single" w:sz="12" w:space="0" w:color="auto"/>
+              <w:left w:val="single" w:sz="12" w:space="0" w:color="auto"/>
+              <w:bottom w:val="single" w:sz="12" w:space="0" w:color="auto"/>
+              <w:right w:val="single" w:sz="12" w:space="0" w:color="auto"/>
+            </w:tcBorders>
           </w:tcPr>
           <w:p>
             <w:pPr>
+              <w:ind w:left="88"/>
               <w:rPr>
                 <w:rFonts w:ascii="Arial Narrow" w:hAnsi="Arial Narrow" w:cs="Arial"/>
                 <w:sz w:val="22"/>
@@ -3698,342 +3112,271 @@
                 <w:sz w:val="22"/>
                 <w:szCs w:val="22"/>
               </w:rPr>
-              <w:t>Nombre:</w:t>
-            </w:r>
-            <w:r>
-              <w:rPr>
-                <w:rFonts w:ascii="Arial Narrow" w:hAnsi="Arial Narrow" w:cs="Arial"/>
-                <w:bCs/>
-                <w:sz w:val="22"/>
-                <w:szCs w:val="22"/>
-              </w:rPr>
-              <w:t xml:space="preserve"> </w:t>
-            </w:r>
-            <w:r>
-              <w:rPr>
-                <w:rFonts w:ascii="Arial Narrow" w:hAnsi="Arial Narrow" w:cs="Arial"/>
-                <w:bCs/>
-                <w:sz w:val="22"/>
-                <w:szCs w:val="22"/>
-              </w:rPr>
-              <w:fldChar w:fldCharType="begin">
-                <w:ffData>
-                  <w:name w:val="Texto154"/>
-                  <w:enabled/>
-                  <w:calcOnExit w:val="0"/>
-                  <w:textInput/>
-                </w:ffData>
-              </w:fldChar>
-            </w:r>
-            <w:r>
-              <w:rPr>
-                <w:rFonts w:ascii="Arial Narrow" w:hAnsi="Arial Narrow" w:cs="Arial"/>
-                <w:bCs/>
-                <w:sz w:val="22"/>
-                <w:szCs w:val="22"/>
-              </w:rPr>
-              <w:instrText xml:space="preserve"> FORMTEXT </w:instrText>
-            </w:r>
-            <w:r>
-              <w:rPr>
-                <w:rFonts w:ascii="Arial Narrow" w:hAnsi="Arial Narrow" w:cs="Arial"/>
-                <w:bCs/>
-                <w:sz w:val="22"/>
-                <w:szCs w:val="22"/>
-              </w:rPr>
-            </w:r>
-            <w:r>
-              <w:rPr>
-                <w:rFonts w:ascii="Arial Narrow" w:hAnsi="Arial Narrow" w:cs="Arial"/>
-                <w:bCs/>
-                <w:sz w:val="22"/>
-                <w:szCs w:val="22"/>
-              </w:rPr>
-              <w:fldChar w:fldCharType="separate"/>
-            </w:r>
-            <w:r>
-              <w:rPr>
-                <w:rFonts w:ascii="Arial Narrow" w:hAnsi="Arial Narrow" w:cs="Arial"/>
-                <w:bCs/>
-                <w:sz w:val="22"/>
-                <w:szCs w:val="22"/>
-              </w:rPr>
-              <w:t>{{entregado_por}}</w:t>
-            </w:r>
-            <w:r>
-              <w:rPr>
-                <w:rFonts w:ascii="Arial Narrow" w:hAnsi="Arial Narrow" w:cs="Arial"/>
-                <w:bCs/>
-                <w:sz w:val="22"/>
-                <w:szCs w:val="22"/>
-              </w:rPr>
-              <w:fldChar w:fldCharType="end"/>
+              <w:t>Recibido por</w:t>
+            </w:r>
+            <w:r>
+              <w:rPr>
+                <w:rFonts w:ascii="Arial Narrow" w:hAnsi="Arial Narrow"/>
+                <w:sz w:val="22"/>
+                <w:szCs w:val="22"/>
+              </w:rPr>
+              <w:t>:{{</w:t>
+            </w:r>
+            <w:proofErr w:type="spellStart"/>
+            <w:r>
+              <w:rPr>
+                <w:rFonts w:ascii="Arial Narrow" w:hAnsi="Arial Narrow"/>
+                <w:sz w:val="22"/>
+                <w:szCs w:val="22"/>
+              </w:rPr>
+              <w:t>entregado_por</w:t>
+            </w:r>
+            <w:proofErr w:type="spellEnd"/>
+            <w:r>
+              <w:rPr>
+                <w:rFonts w:ascii="Arial Narrow" w:hAnsi="Arial Narrow"/>
+                <w:sz w:val="22"/>
+                <w:szCs w:val="22"/>
+              </w:rPr>
+              <w:t>}}</w:t>
             </w:r>
           </w:p>
         </w:tc>
         <w:tc>
           <w:tcPr>
-            <w:tcW w:w="3497" w:type="dxa"/>
+            <w:tcW w:w="2977" w:type="dxa"/>
+            <w:vMerge/>
+            <w:tcBorders>
+              <w:top w:val="single" w:sz="12" w:space="0" w:color="auto"/>
+              <w:left w:val="single" w:sz="12" w:space="0" w:color="auto"/>
+              <w:bottom w:val="single" w:sz="12" w:space="0" w:color="auto"/>
+              <w:right w:val="single" w:sz="12" w:space="0" w:color="auto"/>
+            </w:tcBorders>
           </w:tcPr>
           <w:p>
             <w:pPr>
+              <w:jc w:val="center"/>
               <w:rPr>
                 <w:rFonts w:ascii="Arial Narrow" w:hAnsi="Arial Narrow" w:cs="Arial"/>
                 <w:sz w:val="22"/>
                 <w:szCs w:val="22"/>
               </w:rPr>
             </w:pPr>
-            <w:r>
-              <w:rPr>
-                <w:rFonts w:ascii="Arial Narrow" w:hAnsi="Arial Narrow" w:cs="Arial"/>
-                <w:sz w:val="22"/>
-                <w:szCs w:val="22"/>
-              </w:rPr>
-              <w:t xml:space="preserve">Nombre: </w:t>
-            </w:r>
-            <w:r>
-              <w:rPr>
-                <w:rFonts w:ascii="Arial Narrow" w:hAnsi="Arial Narrow" w:cs="Arial"/>
-                <w:bCs/>
-                <w:sz w:val="22"/>
-                <w:szCs w:val="22"/>
-              </w:rPr>
-              <w:fldChar w:fldCharType="begin">
-                <w:ffData>
-                  <w:name w:val="Texto154"/>
-                  <w:enabled/>
-                  <w:calcOnExit w:val="0"/>
-                  <w:textInput/>
-                </w:ffData>
-              </w:fldChar>
-            </w:r>
-            <w:r>
-              <w:rPr>
-                <w:rFonts w:ascii="Arial Narrow" w:hAnsi="Arial Narrow" w:cs="Arial"/>
-                <w:bCs/>
-                <w:sz w:val="22"/>
-                <w:szCs w:val="22"/>
-              </w:rPr>
-              <w:instrText xml:space="preserve"> FORMTEXT </w:instrText>
-            </w:r>
-            <w:r>
-              <w:rPr>
-                <w:rFonts w:ascii="Arial Narrow" w:hAnsi="Arial Narrow" w:cs="Arial"/>
-                <w:bCs/>
-                <w:sz w:val="22"/>
-                <w:szCs w:val="22"/>
-              </w:rPr>
-            </w:r>
-            <w:r>
-              <w:rPr>
-                <w:rFonts w:ascii="Arial Narrow" w:hAnsi="Arial Narrow" w:cs="Arial"/>
-                <w:bCs/>
-                <w:sz w:val="22"/>
-                <w:szCs w:val="22"/>
-              </w:rPr>
-              <w:fldChar w:fldCharType="separate"/>
-            </w:r>
-            <w:r>
-              <w:rPr>
-                <w:rFonts w:ascii="Arial Narrow" w:hAnsi="Arial Narrow" w:cs="Arial"/>
-                <w:bCs/>
-                <w:sz w:val="22"/>
-                <w:szCs w:val="22"/>
-              </w:rPr>
-              <w:t>{{nombre_</w:t>
-            </w:r>
-            <w:r>
-              <w:rPr>
-                <w:rFonts w:ascii="Arial Narrow" w:hAnsi="Arial Narrow" w:cs="Arial"/>
-                <w:bCs/>
-                <w:sz w:val="22"/>
-                <w:szCs w:val="22"/>
-              </w:rPr>
-              <w:t>jefe}}</w:t>
-            </w:r>
-            <w:r>
-              <w:rPr>
-                <w:rFonts w:ascii="Arial Narrow" w:hAnsi="Arial Narrow" w:cs="Arial"/>
-                <w:bCs/>
-                <w:sz w:val="22"/>
-                <w:szCs w:val="22"/>
-              </w:rPr>
-              <w:fldChar w:fldCharType="end"/>
+          </w:p>
+        </w:tc>
+      </w:tr>
+      <w:tr>
+        <w:trPr>
+          <w:trHeight w:val="240"/>
+        </w:trPr>
+        <w:tc>
+          <w:tcPr>
+            <w:tcW w:w="3189" w:type="dxa"/>
+            <w:tcBorders>
+              <w:top w:val="single" w:sz="12" w:space="0" w:color="auto"/>
+              <w:left w:val="single" w:sz="12" w:space="0" w:color="auto"/>
+              <w:bottom w:val="single" w:sz="12" w:space="0" w:color="auto"/>
+              <w:right w:val="single" w:sz="12" w:space="0" w:color="auto"/>
+            </w:tcBorders>
+          </w:tcPr>
+          <w:p>
+            <w:pPr>
+              <w:ind w:left="88"/>
+              <w:rPr>
+                <w:rFonts w:ascii="Arial Narrow" w:hAnsi="Arial Narrow" w:cs="Arial"/>
+                <w:sz w:val="22"/>
+                <w:szCs w:val="22"/>
+              </w:rPr>
+            </w:pPr>
+            <w:r>
+              <w:rPr>
+                <w:rFonts w:ascii="Arial Narrow" w:hAnsi="Arial Narrow"/>
+                <w:sz w:val="22"/>
+                <w:szCs w:val="22"/>
+              </w:rPr>
+              <w:t>Cargo:</w:t>
+            </w:r>
+            <w:r>
+              <w:rPr>
+                <w:rFonts w:ascii="Arial Narrow" w:hAnsi="Arial Narrow" w:cs="Arial"/>
+                <w:bCs/>
+                <w:sz w:val="22"/>
+                <w:szCs w:val="22"/>
+                <w:lang w:val="es-CO"/>
+              </w:rPr>
+              <w:t xml:space="preserve"> {{</w:t>
+            </w:r>
+            <w:proofErr w:type="spellStart"/>
+            <w:r>
+              <w:rPr>
+                <w:rFonts w:ascii="Arial Narrow" w:hAnsi="Arial Narrow" w:cs="Arial"/>
+                <w:bCs/>
+                <w:sz w:val="22"/>
+                <w:szCs w:val="22"/>
+                <w:lang w:val="es-CO"/>
+              </w:rPr>
+              <w:t>cargo_entrega</w:t>
+            </w:r>
+            <w:proofErr w:type="spellEnd"/>
+            <w:r>
+              <w:rPr>
+                <w:rFonts w:ascii="Arial Narrow" w:hAnsi="Arial Narrow" w:cs="Arial"/>
+                <w:bCs/>
+                <w:sz w:val="22"/>
+                <w:szCs w:val="22"/>
+                <w:lang w:val="es-CO"/>
+              </w:rPr>
+              <w:t>}}</w:t>
             </w:r>
           </w:p>
         </w:tc>
         <w:tc>
           <w:tcPr>
-            <w:tcW w:w="3497" w:type="dxa"/>
+            <w:tcW w:w="2977" w:type="dxa"/>
+            <w:vMerge/>
+            <w:tcBorders>
+              <w:top w:val="single" w:sz="12" w:space="0" w:color="auto"/>
+              <w:left w:val="single" w:sz="12" w:space="0" w:color="auto"/>
+              <w:bottom w:val="single" w:sz="12" w:space="0" w:color="auto"/>
+              <w:right w:val="single" w:sz="12" w:space="0" w:color="auto"/>
+            </w:tcBorders>
           </w:tcPr>
           <w:p>
             <w:pPr>
+              <w:jc w:val="center"/>
               <w:rPr>
                 <w:rFonts w:ascii="Arial Narrow" w:hAnsi="Arial Narrow" w:cs="Arial"/>
                 <w:sz w:val="22"/>
                 <w:szCs w:val="22"/>
               </w:rPr>
             </w:pPr>
-            <w:r>
-              <w:rPr>
-                <w:rFonts w:ascii="Arial Narrow" w:hAnsi="Arial Narrow" w:cs="Arial"/>
-                <w:sz w:val="22"/>
-                <w:szCs w:val="22"/>
-              </w:rPr>
-              <w:t xml:space="preserve">Nombre: </w:t>
-            </w:r>
-            <w:r>
-              <w:rPr>
-                <w:rFonts w:ascii="Arial Narrow" w:hAnsi="Arial Narrow" w:cs="Arial"/>
-                <w:bCs/>
-                <w:sz w:val="22"/>
-                <w:szCs w:val="22"/>
-              </w:rPr>
-              <w:fldChar w:fldCharType="begin">
-                <w:ffData>
-                  <w:name w:val="Texto154"/>
-                  <w:enabled/>
-                  <w:calcOnExit w:val="0"/>
-                  <w:textInput/>
-                </w:ffData>
-              </w:fldChar>
-            </w:r>
-            <w:r>
-              <w:rPr>
-                <w:rFonts w:ascii="Arial Narrow" w:hAnsi="Arial Narrow" w:cs="Arial"/>
-                <w:bCs/>
-                <w:sz w:val="22"/>
-                <w:szCs w:val="22"/>
-              </w:rPr>
-              <w:instrText xml:space="preserve"> FORMTEXT </w:instrText>
-            </w:r>
-            <w:r>
-              <w:rPr>
-                <w:rFonts w:ascii="Arial Narrow" w:hAnsi="Arial Narrow" w:cs="Arial"/>
-                <w:bCs/>
-                <w:sz w:val="22"/>
-                <w:szCs w:val="22"/>
-              </w:rPr>
-            </w:r>
-            <w:r>
-              <w:rPr>
-                <w:rFonts w:ascii="Arial Narrow" w:hAnsi="Arial Narrow" w:cs="Arial"/>
-                <w:bCs/>
-                <w:sz w:val="22"/>
-                <w:szCs w:val="22"/>
-              </w:rPr>
-              <w:fldChar w:fldCharType="separate"/>
-            </w:r>
-            <w:r>
-              <w:rPr>
-                <w:rFonts w:ascii="Arial Narrow" w:hAnsi="Arial Narrow" w:cs="Arial"/>
-                <w:bCs/>
-                <w:sz w:val="22"/>
-                <w:szCs w:val="22"/>
-              </w:rPr>
-              <w:t>{{recibido_por}}</w:t>
-            </w:r>
-            <w:r>
-              <w:rPr>
-                <w:rFonts w:ascii="Arial Narrow" w:hAnsi="Arial Narrow" w:cs="Arial"/>
-                <w:bCs/>
-                <w:sz w:val="22"/>
-                <w:szCs w:val="22"/>
-              </w:rPr>
-              <w:fldChar w:fldCharType="end"/>
+          </w:p>
+        </w:tc>
+      </w:tr>
+    </w:tbl>
+    <w:tbl>
+      <w:tblPr>
+        <w:tblpPr w:leftFromText="141" w:rightFromText="141" w:vertAnchor="text" w:horzAnchor="page" w:tblpX="819" w:tblpY="47"/>
+        <w:tblW w:w="0" w:type="auto"/>
+        <w:tblBorders>
+          <w:top w:val="single" w:sz="4" w:space="0" w:color="auto"/>
+          <w:left w:val="single" w:sz="4" w:space="0" w:color="auto"/>
+          <w:bottom w:val="single" w:sz="4" w:space="0" w:color="auto"/>
+          <w:right w:val="single" w:sz="4" w:space="0" w:color="auto"/>
+          <w:insideH w:val="single" w:sz="4" w:space="0" w:color="auto"/>
+          <w:insideV w:val="single" w:sz="4" w:space="0" w:color="auto"/>
+        </w:tblBorders>
+        <w:tblCellMar>
+          <w:left w:w="70" w:type="dxa"/>
+          <w:right w:w="70" w:type="dxa"/>
+        </w:tblCellMar>
+        <w:tblLook w:val="0000" w:firstRow="0" w:lastRow="0" w:firstColumn="0" w:lastColumn="0" w:noHBand="0" w:noVBand="0"/>
+      </w:tblPr>
+      <w:tblGrid>
+        <w:gridCol w:w="3189"/>
+      </w:tblGrid>
+      <w:tr>
+        <w:trPr>
+          <w:trHeight w:val="360"/>
+        </w:trPr>
+        <w:tc>
+          <w:tcPr>
+            <w:tcW w:w="3189" w:type="dxa"/>
+            <w:tcBorders>
+              <w:top w:val="single" w:sz="12" w:space="0" w:color="auto"/>
+              <w:left w:val="single" w:sz="12" w:space="0" w:color="auto"/>
+              <w:bottom w:val="single" w:sz="12" w:space="0" w:color="auto"/>
+              <w:right w:val="single" w:sz="12" w:space="0" w:color="auto"/>
+            </w:tcBorders>
+            <w:shd w:val="clear" w:color="auto" w:fill="D9D9D9" w:themeFill="background1" w:themeFillShade="D9"/>
+          </w:tcPr>
+          <w:bookmarkEnd w:id="2"/>
+          <w:p>
+            <w:pPr>
+              <w:jc w:val="center"/>
+            </w:pPr>
+            <w:r>
+              <w:rPr>
+                <w:rFonts w:ascii="Arial Narrow" w:hAnsi="Arial Narrow"/>
+                <w:b/>
+                <w:bCs/>
+                <w:color w:val="000000"/>
+                <w:sz w:val="22"/>
+                <w:szCs w:val="22"/>
+              </w:rPr>
+              <w:t>Recepción</w:t>
+            </w:r>
+          </w:p>
+          <w:p>
+            <w:pPr>
+              <w:jc w:val="center"/>
+              <w:rPr>
+                <w:rFonts w:ascii="Arial Narrow" w:hAnsi="Arial Narrow" w:cs="Arial"/>
+                <w:b/>
+                <w:bCs/>
+                <w:sz w:val="22"/>
+                <w:szCs w:val="22"/>
+              </w:rPr>
+            </w:pPr>
+            <w:r>
+              <w:rPr>
+                <w:rFonts w:ascii="Arial Narrow" w:hAnsi="Arial Narrow"/>
+                <w:b/>
+                <w:bCs/>
+                <w:color w:val="000000"/>
+                <w:sz w:val="22"/>
+                <w:szCs w:val="22"/>
+              </w:rPr>
+              <w:t>(Dirección de Infraestructura)</w:t>
             </w:r>
           </w:p>
         </w:tc>
       </w:tr>
       <w:tr>
+        <w:trPr>
+          <w:trHeight w:val="1147"/>
+        </w:trPr>
         <w:tc>
           <w:tcPr>
-            <w:tcW w:w="3497" w:type="dxa"/>
+            <w:tcW w:w="3189" w:type="dxa"/>
+            <w:tcBorders>
+              <w:top w:val="single" w:sz="12" w:space="0" w:color="auto"/>
+              <w:left w:val="single" w:sz="12" w:space="0" w:color="auto"/>
+              <w:bottom w:val="single" w:sz="12" w:space="0" w:color="auto"/>
+              <w:right w:val="single" w:sz="12" w:space="0" w:color="auto"/>
+            </w:tcBorders>
+            <w:vAlign w:val="center"/>
           </w:tcPr>
           <w:p>
             <w:pPr>
+              <w:ind w:left="88"/>
+              <w:jc w:val="center"/>
               <w:rPr>
                 <w:rFonts w:ascii="Arial Narrow" w:hAnsi="Arial Narrow" w:cs="Arial"/>
                 <w:sz w:val="22"/>
                 <w:szCs w:val="22"/>
               </w:rPr>
             </w:pPr>
-            <w:r>
-              <w:rPr>
-                <w:rFonts w:ascii="Arial Narrow" w:hAnsi="Arial Narrow" w:cs="Arial"/>
-                <w:sz w:val="22"/>
-                <w:szCs w:val="22"/>
-              </w:rPr>
-              <w:t>Cargo:</w:t>
-            </w:r>
-            <w:r>
-              <w:rPr>
-                <w:rFonts w:ascii="Arial Narrow" w:hAnsi="Arial Narrow" w:cs="Arial"/>
-                <w:bCs/>
-                <w:sz w:val="22"/>
-                <w:szCs w:val="22"/>
-              </w:rPr>
-              <w:fldChar w:fldCharType="begin">
-                <w:ffData>
-                  <w:name w:val="Texto154"/>
-                  <w:enabled/>
-                  <w:calcOnExit w:val="0"/>
-                  <w:textInput/>
-                </w:ffData>
-              </w:fldChar>
-            </w:r>
-            <w:r>
-              <w:rPr>
-                <w:rFonts w:ascii="Arial Narrow" w:hAnsi="Arial Narrow" w:cs="Arial"/>
-                <w:bCs/>
-                <w:sz w:val="22"/>
-                <w:szCs w:val="22"/>
-              </w:rPr>
-              <w:instrText xml:space="preserve"> FORMTEXT </w:instrText>
-            </w:r>
-            <w:r>
-              <w:rPr>
-                <w:rFonts w:ascii="Arial Narrow" w:hAnsi="Arial Narrow" w:cs="Arial"/>
-                <w:bCs/>
-                <w:sz w:val="22"/>
-                <w:szCs w:val="22"/>
-              </w:rPr>
-            </w:r>
-            <w:r>
-              <w:rPr>
-                <w:rFonts w:ascii="Arial Narrow" w:hAnsi="Arial Narrow" w:cs="Arial"/>
-                <w:bCs/>
-                <w:sz w:val="22"/>
-                <w:szCs w:val="22"/>
-              </w:rPr>
-              <w:fldChar w:fldCharType="separate"/>
-            </w:r>
-            <w:r>
-              <w:rPr>
-                <w:rFonts w:ascii="Arial Narrow" w:hAnsi="Arial Narrow" w:cs="Arial"/>
-                <w:bCs/>
-                <w:sz w:val="22"/>
-                <w:szCs w:val="22"/>
-              </w:rPr>
-              <w:t>{{cargo_entrega}}</w:t>
-            </w:r>
-            <w:r>
-              <w:rPr>
-                <w:rFonts w:ascii="Arial Narrow" w:hAnsi="Arial Narrow" w:cs="Arial"/>
-                <w:bCs/>
-                <w:sz w:val="22"/>
-                <w:szCs w:val="22"/>
-              </w:rPr>
-              <w:fldChar w:fldCharType="end"/>
-            </w:r>
           </w:p>
         </w:tc>
+      </w:tr>
+      <w:tr>
+        <w:trPr>
+          <w:trHeight w:val="280"/>
+        </w:trPr>
         <w:tc>
           <w:tcPr>
-            <w:tcW w:w="3497" w:type="dxa"/>
+            <w:tcW w:w="3189" w:type="dxa"/>
+            <w:tcBorders>
+              <w:top w:val="single" w:sz="12" w:space="0" w:color="auto"/>
+              <w:left w:val="single" w:sz="12" w:space="0" w:color="auto"/>
+              <w:bottom w:val="single" w:sz="12" w:space="0" w:color="auto"/>
+              <w:right w:val="single" w:sz="12" w:space="0" w:color="auto"/>
+            </w:tcBorders>
           </w:tcPr>
           <w:p>
             <w:pPr>
+              <w:ind w:left="88"/>
               <w:rPr>
                 <w:rFonts w:ascii="Arial Narrow" w:hAnsi="Arial Narrow" w:cs="Arial"/>
                 <w:sz w:val="22"/>
@@ -4042,80 +3385,50 @@
             </w:pPr>
             <w:r>
               <w:rPr>
-                <w:rFonts w:ascii="Arial Narrow" w:hAnsi="Arial Narrow" w:cs="Arial"/>
-                <w:sz w:val="22"/>
-                <w:szCs w:val="22"/>
-              </w:rPr>
-              <w:t>Cargo:</w:t>
-            </w:r>
-            <w:r>
-              <w:rPr>
-                <w:rFonts w:ascii="Arial Narrow" w:hAnsi="Arial Narrow" w:cs="Arial"/>
-                <w:bCs/>
-                <w:sz w:val="22"/>
-                <w:szCs w:val="22"/>
-              </w:rPr>
-              <w:fldChar w:fldCharType="begin">
-                <w:ffData>
-                  <w:name w:val="Texto154"/>
-                  <w:enabled/>
-                  <w:calcOnExit w:val="0"/>
-                  <w:textInput/>
-                </w:ffData>
-              </w:fldChar>
-            </w:r>
-            <w:r>
-              <w:rPr>
-                <w:rFonts w:ascii="Arial Narrow" w:hAnsi="Arial Narrow" w:cs="Arial"/>
-                <w:bCs/>
-                <w:sz w:val="22"/>
-                <w:szCs w:val="22"/>
-              </w:rPr>
-              <w:instrText xml:space="preserve"> FORMTEXT </w:instrText>
-            </w:r>
-            <w:r>
-              <w:rPr>
-                <w:rFonts w:ascii="Arial Narrow" w:hAnsi="Arial Narrow" w:cs="Arial"/>
-                <w:bCs/>
-                <w:sz w:val="22"/>
-                <w:szCs w:val="22"/>
-              </w:rPr>
-            </w:r>
-            <w:r>
-              <w:rPr>
-                <w:rFonts w:ascii="Arial Narrow" w:hAnsi="Arial Narrow" w:cs="Arial"/>
-                <w:bCs/>
-                <w:sz w:val="22"/>
-                <w:szCs w:val="22"/>
-              </w:rPr>
-              <w:fldChar w:fldCharType="separate"/>
-            </w:r>
-            <w:r>
-              <w:rPr>
-                <w:rFonts w:ascii="Arial Narrow" w:hAnsi="Arial Narrow" w:cs="Arial"/>
-                <w:bCs/>
-                <w:sz w:val="22"/>
-                <w:szCs w:val="22"/>
-              </w:rPr>
-              <w:t>{{cargo_jefe}}</w:t>
-            </w:r>
-            <w:r>
-              <w:rPr>
-                <w:rFonts w:ascii="Arial Narrow" w:hAnsi="Arial Narrow" w:cs="Arial"/>
-                <w:bCs/>
-                <w:sz w:val="22"/>
-                <w:szCs w:val="22"/>
-              </w:rPr>
-              <w:fldChar w:fldCharType="end"/>
+                <w:rFonts w:ascii="Arial Narrow" w:hAnsi="Arial Narrow"/>
+                <w:sz w:val="22"/>
+                <w:szCs w:val="22"/>
+              </w:rPr>
+              <w:t>Nombre: {{</w:t>
+            </w:r>
+            <w:proofErr w:type="spellStart"/>
+            <w:r>
+              <w:rPr>
+                <w:rFonts w:ascii="Arial Narrow" w:hAnsi="Arial Narrow"/>
+                <w:sz w:val="22"/>
+                <w:szCs w:val="22"/>
+              </w:rPr>
+              <w:t>recibido_por</w:t>
+            </w:r>
+            <w:proofErr w:type="spellEnd"/>
+            <w:r>
+              <w:rPr>
+                <w:rFonts w:ascii="Arial Narrow" w:hAnsi="Arial Narrow"/>
+                <w:sz w:val="22"/>
+                <w:szCs w:val="22"/>
+              </w:rPr>
+              <w:t>}}</w:t>
             </w:r>
           </w:p>
         </w:tc>
+      </w:tr>
+      <w:tr>
+        <w:trPr>
+          <w:trHeight w:val="240"/>
+        </w:trPr>
         <w:tc>
           <w:tcPr>
-            <w:tcW w:w="3497" w:type="dxa"/>
+            <w:tcW w:w="3189" w:type="dxa"/>
+            <w:tcBorders>
+              <w:top w:val="single" w:sz="12" w:space="0" w:color="auto"/>
+              <w:left w:val="single" w:sz="12" w:space="0" w:color="auto"/>
+              <w:bottom w:val="single" w:sz="12" w:space="0" w:color="auto"/>
+              <w:right w:val="single" w:sz="12" w:space="0" w:color="auto"/>
+            </w:tcBorders>
           </w:tcPr>
           <w:p>
             <w:pPr>
+              <w:ind w:left="88"/>
               <w:rPr>
                 <w:rFonts w:ascii="Arial Narrow" w:hAnsi="Arial Narrow" w:cs="Arial"/>
                 <w:sz w:val="22"/>
@@ -4124,71 +3437,29 @@
             </w:pPr>
             <w:r>
               <w:rPr>
-                <w:rFonts w:ascii="Arial Narrow" w:hAnsi="Arial Narrow" w:cs="Arial"/>
-                <w:sz w:val="22"/>
-                <w:szCs w:val="22"/>
-              </w:rPr>
-              <w:t>Cargo:</w:t>
-            </w:r>
-            <w:r>
-              <w:rPr>
-                <w:rFonts w:ascii="Arial Narrow" w:hAnsi="Arial Narrow" w:cs="Arial"/>
-                <w:bCs/>
-                <w:sz w:val="22"/>
-                <w:szCs w:val="22"/>
-              </w:rPr>
-              <w:fldChar w:fldCharType="begin">
-                <w:ffData>
-                  <w:name w:val="Texto154"/>
-                  <w:enabled/>
-                  <w:calcOnExit w:val="0"/>
-                  <w:textInput/>
-                </w:ffData>
-              </w:fldChar>
-            </w:r>
-            <w:r>
-              <w:rPr>
-                <w:rFonts w:ascii="Arial Narrow" w:hAnsi="Arial Narrow" w:cs="Arial"/>
-                <w:bCs/>
-                <w:sz w:val="22"/>
-                <w:szCs w:val="22"/>
-              </w:rPr>
-              <w:instrText xml:space="preserve"> FORMTEXT </w:instrText>
-            </w:r>
-            <w:r>
-              <w:rPr>
-                <w:rFonts w:ascii="Arial Narrow" w:hAnsi="Arial Narrow" w:cs="Arial"/>
-                <w:bCs/>
-                <w:sz w:val="22"/>
-                <w:szCs w:val="22"/>
-              </w:rPr>
-            </w:r>
-            <w:r>
-              <w:rPr>
-                <w:rFonts w:ascii="Arial Narrow" w:hAnsi="Arial Narrow" w:cs="Arial"/>
-                <w:bCs/>
-                <w:sz w:val="22"/>
-                <w:szCs w:val="22"/>
-              </w:rPr>
-              <w:fldChar w:fldCharType="separate"/>
-            </w:r>
-            <w:r>
-              <w:rPr>
-                <w:rFonts w:ascii="Arial Narrow" w:hAnsi="Arial Narrow" w:cs="Arial"/>
-                <w:bCs/>
-                <w:sz w:val="22"/>
-                <w:szCs w:val="22"/>
-              </w:rPr>
-              <w:t>{{cargo_recibe}}</w:t>
-            </w:r>
-            <w:r>
-              <w:rPr>
-                <w:rFonts w:ascii="Arial Narrow" w:hAnsi="Arial Narrow" w:cs="Arial"/>
-                <w:bCs/>
-                <w:sz w:val="22"/>
-                <w:szCs w:val="22"/>
-              </w:rPr>
-              <w:fldChar w:fldCharType="end"/>
+                <w:rFonts w:ascii="Arial Narrow" w:hAnsi="Arial Narrow"/>
+                <w:sz w:val="22"/>
+                <w:szCs w:val="22"/>
+              </w:rPr>
+              <w:t>Cargo:{{</w:t>
+            </w:r>
+            <w:proofErr w:type="spellStart"/>
+            <w:r>
+              <w:rPr>
+                <w:rFonts w:ascii="Arial Narrow" w:hAnsi="Arial Narrow"/>
+                <w:sz w:val="22"/>
+                <w:szCs w:val="22"/>
+              </w:rPr>
+              <w:t>cargo_recibe</w:t>
+            </w:r>
+            <w:proofErr w:type="spellEnd"/>
+            <w:r>
+              <w:rPr>
+                <w:rFonts w:ascii="Arial Narrow" w:hAnsi="Arial Narrow"/>
+                <w:sz w:val="22"/>
+                <w:szCs w:val="22"/>
+              </w:rPr>
+              <w:t>}}</w:t>
             </w:r>
           </w:p>
         </w:tc>
@@ -4196,7 +3467,88 @@
     </w:tbl>
     <w:p>
       <w:pPr>
-        <w:ind w:left="-709"/>
+        <w:rPr>
+          <w:rFonts w:ascii="Arial Narrow" w:hAnsi="Arial Narrow" w:cs="Arial"/>
+          <w:sz w:val="22"/>
+          <w:szCs w:val="22"/>
+        </w:rPr>
+      </w:pPr>
+    </w:p>
+    <w:p>
+      <w:pPr>
+        <w:rPr>
+          <w:rFonts w:ascii="Arial Narrow" w:hAnsi="Arial Narrow" w:cs="Arial"/>
+          <w:sz w:val="22"/>
+          <w:szCs w:val="22"/>
+        </w:rPr>
+      </w:pPr>
+    </w:p>
+    <w:p>
+      <w:pPr>
+        <w:rPr>
+          <w:rFonts w:ascii="Arial Narrow" w:hAnsi="Arial Narrow" w:cs="Arial"/>
+          <w:sz w:val="22"/>
+          <w:szCs w:val="22"/>
+        </w:rPr>
+      </w:pPr>
+    </w:p>
+    <w:p>
+      <w:pPr>
+        <w:rPr>
+          <w:rFonts w:ascii="Arial Narrow" w:hAnsi="Arial Narrow" w:cs="Arial"/>
+          <w:sz w:val="22"/>
+          <w:szCs w:val="22"/>
+        </w:rPr>
+      </w:pPr>
+    </w:p>
+    <w:p>
+      <w:pPr>
+        <w:rPr>
+          <w:rFonts w:ascii="Arial Narrow" w:hAnsi="Arial Narrow" w:cs="Arial"/>
+          <w:sz w:val="22"/>
+          <w:szCs w:val="22"/>
+        </w:rPr>
+      </w:pPr>
+    </w:p>
+    <w:p>
+      <w:pPr>
+        <w:rPr>
+          <w:rFonts w:ascii="Arial Narrow" w:hAnsi="Arial Narrow" w:cs="Arial"/>
+          <w:sz w:val="22"/>
+          <w:szCs w:val="22"/>
+        </w:rPr>
+      </w:pPr>
+    </w:p>
+    <w:p>
+      <w:pPr>
+        <w:rPr>
+          <w:rFonts w:ascii="Arial Narrow" w:hAnsi="Arial Narrow" w:cs="Arial"/>
+          <w:sz w:val="22"/>
+          <w:szCs w:val="22"/>
+        </w:rPr>
+      </w:pPr>
+    </w:p>
+    <w:p>
+      <w:pPr>
+        <w:rPr>
+          <w:rFonts w:ascii="Arial Narrow" w:hAnsi="Arial Narrow" w:cs="Arial"/>
+          <w:sz w:val="22"/>
+          <w:szCs w:val="22"/>
+        </w:rPr>
+      </w:pPr>
+    </w:p>
+    <w:p>
+      <w:pPr>
+        <w:rPr>
+          <w:rFonts w:ascii="Arial Narrow" w:hAnsi="Arial Narrow" w:cs="Arial"/>
+          <w:sz w:val="22"/>
+          <w:szCs w:val="22"/>
+        </w:rPr>
+      </w:pPr>
+    </w:p>
+    <w:p>
+      <w:pPr>
+        <w:jc w:val="center"/>
         <w:rPr>
           <w:rFonts w:ascii="Arial Narrow" w:hAnsi="Arial Narrow" w:cs="Arial"/>
           <w:sz w:val="22"/>
@@ -4221,7 +3573,7 @@
 </file>
 
 <file path=word/endnotes.xml><?xml version="1.0" encoding="utf-8"?>
-<w:endnotes xmlns:wpc="http://schemas.microsoft.com/office/word/2010/wordprocessingCanvas" xmlns:cx="http://schemas.microsoft.com/office/drawing/2014/chartex" xmlns:cx1="http://schemas.microsoft.com/office/drawing/2015/9/8/chartex" xmlns:cx2="http://schemas.microsoft.com/office/drawing/2015/10/21/chartex" xmlns:cx3="http://schemas.microsoft.com/office/drawing/2016/5/9/chartex" xmlns:cx4="http://schemas.microsoft.com/office/drawing/2016/5/10/chartex" xmlns:cx5="http://schemas.microsoft.com/office/drawing/2016/5/11/chartex" xmlns:cx6="http://schemas.microsoft.com/office/drawing/2016/5/12/chartex" xmlns:cx7="http://schemas.microsoft.com/office/drawing/2016/5/13/chartex" xmlns:cx8="http://schemas.microsoft.com/office/drawing/2016/5/14/chartex" xmlns:mc="http://schemas.openxmlformats.org/markup-compatibility/2006" xmlns:aink="http://schemas.microsoft.com/office/drawing/2016/ink" xmlns:am3d="http://schemas.microsoft.com/office/drawing/2017/model3d" xmlns:o="urn:schemas-microsoft-com:office:office" xmlns:oel="http://schemas.microsoft.com/office/2019/extlst" xmlns:r="http://schemas.openxmlformats.org/officeDocument/2006/relationships" xmlns:m="http://schemas.openxmlformats.org/officeDocument/2006/math" xmlns:v="urn:schemas-microsoft-com:vml" xmlns:wp14="http://schemas.microsoft.com/office/word/2010/wordprocessingDrawing" xmlns:wp="http://schemas.openxmlformats.org/drawingml/2006/wordprocessingDrawing" xmlns:w10="urn:schemas-microsoft-com:office:word" xmlns:w="http://schemas.openxmlformats.org/wordprocessingml/2006/main" xmlns:w14="http://schemas.microsoft.com/office/word/2010/wordml" xmlns:w15="http://schemas.microsoft.com/office/word/2012/wordml" xmlns:w16cex="http://schemas.microsoft.com/office/word/2018/wordml/cex" xmlns:w16cid="http://schemas.microsoft.com/office/word/2016/wordml/cid" xmlns:w16="http://schemas.microsoft.com/office/word/2018/wordml" xmlns:w16du="http://schemas.microsoft.com/office/word/2023/wordml/word16du" xmlns:w16sdtdh="http://schemas.microsoft.com/office/word/2020/wordml/sdtdatahash" xmlns:w16sdtfl="http://schemas.microsoft.com/office/word/2024/wordml/sdtformatlock" xmlns:w16se="http://schemas.microsoft.com/office/word/2015/wordml/symex" xmlns:wpg="http://schemas.microsoft.com/office/word/2010/wordprocessingGroup" xmlns:wpi="http://schemas.microsoft.com/office/word/2010/wordprocessingInk" xmlns:wne="http://schemas.microsoft.com/office/word/2006/wordml" xmlns:wps="http://schemas.microsoft.com/office/word/2010/wordprocessingShape" mc:Ignorable="w14 w15 w16se w16cid w16 w16cex w16sdtdh w16sdtfl w16du wp14">
+<w:endnotes xmlns:wpc="http://schemas.microsoft.com/office/word/2010/wordprocessingCanvas" xmlns:cx="http://schemas.microsoft.com/office/drawing/2014/chartex" xmlns:cx1="http://schemas.microsoft.com/office/drawing/2015/9/8/chartex" xmlns:cx2="http://schemas.microsoft.com/office/drawing/2015/10/21/chartex" xmlns:cx3="http://schemas.microsoft.com/office/drawing/2016/5/9/chartex" xmlns:cx4="http://schemas.microsoft.com/office/drawing/2016/5/10/chartex" xmlns:cx5="http://schemas.microsoft.com/office/drawing/2016/5/11/chartex" xmlns:cx6="http://schemas.microsoft.com/office/drawing/2016/5/12/chartex" xmlns:cx7="http://schemas.microsoft.com/office/drawing/2016/5/13/chartex" xmlns:cx8="http://schemas.microsoft.com/office/drawing/2016/5/14/chartex" xmlns:mc="http://schemas.openxmlformats.org/markup-compatibility/2006" xmlns:aink="http://schemas.microsoft.com/office/drawing/2016/ink" xmlns:am3d="http://schemas.microsoft.com/office/drawing/2017/model3d" xmlns:o="urn:schemas-microsoft-com:office:office" xmlns:oel="http://schemas.microsoft.com/office/2019/extlst" xmlns:r="http://schemas.openxmlformats.org/officeDocument/2006/relationships" xmlns:m="http://schemas.openxmlformats.org/officeDocument/2006/math" xmlns:v="urn:schemas-microsoft-com:vml" xmlns:wp14="http://schemas.microsoft.com/office/word/2010/wordprocessingDrawing" xmlns:wp="http://schemas.openxmlformats.org/drawingml/2006/wordprocessingDrawing" xmlns:w10="urn:schemas-microsoft-com:office:word" xmlns:w="http://schemas.openxmlformats.org/wordprocessingml/2006/main" xmlns:w14="http://schemas.microsoft.com/office/word/2010/wordml" xmlns:w15="http://schemas.microsoft.com/office/word/2012/wordml" xmlns:w16cei="http://schemas.microsoft.com/office/word/2026/wordml/cei" xmlns:w16cex="http://schemas.microsoft.com/office/word/2018/wordml/cex" xmlns:w16cid="http://schemas.microsoft.com/office/word/2016/wordml/cid" xmlns:w16="http://schemas.microsoft.com/office/word/2018/wordml" xmlns:w16du="http://schemas.microsoft.com/office/word/2023/wordml/word16du" xmlns:w16sdtdh="http://schemas.microsoft.com/office/word/2020/wordml/sdtdatahash" xmlns:w16sdtfl="http://schemas.microsoft.com/office/word/2024/wordml/sdtformatlock" xmlns:w16se="http://schemas.microsoft.com/office/word/2015/wordml/symex" xmlns:wpg="http://schemas.microsoft.com/office/word/2010/wordprocessingGroup" xmlns:wpi="http://schemas.microsoft.com/office/word/2010/wordprocessingInk" xmlns:wne="http://schemas.microsoft.com/office/word/2006/wordml" xmlns:wps="http://schemas.microsoft.com/office/word/2010/wordprocessingShape" mc:Ignorable="w14 w15 w16se w16cid w16 w16cex w16sdtdh w16sdtfl w16du wp14">
   <w:endnote w:type="separator" w:id="-1">
     <w:p>
       <w:r>
@@ -4240,7 +3592,7 @@
 </file>
 
 <file path=word/footer1.xml><?xml version="1.0" encoding="utf-8"?>
-<w:ftr xmlns:wpc="http://schemas.microsoft.com/office/word/2010/wordprocessingCanvas" xmlns:cx="http://schemas.microsoft.com/office/drawing/2014/chartex" xmlns:cx1="http://schemas.microsoft.com/office/drawing/2015/9/8/chartex" xmlns:cx2="http://schemas.microsoft.com/office/drawing/2015/10/21/chartex" xmlns:cx3="http://schemas.microsoft.com/office/drawing/2016/5/9/chartex" xmlns:cx4="http://schemas.microsoft.com/office/drawing/2016/5/10/chartex" xmlns:cx5="http://schemas.microsoft.com/office/drawing/2016/5/11/chartex" xmlns:cx6="http://schemas.microsoft.com/office/drawing/2016/5/12/chartex" xmlns:cx7="http://schemas.microsoft.com/office/drawing/2016/5/13/chartex" xmlns:cx8="http://schemas.microsoft.com/office/drawing/2016/5/14/chartex" xmlns:mc="http://schemas.openxmlformats.org/markup-compatibility/2006" xmlns:aink="http://schemas.microsoft.com/office/drawing/2016/ink" xmlns:am3d="http://schemas.microsoft.com/office/drawing/2017/model3d" xmlns:o="urn:schemas-microsoft-com:office:office" xmlns:oel="http://schemas.microsoft.com/office/2019/extlst" xmlns:r="http://schemas.openxmlformats.org/officeDocument/2006/relationships" xmlns:m="http://schemas.openxmlformats.org/officeDocument/2006/math" xmlns:v="urn:schemas-microsoft-com:vml" xmlns:wp14="http://schemas.microsoft.com/office/word/2010/wordprocessingDrawing" xmlns:wp="http://schemas.openxmlformats.org/drawingml/2006/wordprocessingDrawing" xmlns:w10="urn:schemas-microsoft-com:office:word" xmlns:w="http://schemas.openxmlformats.org/wordprocessingml/2006/main" xmlns:w14="http://schemas.microsoft.com/office/word/2010/wordml" xmlns:w15="http://schemas.microsoft.com/office/word/2012/wordml" xmlns:w16cex="http://schemas.microsoft.com/office/word/2018/wordml/cex" xmlns:w16cid="http://schemas.microsoft.com/office/word/2016/wordml/cid" xmlns:w16="http://schemas.microsoft.com/office/word/2018/wordml" xmlns:w16du="http://schemas.microsoft.com/office/word/2023/wordml/word16du" xmlns:w16sdtdh="http://schemas.microsoft.com/office/word/2020/wordml/sdtdatahash" xmlns:w16sdtfl="http://schemas.microsoft.com/office/word/2024/wordml/sdtformatlock" xmlns:w16se="http://schemas.microsoft.com/office/word/2015/wordml/symex" xmlns:wpg="http://schemas.microsoft.com/office/word/2010/wordprocessingGroup" xmlns:wpi="http://schemas.microsoft.com/office/word/2010/wordprocessingInk" xmlns:wne="http://schemas.microsoft.com/office/word/2006/wordml" xmlns:wps="http://schemas.microsoft.com/office/word/2010/wordprocessingShape" mc:Ignorable="w14 w15 w16se w16cid w16 w16cex w16sdtdh w16sdtfl w16du wp14">
+<w:ftr xmlns:wpc="http://schemas.microsoft.com/office/word/2010/wordprocessingCanvas" xmlns:cx="http://schemas.microsoft.com/office/drawing/2014/chartex" xmlns:cx1="http://schemas.microsoft.com/office/drawing/2015/9/8/chartex" xmlns:cx2="http://schemas.microsoft.com/office/drawing/2015/10/21/chartex" xmlns:cx3="http://schemas.microsoft.com/office/drawing/2016/5/9/chartex" xmlns:cx4="http://schemas.microsoft.com/office/drawing/2016/5/10/chartex" xmlns:cx5="http://schemas.microsoft.com/office/drawing/2016/5/11/chartex" xmlns:cx6="http://schemas.microsoft.com/office/drawing/2016/5/12/chartex" xmlns:cx7="http://schemas.microsoft.com/office/drawing/2016/5/13/chartex" xmlns:cx8="http://schemas.microsoft.com/office/drawing/2016/5/14/chartex" xmlns:mc="http://schemas.openxmlformats.org/markup-compatibility/2006" xmlns:aink="http://schemas.microsoft.com/office/drawing/2016/ink" xmlns:am3d="http://schemas.microsoft.com/office/drawing/2017/model3d" xmlns:o="urn:schemas-microsoft-com:office:office" xmlns:oel="http://schemas.microsoft.com/office/2019/extlst" xmlns:r="http://schemas.openxmlformats.org/officeDocument/2006/relationships" xmlns:m="http://schemas.openxmlformats.org/officeDocument/2006/math" xmlns:v="urn:schemas-microsoft-com:vml" xmlns:wp14="http://schemas.microsoft.com/office/word/2010/wordprocessingDrawing" xmlns:wp="http://schemas.openxmlformats.org/drawingml/2006/wordprocessingDrawing" xmlns:w10="urn:schemas-microsoft-com:office:word" xmlns:w="http://schemas.openxmlformats.org/wordprocessingml/2006/main" xmlns:w14="http://schemas.microsoft.com/office/word/2010/wordml" xmlns:w15="http://schemas.microsoft.com/office/word/2012/wordml" xmlns:w16cei="http://schemas.microsoft.com/office/word/2026/wordml/cei" xmlns:w16cex="http://schemas.microsoft.com/office/word/2018/wordml/cex" xmlns:w16cid="http://schemas.microsoft.com/office/word/2016/wordml/cid" xmlns:w16="http://schemas.microsoft.com/office/word/2018/wordml" xmlns:w16du="http://schemas.microsoft.com/office/word/2023/wordml/word16du" xmlns:w16sdtdh="http://schemas.microsoft.com/office/word/2020/wordml/sdtdatahash" xmlns:w16sdtfl="http://schemas.microsoft.com/office/word/2024/wordml/sdtformatlock" xmlns:w16se="http://schemas.microsoft.com/office/word/2015/wordml/symex" xmlns:wpg="http://schemas.microsoft.com/office/word/2010/wordprocessingGroup" xmlns:wpi="http://schemas.microsoft.com/office/word/2010/wordprocessingInk" xmlns:wne="http://schemas.microsoft.com/office/word/2006/wordml" xmlns:wps="http://schemas.microsoft.com/office/word/2010/wordprocessingShape" mc:Ignorable="w14 w15 w16se w16cid w16 w16cex w16sdtdh w16sdtfl w16du wp14">
   <w:p>
     <w:pPr>
       <w:pStyle w:val="Piedepgina"/>
@@ -4250,7 +3602,7 @@
 </file>
 
 <file path=word/footer2.xml><?xml version="1.0" encoding="utf-8"?>
-<w:ftr xmlns:wpc="http://schemas.microsoft.com/office/word/2010/wordprocessingCanvas" xmlns:cx="http://schemas.microsoft.com/office/drawing/2014/chartex" xmlns:cx1="http://schemas.microsoft.com/office/drawing/2015/9/8/chartex" xmlns:cx2="http://schemas.microsoft.com/office/drawing/2015/10/21/chartex" xmlns:cx3="http://schemas.microsoft.com/office/drawing/2016/5/9/chartex" xmlns:cx4="http://schemas.microsoft.com/office/drawing/2016/5/10/chartex" xmlns:cx5="http://schemas.microsoft.com/office/drawing/2016/5/11/chartex" xmlns:cx6="http://schemas.microsoft.com/office/drawing/2016/5/12/chartex" xmlns:cx7="http://schemas.microsoft.com/office/drawing/2016/5/13/chartex" xmlns:cx8="http://schemas.microsoft.com/office/drawing/2016/5/14/chartex" xmlns:mc="http://schemas.openxmlformats.org/markup-compatibility/2006" xmlns:aink="http://schemas.microsoft.com/office/drawing/2016/ink" xmlns:am3d="http://schemas.microsoft.com/office/drawing/2017/model3d" xmlns:o="urn:schemas-microsoft-com:office:office" xmlns:oel="http://schemas.microsoft.com/office/2019/extlst" xmlns:r="http://schemas.openxmlformats.org/officeDocument/2006/relationships" xmlns:m="http://schemas.openxmlformats.org/officeDocument/2006/math" xmlns:v="urn:schemas-microsoft-com:vml" xmlns:wp14="http://schemas.microsoft.com/office/word/2010/wordprocessingDrawing" xmlns:wp="http://schemas.openxmlformats.org/drawingml/2006/wordprocessingDrawing" xmlns:w10="urn:schemas-microsoft-com:office:word" xmlns:w="http://schemas.openxmlformats.org/wordprocessingml/2006/main" xmlns:w14="http://schemas.microsoft.com/office/word/2010/wordml" xmlns:w15="http://schemas.microsoft.com/office/word/2012/wordml" xmlns:w16cex="http://schemas.microsoft.com/office/word/2018/wordml/cex" xmlns:w16cid="http://schemas.microsoft.com/office/word/2016/wordml/cid" xmlns:w16="http://schemas.microsoft.com/office/word/2018/wordml" xmlns:w16du="http://schemas.microsoft.com/office/word/2023/wordml/word16du" xmlns:w16sdtdh="http://schemas.microsoft.com/office/word/2020/wordml/sdtdatahash" xmlns:w16sdtfl="http://schemas.microsoft.com/office/word/2024/wordml/sdtformatlock" xmlns:w16se="http://schemas.microsoft.com/office/word/2015/wordml/symex" xmlns:wpg="http://schemas.microsoft.com/office/word/2010/wordprocessingGroup" xmlns:wpi="http://schemas.microsoft.com/office/word/2010/wordprocessingInk" xmlns:wne="http://schemas.microsoft.com/office/word/2006/wordml" xmlns:wps="http://schemas.microsoft.com/office/word/2010/wordprocessingShape" mc:Ignorable="w14 w15 w16se w16cid w16 w16cex w16sdtdh w16sdtfl w16du wp14">
+<w:ftr xmlns:wpc="http://schemas.microsoft.com/office/word/2010/wordprocessingCanvas" xmlns:cx="http://schemas.microsoft.com/office/drawing/2014/chartex" xmlns:cx1="http://schemas.microsoft.com/office/drawing/2015/9/8/chartex" xmlns:cx2="http://schemas.microsoft.com/office/drawing/2015/10/21/chartex" xmlns:cx3="http://schemas.microsoft.com/office/drawing/2016/5/9/chartex" xmlns:cx4="http://schemas.microsoft.com/office/drawing/2016/5/10/chartex" xmlns:cx5="http://schemas.microsoft.com/office/drawing/2016/5/11/chartex" xmlns:cx6="http://schemas.microsoft.com/office/drawing/2016/5/12/chartex" xmlns:cx7="http://schemas.microsoft.com/office/drawing/2016/5/13/chartex" xmlns:cx8="http://schemas.microsoft.com/office/drawing/2016/5/14/chartex" xmlns:mc="http://schemas.openxmlformats.org/markup-compatibility/2006" xmlns:aink="http://schemas.microsoft.com/office/drawing/2016/ink" xmlns:am3d="http://schemas.microsoft.com/office/drawing/2017/model3d" xmlns:o="urn:schemas-microsoft-com:office:office" xmlns:oel="http://schemas.microsoft.com/office/2019/extlst" xmlns:r="http://schemas.openxmlformats.org/officeDocument/2006/relationships" xmlns:m="http://schemas.openxmlformats.org/officeDocument/2006/math" xmlns:v="urn:schemas-microsoft-com:vml" xmlns:wp14="http://schemas.microsoft.com/office/word/2010/wordprocessingDrawing" xmlns:wp="http://schemas.openxmlformats.org/drawingml/2006/wordprocessingDrawing" xmlns:w10="urn:schemas-microsoft-com:office:word" xmlns:w="http://schemas.openxmlformats.org/wordprocessingml/2006/main" xmlns:w14="http://schemas.microsoft.com/office/word/2010/wordml" xmlns:w15="http://schemas.microsoft.com/office/word/2012/wordml" xmlns:w16cei="http://schemas.microsoft.com/office/word/2026/wordml/cei" xmlns:w16cex="http://schemas.microsoft.com/office/word/2018/wordml/cex" xmlns:w16cid="http://schemas.microsoft.com/office/word/2016/wordml/cid" xmlns:w16="http://schemas.microsoft.com/office/word/2018/wordml" xmlns:w16du="http://schemas.microsoft.com/office/word/2023/wordml/word16du" xmlns:w16sdtdh="http://schemas.microsoft.com/office/word/2020/wordml/sdtdatahash" xmlns:w16sdtfl="http://schemas.microsoft.com/office/word/2024/wordml/sdtformatlock" xmlns:w16se="http://schemas.microsoft.com/office/word/2015/wordml/symex" xmlns:wpg="http://schemas.microsoft.com/office/word/2010/wordprocessingGroup" xmlns:wpi="http://schemas.microsoft.com/office/word/2010/wordprocessingInk" xmlns:wne="http://schemas.microsoft.com/office/word/2006/wordml" xmlns:wps="http://schemas.microsoft.com/office/word/2010/wordprocessingShape" mc:Ignorable="w14 w15 w16se w16cid w16 w16cex w16sdtdh w16sdtfl w16du wp14">
   <w:tbl>
     <w:tblPr>
       <w:tblW w:w="10508" w:type="dxa"/>
@@ -4496,7 +3848,7 @@
 </file>
 
 <file path=word/footer3.xml><?xml version="1.0" encoding="utf-8"?>
-<w:ftr xmlns:wpc="http://schemas.microsoft.com/office/word/2010/wordprocessingCanvas" xmlns:cx="http://schemas.microsoft.com/office/drawing/2014/chartex" xmlns:cx1="http://schemas.microsoft.com/office/drawing/2015/9/8/chartex" xmlns:cx2="http://schemas.microsoft.com/office/drawing/2015/10/21/chartex" xmlns:cx3="http://schemas.microsoft.com/office/drawing/2016/5/9/chartex" xmlns:cx4="http://schemas.microsoft.com/office/drawing/2016/5/10/chartex" xmlns:cx5="http://schemas.microsoft.com/office/drawing/2016/5/11/chartex" xmlns:cx6="http://schemas.microsoft.com/office/drawing/2016/5/12/chartex" xmlns:cx7="http://schemas.microsoft.com/office/drawing/2016/5/13/chartex" xmlns:cx8="http://schemas.microsoft.com/office/drawing/2016/5/14/chartex" xmlns:mc="http://schemas.openxmlformats.org/markup-compatibility/2006" xmlns:aink="http://schemas.microsoft.com/office/drawing/2016/ink" xmlns:am3d="http://schemas.microsoft.com/office/drawing/2017/model3d" xmlns:o="urn:schemas-microsoft-com:office:office" xmlns:oel="http://schemas.microsoft.com/office/2019/extlst" xmlns:r="http://schemas.openxmlformats.org/officeDocument/2006/relationships" xmlns:m="http://schemas.openxmlformats.org/officeDocument/2006/math" xmlns:v="urn:schemas-microsoft-com:vml" xmlns:wp14="http://schemas.microsoft.com/office/word/2010/wordprocessingDrawing" xmlns:wp="http://schemas.openxmlformats.org/drawingml/2006/wordprocessingDrawing" xmlns:w10="urn:schemas-microsoft-com:office:word" xmlns:w="http://schemas.openxmlformats.org/wordprocessingml/2006/main" xmlns:w14="http://schemas.microsoft.com/office/word/2010/wordml" xmlns:w15="http://schemas.microsoft.com/office/word/2012/wordml" xmlns:w16cex="http://schemas.microsoft.com/office/word/2018/wordml/cex" xmlns:w16cid="http://schemas.microsoft.com/office/word/2016/wordml/cid" xmlns:w16="http://schemas.microsoft.com/office/word/2018/wordml" xmlns:w16du="http://schemas.microsoft.com/office/word/2023/wordml/word16du" xmlns:w16sdtdh="http://schemas.microsoft.com/office/word/2020/wordml/sdtdatahash" xmlns:w16sdtfl="http://schemas.microsoft.com/office/word/2024/wordml/sdtformatlock" xmlns:w16se="http://schemas.microsoft.com/office/word/2015/wordml/symex" xmlns:wpg="http://schemas.microsoft.com/office/word/2010/wordprocessingGroup" xmlns:wpi="http://schemas.microsoft.com/office/word/2010/wordprocessingInk" xmlns:wne="http://schemas.microsoft.com/office/word/2006/wordml" xmlns:wps="http://schemas.microsoft.com/office/word/2010/wordprocessingShape" mc:Ignorable="w14 w15 w16se w16cid w16 w16cex w16sdtdh w16sdtfl w16du wp14">
+<w:ftr xmlns:wpc="http://schemas.microsoft.com/office/word/2010/wordprocessingCanvas" xmlns:cx="http://schemas.microsoft.com/office/drawing/2014/chartex" xmlns:cx1="http://schemas.microsoft.com/office/drawing/2015/9/8/chartex" xmlns:cx2="http://schemas.microsoft.com/office/drawing/2015/10/21/chartex" xmlns:cx3="http://schemas.microsoft.com/office/drawing/2016/5/9/chartex" xmlns:cx4="http://schemas.microsoft.com/office/drawing/2016/5/10/chartex" xmlns:cx5="http://schemas.microsoft.com/office/drawing/2016/5/11/chartex" xmlns:cx6="http://schemas.microsoft.com/office/drawing/2016/5/12/chartex" xmlns:cx7="http://schemas.microsoft.com/office/drawing/2016/5/13/chartex" xmlns:cx8="http://schemas.microsoft.com/office/drawing/2016/5/14/chartex" xmlns:mc="http://schemas.openxmlformats.org/markup-compatibility/2006" xmlns:aink="http://schemas.microsoft.com/office/drawing/2016/ink" xmlns:am3d="http://schemas.microsoft.com/office/drawing/2017/model3d" xmlns:o="urn:schemas-microsoft-com:office:office" xmlns:oel="http://schemas.microsoft.com/office/2019/extlst" xmlns:r="http://schemas.openxmlformats.org/officeDocument/2006/relationships" xmlns:m="http://schemas.openxmlformats.org/officeDocument/2006/math" xmlns:v="urn:schemas-microsoft-com:vml" xmlns:wp14="http://schemas.microsoft.com/office/word/2010/wordprocessingDrawing" xmlns:wp="http://schemas.openxmlformats.org/drawingml/2006/wordprocessingDrawing" xmlns:w10="urn:schemas-microsoft-com:office:word" xmlns:w="http://schemas.openxmlformats.org/wordprocessingml/2006/main" xmlns:w14="http://schemas.microsoft.com/office/word/2010/wordml" xmlns:w15="http://schemas.microsoft.com/office/word/2012/wordml" xmlns:w16cei="http://schemas.microsoft.com/office/word/2026/wordml/cei" xmlns:w16cex="http://schemas.microsoft.com/office/word/2018/wordml/cex" xmlns:w16cid="http://schemas.microsoft.com/office/word/2016/wordml/cid" xmlns:w16="http://schemas.microsoft.com/office/word/2018/wordml" xmlns:w16du="http://schemas.microsoft.com/office/word/2023/wordml/word16du" xmlns:w16sdtdh="http://schemas.microsoft.com/office/word/2020/wordml/sdtdatahash" xmlns:w16sdtfl="http://schemas.microsoft.com/office/word/2024/wordml/sdtformatlock" xmlns:w16se="http://schemas.microsoft.com/office/word/2015/wordml/symex" xmlns:wpg="http://schemas.microsoft.com/office/word/2010/wordprocessingGroup" xmlns:wpi="http://schemas.microsoft.com/office/word/2010/wordprocessingInk" xmlns:wne="http://schemas.microsoft.com/office/word/2006/wordml" xmlns:wps="http://schemas.microsoft.com/office/word/2010/wordprocessingShape" mc:Ignorable="w14 w15 w16se w16cid w16 w16cex w16sdtdh w16sdtfl w16du wp14">
   <w:p>
     <w:pPr>
       <w:pStyle w:val="Piedepgina"/>
@@ -4506,7 +3858,7 @@
 </file>
 
 <file path=word/footnotes.xml><?xml version="1.0" encoding="utf-8"?>
-<w:footnotes xmlns:wpc="http://schemas.microsoft.com/office/word/2010/wordprocessingCanvas" xmlns:cx="http://schemas.microsoft.com/office/drawing/2014/chartex" xmlns:cx1="http://schemas.microsoft.com/office/drawing/2015/9/8/chartex" xmlns:cx2="http://schemas.microsoft.com/office/drawing/2015/10/21/chartex" xmlns:cx3="http://schemas.microsoft.com/office/drawing/2016/5/9/chartex" xmlns:cx4="http://schemas.microsoft.com/office/drawing/2016/5/10/chartex" xmlns:cx5="http://schemas.microsoft.com/office/drawing/2016/5/11/chartex" xmlns:cx6="http://schemas.microsoft.com/office/drawing/2016/5/12/chartex" xmlns:cx7="http://schemas.microsoft.com/office/drawing/2016/5/13/chartex" xmlns:cx8="http://schemas.microsoft.com/office/drawing/2016/5/14/chartex" xmlns:mc="http://schemas.openxmlformats.org/markup-compatibility/2006" xmlns:aink="http://schemas.microsoft.com/office/drawing/2016/ink" xmlns:am3d="http://schemas.microsoft.com/office/drawing/2017/model3d" xmlns:o="urn:schemas-microsoft-com:office:office" xmlns:oel="http://schemas.microsoft.com/office/2019/extlst" xmlns:r="http://schemas.openxmlformats.org/officeDocument/2006/relationships" xmlns:m="http://schemas.openxmlformats.org/officeDocument/2006/math" xmlns:v="urn:schemas-microsoft-com:vml" xmlns:wp14="http://schemas.microsoft.com/office/word/2010/wordprocessingDrawing" xmlns:wp="http://schemas.openxmlformats.org/drawingml/2006/wordprocessingDrawing" xmlns:w10="urn:schemas-microsoft-com:office:word" xmlns:w="http://schemas.openxmlformats.org/wordprocessingml/2006/main" xmlns:w14="http://schemas.microsoft.com/office/word/2010/wordml" xmlns:w15="http://schemas.microsoft.com/office/word/2012/wordml" xmlns:w16cex="http://schemas.microsoft.com/office/word/2018/wordml/cex" xmlns:w16cid="http://schemas.microsoft.com/office/word/2016/wordml/cid" xmlns:w16="http://schemas.microsoft.com/office/word/2018/wordml" xmlns:w16du="http://schemas.microsoft.com/office/word/2023/wordml/word16du" xmlns:w16sdtdh="http://schemas.microsoft.com/office/word/2020/wordml/sdtdatahash" xmlns:w16sdtfl="http://schemas.microsoft.com/office/word/2024/wordml/sdtformatlock" xmlns:w16se="http://schemas.microsoft.com/office/word/2015/wordml/symex" xmlns:wpg="http://schemas.microsoft.com/office/word/2010/wordprocessingGroup" xmlns:wpi="http://schemas.microsoft.com/office/word/2010/wordprocessingInk" xmlns:wne="http://schemas.microsoft.com/office/word/2006/wordml" xmlns:wps="http://schemas.microsoft.com/office/word/2010/wordprocessingShape" mc:Ignorable="w14 w15 w16se w16cid w16 w16cex w16sdtdh w16sdtfl w16du wp14">
+<w:footnotes xmlns:wpc="http://schemas.microsoft.com/office/word/2010/wordprocessingCanvas" xmlns:cx="http://schemas.microsoft.com/office/drawing/2014/chartex" xmlns:cx1="http://schemas.microsoft.com/office/drawing/2015/9/8/chartex" xmlns:cx2="http://schemas.microsoft.com/office/drawing/2015/10/21/chartex" xmlns:cx3="http://schemas.microsoft.com/office/drawing/2016/5/9/chartex" xmlns:cx4="http://schemas.microsoft.com/office/drawing/2016/5/10/chartex" xmlns:cx5="http://schemas.microsoft.com/office/drawing/2016/5/11/chartex" xmlns:cx6="http://schemas.microsoft.com/office/drawing/2016/5/12/chartex" xmlns:cx7="http://schemas.microsoft.com/office/drawing/2016/5/13/chartex" xmlns:cx8="http://schemas.microsoft.com/office/drawing/2016/5/14/chartex" xmlns:mc="http://schemas.openxmlformats.org/markup-compatibility/2006" xmlns:aink="http://schemas.microsoft.com/office/drawing/2016/ink" xmlns:am3d="http://schemas.microsoft.com/office/drawing/2017/model3d" xmlns:o="urn:schemas-microsoft-com:office:office" xmlns:oel="http://schemas.microsoft.com/office/2019/extlst" xmlns:r="http://schemas.openxmlformats.org/officeDocument/2006/relationships" xmlns:m="http://schemas.openxmlformats.org/officeDocument/2006/math" xmlns:v="urn:schemas-microsoft-com:vml" xmlns:wp14="http://schemas.microsoft.com/office/word/2010/wordprocessingDrawing" xmlns:wp="http://schemas.openxmlformats.org/drawingml/2006/wordprocessingDrawing" xmlns:w10="urn:schemas-microsoft-com:office:word" xmlns:w="http://schemas.openxmlformats.org/wordprocessingml/2006/main" xmlns:w14="http://schemas.microsoft.com/office/word/2010/wordml" xmlns:w15="http://schemas.microsoft.com/office/word/2012/wordml" xmlns:w16cei="http://schemas.microsoft.com/office/word/2026/wordml/cei" xmlns:w16cex="http://schemas.microsoft.com/office/word/2018/wordml/cex" xmlns:w16cid="http://schemas.microsoft.com/office/word/2016/wordml/cid" xmlns:w16="http://schemas.microsoft.com/office/word/2018/wordml" xmlns:w16du="http://schemas.microsoft.com/office/word/2023/wordml/word16du" xmlns:w16sdtdh="http://schemas.microsoft.com/office/word/2020/wordml/sdtdatahash" xmlns:w16sdtfl="http://schemas.microsoft.com/office/word/2024/wordml/sdtformatlock" xmlns:w16se="http://schemas.microsoft.com/office/word/2015/wordml/symex" xmlns:wpg="http://schemas.microsoft.com/office/word/2010/wordprocessingGroup" xmlns:wpi="http://schemas.microsoft.com/office/word/2010/wordprocessingInk" xmlns:wne="http://schemas.microsoft.com/office/word/2006/wordml" xmlns:wps="http://schemas.microsoft.com/office/word/2010/wordprocessingShape" mc:Ignorable="w14 w15 w16se w16cid w16 w16cex w16sdtdh w16sdtfl w16du wp14">
   <w:footnote w:type="separator" w:id="-1">
     <w:p>
       <w:r>
@@ -4525,7 +3877,7 @@
 </file>
 
 <file path=word/header1.xml><?xml version="1.0" encoding="utf-8"?>
-<w:hdr xmlns:wpc="http://schemas.microsoft.com/office/word/2010/wordprocessingCanvas" xmlns:cx="http://schemas.microsoft.com/office/drawing/2014/chartex" xmlns:cx1="http://schemas.microsoft.com/office/drawing/2015/9/8/chartex" xmlns:cx2="http://schemas.microsoft.com/office/drawing/2015/10/21/chartex" xmlns:cx3="http://schemas.microsoft.com/office/drawing/2016/5/9/chartex" xmlns:cx4="http://schemas.microsoft.com/office/drawing/2016/5/10/chartex" xmlns:cx5="http://schemas.microsoft.com/office/drawing/2016/5/11/chartex" xmlns:cx6="http://schemas.microsoft.com/office/drawing/2016/5/12/chartex" xmlns:cx7="http://schemas.microsoft.com/office/drawing/2016/5/13/chartex" xmlns:cx8="http://schemas.microsoft.com/office/drawing/2016/5/14/chartex" xmlns:mc="http://schemas.openxmlformats.org/markup-compatibility/2006" xmlns:aink="http://schemas.microsoft.com/office/drawing/2016/ink" xmlns:am3d="http://schemas.microsoft.com/office/drawing/2017/model3d" xmlns:o="urn:schemas-microsoft-com:office:office" xmlns:oel="http://schemas.microsoft.com/office/2019/extlst" xmlns:r="http://schemas.openxmlformats.org/officeDocument/2006/relationships" xmlns:m="http://schemas.openxmlformats.org/officeDocument/2006/math" xmlns:v="urn:schemas-microsoft-com:vml" xmlns:wp14="http://schemas.microsoft.com/office/word/2010/wordprocessingDrawing" xmlns:wp="http://schemas.openxmlformats.org/drawingml/2006/wordprocessingDrawing" xmlns:w10="urn:schemas-microsoft-com:office:word" xmlns:w="http://schemas.openxmlformats.org/wordprocessingml/2006/main" xmlns:w14="http://schemas.microsoft.com/office/word/2010/wordml" xmlns:w15="http://schemas.microsoft.com/office/word/2012/wordml" xmlns:w16cex="http://schemas.microsoft.com/office/word/2018/wordml/cex" xmlns:w16cid="http://schemas.microsoft.com/office/word/2016/wordml/cid" xmlns:w16="http://schemas.microsoft.com/office/word/2018/wordml" xmlns:w16du="http://schemas.microsoft.com/office/word/2023/wordml/word16du" xmlns:w16sdtdh="http://schemas.microsoft.com/office/word/2020/wordml/sdtdatahash" xmlns:w16sdtfl="http://schemas.microsoft.com/office/word/2024/wordml/sdtformatlock" xmlns:w16se="http://schemas.microsoft.com/office/word/2015/wordml/symex" xmlns:wpg="http://schemas.microsoft.com/office/word/2010/wordprocessingGroup" xmlns:wpi="http://schemas.microsoft.com/office/word/2010/wordprocessingInk" xmlns:wne="http://schemas.microsoft.com/office/word/2006/wordml" xmlns:wps="http://schemas.microsoft.com/office/word/2010/wordprocessingShape" mc:Ignorable="w14 w15 w16se w16cid w16 w16cex w16sdtdh w16sdtfl w16du wp14">
+<w:hdr xmlns:wpc="http://schemas.microsoft.com/office/word/2010/wordprocessingCanvas" xmlns:cx="http://schemas.microsoft.com/office/drawing/2014/chartex" xmlns:cx1="http://schemas.microsoft.com/office/drawing/2015/9/8/chartex" xmlns:cx2="http://schemas.microsoft.com/office/drawing/2015/10/21/chartex" xmlns:cx3="http://schemas.microsoft.com/office/drawing/2016/5/9/chartex" xmlns:cx4="http://schemas.microsoft.com/office/drawing/2016/5/10/chartex" xmlns:cx5="http://schemas.microsoft.com/office/drawing/2016/5/11/chartex" xmlns:cx6="http://schemas.microsoft.com/office/drawing/2016/5/12/chartex" xmlns:cx7="http://schemas.microsoft.com/office/drawing/2016/5/13/chartex" xmlns:cx8="http://schemas.microsoft.com/office/drawing/2016/5/14/chartex" xmlns:mc="http://schemas.openxmlformats.org/markup-compatibility/2006" xmlns:aink="http://schemas.microsoft.com/office/drawing/2016/ink" xmlns:am3d="http://schemas.microsoft.com/office/drawing/2017/model3d" xmlns:o="urn:schemas-microsoft-com:office:office" xmlns:oel="http://schemas.microsoft.com/office/2019/extlst" xmlns:r="http://schemas.openxmlformats.org/officeDocument/2006/relationships" xmlns:m="http://schemas.openxmlformats.org/officeDocument/2006/math" xmlns:v="urn:schemas-microsoft-com:vml" xmlns:wp14="http://schemas.microsoft.com/office/word/2010/wordprocessingDrawing" xmlns:wp="http://schemas.openxmlformats.org/drawingml/2006/wordprocessingDrawing" xmlns:w10="urn:schemas-microsoft-com:office:word" xmlns:w="http://schemas.openxmlformats.org/wordprocessingml/2006/main" xmlns:w14="http://schemas.microsoft.com/office/word/2010/wordml" xmlns:w15="http://schemas.microsoft.com/office/word/2012/wordml" xmlns:w16cei="http://schemas.microsoft.com/office/word/2026/wordml/cei" xmlns:w16cex="http://schemas.microsoft.com/office/word/2018/wordml/cex" xmlns:w16cid="http://schemas.microsoft.com/office/word/2016/wordml/cid" xmlns:w16="http://schemas.microsoft.com/office/word/2018/wordml" xmlns:w16du="http://schemas.microsoft.com/office/word/2023/wordml/word16du" xmlns:w16sdtdh="http://schemas.microsoft.com/office/word/2020/wordml/sdtdatahash" xmlns:w16sdtfl="http://schemas.microsoft.com/office/word/2024/wordml/sdtformatlock" xmlns:w16se="http://schemas.microsoft.com/office/word/2015/wordml/symex" xmlns:wpg="http://schemas.microsoft.com/office/word/2010/wordprocessingGroup" xmlns:wpi="http://schemas.microsoft.com/office/word/2010/wordprocessingInk" xmlns:wne="http://schemas.microsoft.com/office/word/2006/wordml" xmlns:wps="http://schemas.microsoft.com/office/word/2010/wordprocessingShape" mc:Ignorable="w14 w15 w16se w16cid w16 w16cex w16sdtdh w16sdtfl w16du wp14">
   <w:p>
     <w:pPr>
       <w:pStyle w:val="Encabezado"/>
@@ -4535,7 +3887,7 @@
 </file>
 
 <file path=word/header2.xml><?xml version="1.0" encoding="utf-8"?>
-<w:hdr xmlns:wpc="http://schemas.microsoft.com/office/word/2010/wordprocessingCanvas" xmlns:cx="http://schemas.microsoft.com/office/drawing/2014/chartex" xmlns:cx1="http://schemas.microsoft.com/office/drawing/2015/9/8/chartex" xmlns:cx2="http://schemas.microsoft.com/office/drawing/2015/10/21/chartex" xmlns:cx3="http://schemas.microsoft.com/office/drawing/2016/5/9/chartex" xmlns:cx4="http://schemas.microsoft.com/office/drawing/2016/5/10/chartex" xmlns:cx5="http://schemas.microsoft.com/office/drawing/2016/5/11/chartex" xmlns:cx6="http://schemas.microsoft.com/office/drawing/2016/5/12/chartex" xmlns:cx7="http://schemas.microsoft.com/office/drawing/2016/5/13/chartex" xmlns:cx8="http://schemas.microsoft.com/office/drawing/2016/5/14/chartex" xmlns:mc="http://schemas.openxmlformats.org/markup-compatibility/2006" xmlns:aink="http://schemas.microsoft.com/office/drawing/2016/ink" xmlns:am3d="http://schemas.microsoft.com/office/drawing/2017/model3d" xmlns:o="urn:schemas-microsoft-com:office:office" xmlns:oel="http://schemas.microsoft.com/office/2019/extlst" xmlns:r="http://schemas.openxmlformats.org/officeDocument/2006/relationships" xmlns:m="http://schemas.openxmlformats.org/officeDocument/2006/math" xmlns:v="urn:schemas-microsoft-com:vml" xmlns:wp14="http://schemas.microsoft.com/office/word/2010/wordprocessingDrawing" xmlns:wp="http://schemas.openxmlformats.org/drawingml/2006/wordprocessingDrawing" xmlns:w10="urn:schemas-microsoft-com:office:word" xmlns:w="http://schemas.openxmlformats.org/wordprocessingml/2006/main" xmlns:w14="http://schemas.microsoft.com/office/word/2010/wordml" xmlns:w15="http://schemas.microsoft.com/office/word/2012/wordml" xmlns:w16cex="http://schemas.microsoft.com/office/word/2018/wordml/cex" xmlns:w16cid="http://schemas.microsoft.com/office/word/2016/wordml/cid" xmlns:w16="http://schemas.microsoft.com/office/word/2018/wordml" xmlns:w16du="http://schemas.microsoft.com/office/word/2023/wordml/word16du" xmlns:w16sdtdh="http://schemas.microsoft.com/office/word/2020/wordml/sdtdatahash" xmlns:w16sdtfl="http://schemas.microsoft.com/office/word/2024/wordml/sdtformatlock" xmlns:w16se="http://schemas.microsoft.com/office/word/2015/wordml/symex" xmlns:wpg="http://schemas.microsoft.com/office/word/2010/wordprocessingGroup" xmlns:wpi="http://schemas.microsoft.com/office/word/2010/wordprocessingInk" xmlns:wne="http://schemas.microsoft.com/office/word/2006/wordml" xmlns:wps="http://schemas.microsoft.com/office/word/2010/wordprocessingShape" mc:Ignorable="w14 w15 w16se w16cid w16 w16cex w16sdtdh w16sdtfl w16du wp14">
+<w:hdr xmlns:wpc="http://schemas.microsoft.com/office/word/2010/wordprocessingCanvas" xmlns:cx="http://schemas.microsoft.com/office/drawing/2014/chartex" xmlns:cx1="http://schemas.microsoft.com/office/drawing/2015/9/8/chartex" xmlns:cx2="http://schemas.microsoft.com/office/drawing/2015/10/21/chartex" xmlns:cx3="http://schemas.microsoft.com/office/drawing/2016/5/9/chartex" xmlns:cx4="http://schemas.microsoft.com/office/drawing/2016/5/10/chartex" xmlns:cx5="http://schemas.microsoft.com/office/drawing/2016/5/11/chartex" xmlns:cx6="http://schemas.microsoft.com/office/drawing/2016/5/12/chartex" xmlns:cx7="http://schemas.microsoft.com/office/drawing/2016/5/13/chartex" xmlns:cx8="http://schemas.microsoft.com/office/drawing/2016/5/14/chartex" xmlns:mc="http://schemas.openxmlformats.org/markup-compatibility/2006" xmlns:aink="http://schemas.microsoft.com/office/drawing/2016/ink" xmlns:am3d="http://schemas.microsoft.com/office/drawing/2017/model3d" xmlns:o="urn:schemas-microsoft-com:office:office" xmlns:oel="http://schemas.microsoft.com/office/2019/extlst" xmlns:r="http://schemas.openxmlformats.org/officeDocument/2006/relationships" xmlns:m="http://schemas.openxmlformats.org/officeDocument/2006/math" xmlns:v="urn:schemas-microsoft-com:vml" xmlns:wp14="http://schemas.microsoft.com/office/word/2010/wordprocessingDrawing" xmlns:wp="http://schemas.openxmlformats.org/drawingml/2006/wordprocessingDrawing" xmlns:w10="urn:schemas-microsoft-com:office:word" xmlns:w="http://schemas.openxmlformats.org/wordprocessingml/2006/main" xmlns:w14="http://schemas.microsoft.com/office/word/2010/wordml" xmlns:w15="http://schemas.microsoft.com/office/word/2012/wordml" xmlns:w16cei="http://schemas.microsoft.com/office/word/2026/wordml/cei" xmlns:w16cex="http://schemas.microsoft.com/office/word/2018/wordml/cex" xmlns:w16cid="http://schemas.microsoft.com/office/word/2016/wordml/cid" xmlns:w16="http://schemas.microsoft.com/office/word/2018/wordml" xmlns:w16du="http://schemas.microsoft.com/office/word/2023/wordml/word16du" xmlns:w16sdtdh="http://schemas.microsoft.com/office/word/2020/wordml/sdtdatahash" xmlns:w16sdtfl="http://schemas.microsoft.com/office/word/2024/wordml/sdtformatlock" xmlns:w16se="http://schemas.microsoft.com/office/word/2015/wordml/symex" xmlns:wpg="http://schemas.microsoft.com/office/word/2010/wordprocessingGroup" xmlns:wpi="http://schemas.microsoft.com/office/word/2010/wordprocessingInk" xmlns:wne="http://schemas.microsoft.com/office/word/2006/wordml" xmlns:wps="http://schemas.microsoft.com/office/word/2010/wordprocessingShape" mc:Ignorable="w14 w15 w16se w16cid w16 w16cex w16sdtdh w16sdtfl w16du wp14">
   <w:p>
     <w:pPr>
       <w:pStyle w:val="Encabezado"/>
@@ -4583,7 +3935,7 @@
 </file>
 
 <file path=word/header3.xml><?xml version="1.0" encoding="utf-8"?>
-<w:hdr xmlns:wpc="http://schemas.microsoft.com/office/word/2010/wordprocessingCanvas" xmlns:cx="http://schemas.microsoft.com/office/drawing/2014/chartex" xmlns:cx1="http://schemas.microsoft.com/office/drawing/2015/9/8/chartex" xmlns:cx2="http://schemas.microsoft.com/office/drawing/2015/10/21/chartex" xmlns:cx3="http://schemas.microsoft.com/office/drawing/2016/5/9/chartex" xmlns:cx4="http://schemas.microsoft.com/office/drawing/2016/5/10/chartex" xmlns:cx5="http://schemas.microsoft.com/office/drawing/2016/5/11/chartex" xmlns:cx6="http://schemas.microsoft.com/office/drawing/2016/5/12/chartex" xmlns:cx7="http://schemas.microsoft.com/office/drawing/2016/5/13/chartex" xmlns:cx8="http://schemas.microsoft.com/office/drawing/2016/5/14/chartex" xmlns:mc="http://schemas.openxmlformats.org/markup-compatibility/2006" xmlns:aink="http://schemas.microsoft.com/office/drawing/2016/ink" xmlns:am3d="http://schemas.microsoft.com/office/drawing/2017/model3d" xmlns:o="urn:schemas-microsoft-com:office:office" xmlns:oel="http://schemas.microsoft.com/office/2019/extlst" xmlns:r="http://schemas.openxmlformats.org/officeDocument/2006/relationships" xmlns:m="http://schemas.openxmlformats.org/officeDocument/2006/math" xmlns:v="urn:schemas-microsoft-com:vml" xmlns:wp14="http://schemas.microsoft.com/office/word/2010/wordprocessingDrawing" xmlns:wp="http://schemas.openxmlformats.org/drawingml/2006/wordprocessingDrawing" xmlns:w10="urn:schemas-microsoft-com:office:word" xmlns:w="http://schemas.openxmlformats.org/wordprocessingml/2006/main" xmlns:w14="http://schemas.microsoft.com/office/word/2010/wordml" xmlns:w15="http://schemas.microsoft.com/office/word/2012/wordml" xmlns:w16cex="http://schemas.microsoft.com/office/word/2018/wordml/cex" xmlns:w16cid="http://schemas.microsoft.com/office/word/2016/wordml/cid" xmlns:w16="http://schemas.microsoft.com/office/word/2018/wordml" xmlns:w16du="http://schemas.microsoft.com/office/word/2023/wordml/word16du" xmlns:w16sdtdh="http://schemas.microsoft.com/office/word/2020/wordml/sdtdatahash" xmlns:w16sdtfl="http://schemas.microsoft.com/office/word/2024/wordml/sdtformatlock" xmlns:w16se="http://schemas.microsoft.com/office/word/2015/wordml/symex" xmlns:wpg="http://schemas.microsoft.com/office/word/2010/wordprocessingGroup" xmlns:wpi="http://schemas.microsoft.com/office/word/2010/wordprocessingInk" xmlns:wne="http://schemas.microsoft.com/office/word/2006/wordml" xmlns:wps="http://schemas.microsoft.com/office/word/2010/wordprocessingShape" mc:Ignorable="w14 w15 w16se w16cid w16 w16cex w16sdtdh w16sdtfl w16du wp14">
+<w:hdr xmlns:wpc="http://schemas.microsoft.com/office/word/2010/wordprocessingCanvas" xmlns:cx="http://schemas.microsoft.com/office/drawing/2014/chartex" xmlns:cx1="http://schemas.microsoft.com/office/drawing/2015/9/8/chartex" xmlns:cx2="http://schemas.microsoft.com/office/drawing/2015/10/21/chartex" xmlns:cx3="http://schemas.microsoft.com/office/drawing/2016/5/9/chartex" xmlns:cx4="http://schemas.microsoft.com/office/drawing/2016/5/10/chartex" xmlns:cx5="http://schemas.microsoft.com/office/drawing/2016/5/11/chartex" xmlns:cx6="http://schemas.microsoft.com/office/drawing/2016/5/12/chartex" xmlns:cx7="http://schemas.microsoft.com/office/drawing/2016/5/13/chartex" xmlns:cx8="http://schemas.microsoft.com/office/drawing/2016/5/14/chartex" xmlns:mc="http://schemas.openxmlformats.org/markup-compatibility/2006" xmlns:aink="http://schemas.microsoft.com/office/drawing/2016/ink" xmlns:am3d="http://schemas.microsoft.com/office/drawing/2017/model3d" xmlns:o="urn:schemas-microsoft-com:office:office" xmlns:oel="http://schemas.microsoft.com/office/2019/extlst" xmlns:r="http://schemas.openxmlformats.org/officeDocument/2006/relationships" xmlns:m="http://schemas.openxmlformats.org/officeDocument/2006/math" xmlns:v="urn:schemas-microsoft-com:vml" xmlns:wp14="http://schemas.microsoft.com/office/word/2010/wordprocessingDrawing" xmlns:wp="http://schemas.openxmlformats.org/drawingml/2006/wordprocessingDrawing" xmlns:w10="urn:schemas-microsoft-com:office:word" xmlns:w="http://schemas.openxmlformats.org/wordprocessingml/2006/main" xmlns:w14="http://schemas.microsoft.com/office/word/2010/wordml" xmlns:w15="http://schemas.microsoft.com/office/word/2012/wordml" xmlns:w16cei="http://schemas.microsoft.com/office/word/2026/wordml/cei" xmlns:w16cex="http://schemas.microsoft.com/office/word/2018/wordml/cex" xmlns:w16cid="http://schemas.microsoft.com/office/word/2016/wordml/cid" xmlns:w16="http://schemas.microsoft.com/office/word/2018/wordml" xmlns:w16du="http://schemas.microsoft.com/office/word/2023/wordml/word16du" xmlns:w16sdtdh="http://schemas.microsoft.com/office/word/2020/wordml/sdtdatahash" xmlns:w16sdtfl="http://schemas.microsoft.com/office/word/2024/wordml/sdtformatlock" xmlns:w16se="http://schemas.microsoft.com/office/word/2015/wordml/symex" xmlns:wpg="http://schemas.microsoft.com/office/word/2010/wordprocessingGroup" xmlns:wpi="http://schemas.microsoft.com/office/word/2010/wordprocessingInk" xmlns:wne="http://schemas.microsoft.com/office/word/2006/wordml" xmlns:wps="http://schemas.microsoft.com/office/word/2010/wordprocessingShape" mc:Ignorable="w14 w15 w16se w16cid w16 w16cex w16sdtdh w16sdtfl w16du wp14">
   <w:p>
     <w:pPr>
       <w:pStyle w:val="Encabezado"/>
@@ -4593,7 +3945,7 @@
 </file>
 
 <file path=word/numbering.xml><?xml version="1.0" encoding="utf-8"?>
-<w:numbering xmlns:wpc="http://schemas.microsoft.com/office/word/2010/wordprocessingCanvas" xmlns:cx="http://schemas.microsoft.com/office/drawing/2014/chartex" xmlns:cx1="http://schemas.microsoft.com/office/drawing/2015/9/8/chartex" xmlns:cx2="http://schemas.microsoft.com/office/drawing/2015/10/21/chartex" xmlns:cx3="http://schemas.microsoft.com/office/drawing/2016/5/9/chartex" xmlns:cx4="http://schemas.microsoft.com/office/drawing/2016/5/10/chartex" xmlns:cx5="http://schemas.microsoft.com/office/drawing/2016/5/11/chartex" xmlns:cx6="http://schemas.microsoft.com/office/drawing/2016/5/12/chartex" xmlns:cx7="http://schemas.microsoft.com/office/drawing/2016/5/13/chartex" xmlns:cx8="http://schemas.microsoft.com/office/drawing/2016/5/14/chartex" xmlns:mc="http://schemas.openxmlformats.org/markup-compatibility/2006" xmlns:aink="http://schemas.microsoft.com/office/drawing/2016/ink" xmlns:am3d="http://schemas.microsoft.com/office/drawing/2017/model3d" xmlns:o="urn:schemas-microsoft-com:office:office" xmlns:oel="http://schemas.microsoft.com/office/2019/extlst" xmlns:r="http://schemas.openxmlformats.org/officeDocument/2006/relationships" xmlns:m="http://schemas.openxmlformats.org/officeDocument/2006/math" xmlns:v="urn:schemas-microsoft-com:vml" xmlns:wp14="http://schemas.microsoft.com/office/word/2010/wordprocessingDrawing" xmlns:wp="http://schemas.openxmlformats.org/drawingml/2006/wordprocessingDrawing" xmlns:w10="urn:schemas-microsoft-com:office:word" xmlns:w="http://schemas.openxmlformats.org/wordprocessingml/2006/main" xmlns:w14="http://schemas.microsoft.com/office/word/2010/wordml" xmlns:w15="http://schemas.microsoft.com/office/word/2012/wordml" xmlns:w16cex="http://schemas.microsoft.com/office/word/2018/wordml/cex" xmlns:w16cid="http://schemas.microsoft.com/office/word/2016/wordml/cid" xmlns:w16="http://schemas.microsoft.com/office/word/2018/wordml" xmlns:w16du="http://schemas.microsoft.com/office/word/2023/wordml/word16du" xmlns:w16sdtdh="http://schemas.microsoft.com/office/word/2020/wordml/sdtdatahash" xmlns:w16sdtfl="http://schemas.microsoft.com/office/word/2024/wordml/sdtformatlock" xmlns:w16se="http://schemas.microsoft.com/office/word/2015/wordml/symex" xmlns:wpg="http://schemas.microsoft.com/office/word/2010/wordprocessingGroup" xmlns:wpi="http://schemas.microsoft.com/office/word/2010/wordprocessingInk" xmlns:wne="http://schemas.microsoft.com/office/word/2006/wordml" xmlns:wps="http://schemas.microsoft.com/office/word/2010/wordprocessingShape" mc:Ignorable="w14 w15 w16se w16cid w16 w16cex w16sdtdh w16sdtfl w16du wp14">
+<w:numbering xmlns:wpc="http://schemas.microsoft.com/office/word/2010/wordprocessingCanvas" xmlns:cx="http://schemas.microsoft.com/office/drawing/2014/chartex" xmlns:cx1="http://schemas.microsoft.com/office/drawing/2015/9/8/chartex" xmlns:cx2="http://schemas.microsoft.com/office/drawing/2015/10/21/chartex" xmlns:cx3="http://schemas.microsoft.com/office/drawing/2016/5/9/chartex" xmlns:cx4="http://schemas.microsoft.com/office/drawing/2016/5/10/chartex" xmlns:cx5="http://schemas.microsoft.com/office/drawing/2016/5/11/chartex" xmlns:cx6="http://schemas.microsoft.com/office/drawing/2016/5/12/chartex" xmlns:cx7="http://schemas.microsoft.com/office/drawing/2016/5/13/chartex" xmlns:cx8="http://schemas.microsoft.com/office/drawing/2016/5/14/chartex" xmlns:mc="http://schemas.openxmlformats.org/markup-compatibility/2006" xmlns:aink="http://schemas.microsoft.com/office/drawing/2016/ink" xmlns:am3d="http://schemas.microsoft.com/office/drawing/2017/model3d" xmlns:o="urn:schemas-microsoft-com:office:office" xmlns:oel="http://schemas.microsoft.com/office/2019/extlst" xmlns:r="http://schemas.openxmlformats.org/officeDocument/2006/relationships" xmlns:m="http://schemas.openxmlformats.org/officeDocument/2006/math" xmlns:v="urn:schemas-microsoft-com:vml" xmlns:wp14="http://schemas.microsoft.com/office/word/2010/wordprocessingDrawing" xmlns:wp="http://schemas.openxmlformats.org/drawingml/2006/wordprocessingDrawing" xmlns:w10="urn:schemas-microsoft-com:office:word" xmlns:w="http://schemas.openxmlformats.org/wordprocessingml/2006/main" xmlns:w14="http://schemas.microsoft.com/office/word/2010/wordml" xmlns:w15="http://schemas.microsoft.com/office/word/2012/wordml" xmlns:w16cei="http://schemas.microsoft.com/office/word/2026/wordml/cei" xmlns:w16cex="http://schemas.microsoft.com/office/word/2018/wordml/cex" xmlns:w16cid="http://schemas.microsoft.com/office/word/2016/wordml/cid" xmlns:w16="http://schemas.microsoft.com/office/word/2018/wordml" xmlns:w16du="http://schemas.microsoft.com/office/word/2023/wordml/word16du" xmlns:w16sdtdh="http://schemas.microsoft.com/office/word/2020/wordml/sdtdatahash" xmlns:w16sdtfl="http://schemas.microsoft.com/office/word/2024/wordml/sdtformatlock" xmlns:w16se="http://schemas.microsoft.com/office/word/2015/wordml/symex" xmlns:wpg="http://schemas.microsoft.com/office/word/2010/wordprocessingGroup" xmlns:wpi="http://schemas.microsoft.com/office/word/2010/wordprocessingInk" xmlns:wne="http://schemas.microsoft.com/office/word/2006/wordml" xmlns:wps="http://schemas.microsoft.com/office/word/2010/wordprocessingShape" mc:Ignorable="w14 w15 w16se w16cid w16 w16cex w16sdtdh w16sdtfl w16du wp14">
   <w:abstractNum w:abstractNumId="0" w15:restartNumberingAfterBreak="0">
     <w:nsid w:val="FFFFFFFE"/>
     <w:multiLevelType w:val="singleLevel"/>
@@ -10139,6 +9491,7 @@
   <w:style w:type="paragraph" w:default="1" w:styleId="Normal">
     <w:name w:val="Normal"/>
     <w:qFormat/>
+    <w:rsid w:val="00C042EC"/>
     <w:rPr>
       <w:sz w:val="24"/>
       <w:szCs w:val="24"/>
@@ -10501,6 +9854,18 @@
       <w:shd w:val="clear" w:color="auto" w:fill="E1DFDD"/>
     </w:rPr>
   </w:style>
+  <w:style w:type="paragraph" w:styleId="Revisin">
+    <w:name w:val="Revision"/>
+    <w:hidden/>
+    <w:uiPriority w:val="99"/>
+    <w:semiHidden/>
+    <w:rsid w:val="00C96F96"/>
+    <w:rPr>
+      <w:sz w:val="24"/>
+      <w:szCs w:val="24"/>
+      <w:lang w:val="es-ES" w:eastAsia="es-ES"/>
+    </w:rPr>
+  </w:style>
 </w:styles>
 </file>
 
@@ -10790,6 +10155,12 @@
 </file>
 
 <file path=customXml/item1.xml><?xml version="1.0" encoding="utf-8"?>
+<p:properties xmlns:p="http://schemas.microsoft.com/office/2006/metadata/properties" xmlns:xsi="http://www.w3.org/2001/XMLSchema-instance" xmlns:pc="http://schemas.microsoft.com/office/infopath/2007/PartnerControls">
+  <documentManagement/>
+</p:properties>
+</file>
+
+<file path=customXml/item2.xml><?xml version="1.0" encoding="utf-8"?>
 <ct:contentTypeSchema xmlns:ct="http://schemas.microsoft.com/office/2006/metadata/contentType" xmlns:ma="http://schemas.microsoft.com/office/2006/metadata/properties/metaAttributes" ct:_="" ma:_="" ma:contentTypeName="Documento" ma:contentTypeID="0x01010029CA512BD9EF31468AE449B7654232D3" ma:contentTypeVersion="0" ma:contentTypeDescription="Crear nuevo documento." ma:contentTypeScope="" ma:versionID="fb8a478450ebd7b339609f5b6d91e3d4">
   <xsd:schema xmlns:xsd="http://www.w3.org/2001/XMLSchema" xmlns:xs="http://www.w3.org/2001/XMLSchema" xmlns:p="http://schemas.microsoft.com/office/2006/metadata/properties" targetNamespace="http://schemas.microsoft.com/office/2006/metadata/properties" ma:root="true" ma:fieldsID="ebba8a198e9bb40c3eeca6d0bd41257a">
     <xsd:element name="properties">
@@ -10903,13 +10274,11 @@
 </ct:contentTypeSchema>
 </file>
 
-<file path=customXml/item2.xml><?xml version="1.0" encoding="utf-8"?>
-<p:properties xmlns:p="http://schemas.microsoft.com/office/2006/metadata/properties" xmlns:xsi="http://www.w3.org/2001/XMLSchema-instance" xmlns:pc="http://schemas.microsoft.com/office/infopath/2007/PartnerControls">
-  <documentManagement/>
-</p:properties>
+<file path=customXml/item3.xml><?xml version="1.0" encoding="utf-8"?>
+<b:Sources xmlns:b="http://schemas.openxmlformats.org/officeDocument/2006/bibliography" xmlns="http://schemas.openxmlformats.org/officeDocument/2006/bibliography" SelectedStyle="\APA.XSL" StyleName="APA"/>
 </file>
 
-<file path=customXml/item3.xml><?xml version="1.0" encoding="utf-8"?>
+<file path=customXml/item4.xml><?xml version="1.0" encoding="utf-8"?>
 <?mso-contentType ?>
 <FormTemplates xmlns="http://schemas.microsoft.com/sharepoint/v3/contenttype/forms">
   <Display>DocumentLibraryForm</Display>
@@ -10918,11 +10287,16 @@
 </FormTemplates>
 </file>
 
-<file path=customXml/item4.xml><?xml version="1.0" encoding="utf-8"?>
-<b:Sources xmlns:b="http://schemas.openxmlformats.org/officeDocument/2006/bibliography" xmlns="http://schemas.openxmlformats.org/officeDocument/2006/bibliography" SelectedStyle="\APA.XSL" StyleName="APA"/>
+<file path=customXml/itemProps1.xml><?xml version="1.0" encoding="utf-8"?>
+<ds:datastoreItem xmlns:ds="http://schemas.openxmlformats.org/officeDocument/2006/customXml" ds:itemID="{EF3E0972-8A18-4F26-9B4E-0E79A737726A}">
+  <ds:schemaRefs>
+    <ds:schemaRef ds:uri="http://schemas.microsoft.com/office/2006/metadata/properties"/>
+    <ds:schemaRef ds:uri="http://schemas.microsoft.com/office/infopath/2007/PartnerControls"/>
+  </ds:schemaRefs>
+</ds:datastoreItem>
 </file>
 
-<file path=customXml/itemProps1.xml><?xml version="1.0" encoding="utf-8"?>
+<file path=customXml/itemProps2.xml><?xml version="1.0" encoding="utf-8"?>
 <ds:datastoreItem xmlns:ds="http://schemas.openxmlformats.org/officeDocument/2006/customXml" ds:itemID="{39F70192-1AAF-4A96-B0C1-A38F560D7B9D}">
   <ds:schemaRefs>
     <ds:schemaRef ds:uri="http://schemas.microsoft.com/office/2006/metadata/contentType"/>
@@ -10938,27 +10312,18 @@
 </ds:datastoreItem>
 </file>
 
-<file path=customXml/itemProps2.xml><?xml version="1.0" encoding="utf-8"?>
-<ds:datastoreItem xmlns:ds="http://schemas.openxmlformats.org/officeDocument/2006/customXml" ds:itemID="{EF3E0972-8A18-4F26-9B4E-0E79A737726A}">
+<file path=customXml/itemProps3.xml><?xml version="1.0" encoding="utf-8"?>
+<ds:datastoreItem xmlns:ds="http://schemas.openxmlformats.org/officeDocument/2006/customXml" ds:itemID="{519B9EBB-F359-4FB9-B6D7-A5A5629DEF06}">
   <ds:schemaRefs>
-    <ds:schemaRef ds:uri="http://schemas.microsoft.com/office/2006/metadata/properties"/>
-    <ds:schemaRef ds:uri="http://schemas.microsoft.com/office/infopath/2007/PartnerControls"/>
+    <ds:schemaRef ds:uri="http://schemas.openxmlformats.org/officeDocument/2006/bibliography"/>
   </ds:schemaRefs>
 </ds:datastoreItem>
 </file>
 
-<file path=customXml/itemProps3.xml><?xml version="1.0" encoding="utf-8"?>
+<file path=customXml/itemProps4.xml><?xml version="1.0" encoding="utf-8"?>
 <ds:datastoreItem xmlns:ds="http://schemas.openxmlformats.org/officeDocument/2006/customXml" ds:itemID="{3BA8F5BB-B724-49FA-BF48-026C00F8FD70}">
   <ds:schemaRefs>
     <ds:schemaRef ds:uri="http://schemas.microsoft.com/sharepoint/v3/contenttype/forms"/>
   </ds:schemaRefs>
 </ds:datastoreItem>
-</file>
-
-<file path=customXml/itemProps4.xml><?xml version="1.0" encoding="utf-8"?>
-<ds:datastoreItem xmlns:ds="http://schemas.openxmlformats.org/officeDocument/2006/customXml" ds:itemID="{519B9EBB-F359-4FB9-B6D7-A5A5629DEF06}">
-  <ds:schemaRefs>
-    <ds:schemaRef ds:uri="http://schemas.openxmlformats.org/officeDocument/2006/bibliography"/>
-  </ds:schemaRefs>
-</ds:datastoreItem>
 </file>
--- a/backend/src/main/resources/plantillas/ActaDevolucion.docx
+++ b/backend/src/main/resources/plantillas/ActaDevolucion.docx
@@ -62,7 +62,7 @@
                 <v:shape id="_x0000_i1025" type="#_x0000_t75" style="width:114.6pt;height:33pt" o:ole="">
                   <v:imagedata r:id="rId11" o:title=""/>
                 </v:shape>
-                <o:OLEObject Type="Embed" ProgID="PBrush" ShapeID="_x0000_i1025" DrawAspect="Content" ObjectID="_1846995070" r:id="rId12"/>
+                <o:OLEObject Type="Embed" ProgID="PBrush" ShapeID="_x0000_i1025" DrawAspect="Content" ObjectID="_1847248646" r:id="rId12"/>
               </w:object>
             </w:r>
           </w:p>
@@ -1159,13 +1159,23 @@
           <w:lang w:val="es-ES"/>
         </w:rPr>
       </w:pPr>
+      <w:proofErr w:type="gramStart"/>
       <w:r>
         <w:rPr>
           <w:rFonts w:ascii="Arial Narrow" w:hAnsi="Arial Narrow" w:cs="Arial"/>
           <w:szCs w:val="22"/>
           <w:lang w:val="es-ES"/>
         </w:rPr>
-        <w:t xml:space="preserve">De acuerdo al </w:t>
+        <w:t>De acuerdo al</w:t>
+      </w:r>
+      <w:proofErr w:type="gramEnd"/>
+      <w:r>
+        <w:rPr>
+          <w:rFonts w:ascii="Arial Narrow" w:hAnsi="Arial Narrow" w:cs="Arial"/>
+          <w:szCs w:val="22"/>
+          <w:lang w:val="es-ES"/>
+        </w:rPr>
+        <w:t xml:space="preserve"> </w:t>
       </w:r>
       <w:r>
         <w:rPr>
@@ -2871,391 +2881,6 @@
     </w:p>
     <w:tbl>
       <w:tblPr>
-        <w:tblpPr w:leftFromText="141" w:rightFromText="141" w:vertAnchor="text" w:horzAnchor="page" w:tblpX="5139" w:tblpY="83"/>
-        <w:tblW w:w="0" w:type="auto"/>
-        <w:tblBorders>
-          <w:top w:val="single" w:sz="4" w:space="0" w:color="auto"/>
-          <w:left w:val="single" w:sz="4" w:space="0" w:color="auto"/>
-          <w:bottom w:val="single" w:sz="4" w:space="0" w:color="auto"/>
-          <w:right w:val="single" w:sz="4" w:space="0" w:color="auto"/>
-          <w:insideH w:val="single" w:sz="4" w:space="0" w:color="auto"/>
-          <w:insideV w:val="single" w:sz="4" w:space="0" w:color="auto"/>
-        </w:tblBorders>
-        <w:tblCellMar>
-          <w:left w:w="70" w:type="dxa"/>
-          <w:right w:w="70" w:type="dxa"/>
-        </w:tblCellMar>
-        <w:tblLook w:val="0000" w:firstRow="0" w:lastRow="0" w:firstColumn="0" w:lastColumn="0" w:noHBand="0" w:noVBand="0"/>
-      </w:tblPr>
-      <w:tblGrid>
-        <w:gridCol w:w="3189"/>
-        <w:gridCol w:w="2977"/>
-      </w:tblGrid>
-      <w:tr>
-        <w:trPr>
-          <w:trHeight w:val="360"/>
-        </w:trPr>
-        <w:tc>
-          <w:tcPr>
-            <w:tcW w:w="3189" w:type="dxa"/>
-            <w:tcBorders>
-              <w:top w:val="single" w:sz="12" w:space="0" w:color="auto"/>
-              <w:left w:val="single" w:sz="12" w:space="0" w:color="auto"/>
-              <w:bottom w:val="single" w:sz="12" w:space="0" w:color="auto"/>
-              <w:right w:val="single" w:sz="12" w:space="0" w:color="auto"/>
-            </w:tcBorders>
-            <w:shd w:val="clear" w:color="auto" w:fill="D9D9D9" w:themeFill="background1" w:themeFillShade="D9"/>
-          </w:tcPr>
-          <w:p>
-            <w:pPr>
-              <w:jc w:val="center"/>
-              <w:rPr>
-                <w:rFonts w:ascii="Arial Narrow" w:hAnsi="Arial Narrow" w:cs="Arial"/>
-                <w:b/>
-                <w:bCs/>
-                <w:sz w:val="22"/>
-                <w:szCs w:val="22"/>
-              </w:rPr>
-            </w:pPr>
-            <w:bookmarkStart w:id="2" w:name="OLE_LINK28"/>
-            <w:r>
-              <w:rPr>
-                <w:rFonts w:ascii="Arial Narrow" w:hAnsi="Arial Narrow" w:cs="Arial"/>
-                <w:b/>
-                <w:bCs/>
-                <w:sz w:val="22"/>
-                <w:szCs w:val="22"/>
-              </w:rPr>
-              <w:t>Entrega</w:t>
-            </w:r>
-          </w:p>
-        </w:tc>
-        <w:tc>
-          <w:tcPr>
-            <w:tcW w:w="2977" w:type="dxa"/>
-            <w:tcBorders>
-              <w:top w:val="single" w:sz="12" w:space="0" w:color="auto"/>
-              <w:left w:val="single" w:sz="12" w:space="0" w:color="auto"/>
-              <w:bottom w:val="single" w:sz="12" w:space="0" w:color="auto"/>
-              <w:right w:val="single" w:sz="12" w:space="0" w:color="auto"/>
-            </w:tcBorders>
-            <w:shd w:val="clear" w:color="auto" w:fill="D9D9D9" w:themeFill="background1" w:themeFillShade="D9"/>
-          </w:tcPr>
-          <w:p>
-            <w:pPr>
-              <w:jc w:val="center"/>
-              <w:rPr>
-                <w:rFonts w:ascii="Arial Narrow" w:hAnsi="Arial Narrow" w:cs="Arial"/>
-                <w:color w:val="D9D9D9" w:themeColor="background1" w:themeShade="D9"/>
-                <w:sz w:val="22"/>
-                <w:szCs w:val="22"/>
-              </w:rPr>
-            </w:pPr>
-            <w:r>
-              <w:rPr>
-                <w:rFonts w:ascii="Arial Narrow" w:hAnsi="Arial Narrow"/>
-                <w:b/>
-                <w:bCs/>
-                <w:color w:val="000000"/>
-                <w:sz w:val="22"/>
-                <w:szCs w:val="22"/>
-              </w:rPr>
-              <w:t>Foto Usuario</w:t>
-            </w:r>
-          </w:p>
-        </w:tc>
-      </w:tr>
-      <w:tr>
-        <w:trPr>
-          <w:trHeight w:val="1280"/>
-        </w:trPr>
-        <w:tc>
-          <w:tcPr>
-            <w:tcW w:w="3189" w:type="dxa"/>
-            <w:tcBorders>
-              <w:top w:val="single" w:sz="12" w:space="0" w:color="auto"/>
-              <w:left w:val="single" w:sz="12" w:space="0" w:color="auto"/>
-              <w:bottom w:val="single" w:sz="12" w:space="0" w:color="auto"/>
-              <w:right w:val="single" w:sz="12" w:space="0" w:color="auto"/>
-            </w:tcBorders>
-            <w:vAlign w:val="center"/>
-          </w:tcPr>
-          <w:p>
-            <w:pPr>
-              <w:ind w:left="88"/>
-              <w:jc w:val="center"/>
-              <w:rPr>
-                <w:rFonts w:ascii="Arial Narrow" w:hAnsi="Arial Narrow" w:cs="Arial"/>
-                <w:sz w:val="22"/>
-                <w:szCs w:val="22"/>
-              </w:rPr>
-            </w:pPr>
-            <w:r>
-              <w:rPr>
-                <w:rFonts w:ascii="Arial Narrow" w:hAnsi="Arial Narrow" w:cs="Arial"/>
-                <w:bCs/>
-                <w:sz w:val="22"/>
-                <w:szCs w:val="22"/>
-              </w:rPr>
-              <w:t>{{</w:t>
-            </w:r>
-            <w:proofErr w:type="spellStart"/>
-            <w:r>
-              <w:rPr>
-                <w:rFonts w:ascii="Arial Narrow" w:hAnsi="Arial Narrow" w:cs="Arial"/>
-                <w:bCs/>
-                <w:sz w:val="22"/>
-                <w:szCs w:val="22"/>
-              </w:rPr>
-              <w:t>firma_usuario</w:t>
-            </w:r>
-            <w:proofErr w:type="spellEnd"/>
-            <w:r>
-              <w:rPr>
-                <w:rFonts w:ascii="Arial Narrow" w:hAnsi="Arial Narrow" w:cs="Arial"/>
-                <w:bCs/>
-                <w:sz w:val="22"/>
-                <w:szCs w:val="22"/>
-              </w:rPr>
-              <w:t>}}</w:t>
-            </w:r>
-          </w:p>
-        </w:tc>
-        <w:tc>
-          <w:tcPr>
-            <w:tcW w:w="2977" w:type="dxa"/>
-            <w:vMerge w:val="restart"/>
-            <w:tcBorders>
-              <w:top w:val="single" w:sz="12" w:space="0" w:color="auto"/>
-              <w:left w:val="single" w:sz="12" w:space="0" w:color="auto"/>
-              <w:bottom w:val="single" w:sz="12" w:space="0" w:color="auto"/>
-              <w:right w:val="single" w:sz="12" w:space="0" w:color="auto"/>
-            </w:tcBorders>
-            <w:vAlign w:val="center"/>
-          </w:tcPr>
-          <w:p>
-            <w:pPr>
-              <w:jc w:val="center"/>
-              <w:rPr>
-                <w:rFonts w:ascii="Arial" w:hAnsi="Arial" w:cs="Arial"/>
-                <w:u w:val="single"/>
-              </w:rPr>
-            </w:pPr>
-            <w:r>
-              <w:rPr>
-                <w:rFonts w:ascii="Arial Narrow" w:hAnsi="Arial Narrow" w:cs="Arial"/>
-                <w:bCs/>
-                <w:sz w:val="22"/>
-                <w:szCs w:val="22"/>
-              </w:rPr>
-              <w:t>{{</w:t>
-            </w:r>
-            <w:proofErr w:type="spellStart"/>
-            <w:r>
-              <w:rPr>
-                <w:rFonts w:ascii="Arial Narrow" w:hAnsi="Arial Narrow" w:cs="Arial"/>
-                <w:bCs/>
-                <w:sz w:val="22"/>
-                <w:szCs w:val="22"/>
-              </w:rPr>
-              <w:t>foto_usuario</w:t>
-            </w:r>
-            <w:proofErr w:type="spellEnd"/>
-            <w:r>
-              <w:rPr>
-                <w:rFonts w:ascii="Arial Narrow" w:hAnsi="Arial Narrow" w:cs="Arial"/>
-                <w:bCs/>
-                <w:sz w:val="22"/>
-                <w:szCs w:val="22"/>
-              </w:rPr>
-              <w:t>}}</w:t>
-            </w:r>
-          </w:p>
-          <w:p>
-            <w:pPr>
-              <w:jc w:val="center"/>
-              <w:rPr>
-                <w:rFonts w:ascii="Arial Narrow" w:hAnsi="Arial Narrow" w:cs="Arial"/>
-                <w:sz w:val="22"/>
-                <w:szCs w:val="22"/>
-              </w:rPr>
-            </w:pPr>
-          </w:p>
-        </w:tc>
-      </w:tr>
-      <w:tr>
-        <w:trPr>
-          <w:trHeight w:val="280"/>
-        </w:trPr>
-        <w:tc>
-          <w:tcPr>
-            <w:tcW w:w="3189" w:type="dxa"/>
-            <w:tcBorders>
-              <w:top w:val="single" w:sz="12" w:space="0" w:color="auto"/>
-              <w:left w:val="single" w:sz="12" w:space="0" w:color="auto"/>
-              <w:bottom w:val="single" w:sz="12" w:space="0" w:color="auto"/>
-              <w:right w:val="single" w:sz="12" w:space="0" w:color="auto"/>
-            </w:tcBorders>
-          </w:tcPr>
-          <w:p>
-            <w:pPr>
-              <w:ind w:left="88"/>
-              <w:rPr>
-                <w:rFonts w:ascii="Arial Narrow" w:hAnsi="Arial Narrow" w:cs="Arial"/>
-                <w:sz w:val="22"/>
-                <w:szCs w:val="22"/>
-              </w:rPr>
-            </w:pPr>
-            <w:r>
-              <w:rPr>
-                <w:rFonts w:ascii="Arial Narrow" w:hAnsi="Arial Narrow" w:cs="Arial"/>
-                <w:sz w:val="22"/>
-                <w:szCs w:val="22"/>
-              </w:rPr>
-              <w:t>Recibido por</w:t>
-            </w:r>
-            <w:r>
-              <w:rPr>
-                <w:rFonts w:ascii="Arial Narrow" w:hAnsi="Arial Narrow"/>
-                <w:sz w:val="22"/>
-                <w:szCs w:val="22"/>
-              </w:rPr>
-              <w:t>:{{</w:t>
-            </w:r>
-            <w:proofErr w:type="spellStart"/>
-            <w:r>
-              <w:rPr>
-                <w:rFonts w:ascii="Arial Narrow" w:hAnsi="Arial Narrow"/>
-                <w:sz w:val="22"/>
-                <w:szCs w:val="22"/>
-              </w:rPr>
-              <w:t>entregado_por</w:t>
-            </w:r>
-            <w:proofErr w:type="spellEnd"/>
-            <w:r>
-              <w:rPr>
-                <w:rFonts w:ascii="Arial Narrow" w:hAnsi="Arial Narrow"/>
-                <w:sz w:val="22"/>
-                <w:szCs w:val="22"/>
-              </w:rPr>
-              <w:t>}}</w:t>
-            </w:r>
-          </w:p>
-        </w:tc>
-        <w:tc>
-          <w:tcPr>
-            <w:tcW w:w="2977" w:type="dxa"/>
-            <w:vMerge/>
-            <w:tcBorders>
-              <w:top w:val="single" w:sz="12" w:space="0" w:color="auto"/>
-              <w:left w:val="single" w:sz="12" w:space="0" w:color="auto"/>
-              <w:bottom w:val="single" w:sz="12" w:space="0" w:color="auto"/>
-              <w:right w:val="single" w:sz="12" w:space="0" w:color="auto"/>
-            </w:tcBorders>
-          </w:tcPr>
-          <w:p>
-            <w:pPr>
-              <w:jc w:val="center"/>
-              <w:rPr>
-                <w:rFonts w:ascii="Arial Narrow" w:hAnsi="Arial Narrow" w:cs="Arial"/>
-                <w:sz w:val="22"/>
-                <w:szCs w:val="22"/>
-              </w:rPr>
-            </w:pPr>
-          </w:p>
-        </w:tc>
-      </w:tr>
-      <w:tr>
-        <w:trPr>
-          <w:trHeight w:val="240"/>
-        </w:trPr>
-        <w:tc>
-          <w:tcPr>
-            <w:tcW w:w="3189" w:type="dxa"/>
-            <w:tcBorders>
-              <w:top w:val="single" w:sz="12" w:space="0" w:color="auto"/>
-              <w:left w:val="single" w:sz="12" w:space="0" w:color="auto"/>
-              <w:bottom w:val="single" w:sz="12" w:space="0" w:color="auto"/>
-              <w:right w:val="single" w:sz="12" w:space="0" w:color="auto"/>
-            </w:tcBorders>
-          </w:tcPr>
-          <w:p>
-            <w:pPr>
-              <w:ind w:left="88"/>
-              <w:rPr>
-                <w:rFonts w:ascii="Arial Narrow" w:hAnsi="Arial Narrow" w:cs="Arial"/>
-                <w:sz w:val="22"/>
-                <w:szCs w:val="22"/>
-              </w:rPr>
-            </w:pPr>
-            <w:r>
-              <w:rPr>
-                <w:rFonts w:ascii="Arial Narrow" w:hAnsi="Arial Narrow"/>
-                <w:sz w:val="22"/>
-                <w:szCs w:val="22"/>
-              </w:rPr>
-              <w:t>Cargo:</w:t>
-            </w:r>
-            <w:r>
-              <w:rPr>
-                <w:rFonts w:ascii="Arial Narrow" w:hAnsi="Arial Narrow" w:cs="Arial"/>
-                <w:bCs/>
-                <w:sz w:val="22"/>
-                <w:szCs w:val="22"/>
-                <w:lang w:val="es-CO"/>
-              </w:rPr>
-              <w:t xml:space="preserve"> {{</w:t>
-            </w:r>
-            <w:proofErr w:type="spellStart"/>
-            <w:r>
-              <w:rPr>
-                <w:rFonts w:ascii="Arial Narrow" w:hAnsi="Arial Narrow" w:cs="Arial"/>
-                <w:bCs/>
-                <w:sz w:val="22"/>
-                <w:szCs w:val="22"/>
-                <w:lang w:val="es-CO"/>
-              </w:rPr>
-              <w:t>cargo_entrega</w:t>
-            </w:r>
-            <w:proofErr w:type="spellEnd"/>
-            <w:r>
-              <w:rPr>
-                <w:rFonts w:ascii="Arial Narrow" w:hAnsi="Arial Narrow" w:cs="Arial"/>
-                <w:bCs/>
-                <w:sz w:val="22"/>
-                <w:szCs w:val="22"/>
-                <w:lang w:val="es-CO"/>
-              </w:rPr>
-              <w:t>}}</w:t>
-            </w:r>
-          </w:p>
-        </w:tc>
-        <w:tc>
-          <w:tcPr>
-            <w:tcW w:w="2977" w:type="dxa"/>
-            <w:vMerge/>
-            <w:tcBorders>
-              <w:top w:val="single" w:sz="12" w:space="0" w:color="auto"/>
-              <w:left w:val="single" w:sz="12" w:space="0" w:color="auto"/>
-              <w:bottom w:val="single" w:sz="12" w:space="0" w:color="auto"/>
-              <w:right w:val="single" w:sz="12" w:space="0" w:color="auto"/>
-            </w:tcBorders>
-          </w:tcPr>
-          <w:p>
-            <w:pPr>
-              <w:jc w:val="center"/>
-              <w:rPr>
-                <w:rFonts w:ascii="Arial Narrow" w:hAnsi="Arial Narrow" w:cs="Arial"/>
-                <w:sz w:val="22"/>
-                <w:szCs w:val="22"/>
-              </w:rPr>
-            </w:pPr>
-          </w:p>
-        </w:tc>
-      </w:tr>
-    </w:tbl>
-    <w:tbl>
-      <w:tblPr>
         <w:tblpPr w:leftFromText="141" w:rightFromText="141" w:vertAnchor="text" w:horzAnchor="page" w:tblpX="819" w:tblpY="47"/>
         <w:tblW w:w="0" w:type="auto"/>
         <w:tblBorders>
@@ -3290,7 +2915,6 @@
             </w:tcBorders>
             <w:shd w:val="clear" w:color="auto" w:fill="D9D9D9" w:themeFill="background1" w:themeFillShade="D9"/>
           </w:tcPr>
-          <w:bookmarkEnd w:id="2"/>
           <w:p>
             <w:pPr>
               <w:jc w:val="center"/>
@@ -3334,7 +2958,97 @@
       </w:tr>
       <w:tr>
         <w:trPr>
-          <w:trHeight w:val="1147"/>
+          <w:trHeight w:val="1698"/>
+        </w:trPr>
+        <w:tc>
+          <w:tcPr>
+            <w:tcW w:w="3189" w:type="dxa"/>
+            <w:tcBorders>
+              <w:top w:val="single" w:sz="12" w:space="0" w:color="auto"/>
+              <w:left w:val="single" w:sz="12" w:space="0" w:color="auto"/>
+              <w:bottom w:val="single" w:sz="12" w:space="0" w:color="auto"/>
+              <w:right w:val="single" w:sz="12" w:space="0" w:color="auto"/>
+            </w:tcBorders>
+            <w:vAlign w:val="center"/>
+          </w:tcPr>
+          <w:p>
+            <w:pPr>
+              <w:ind w:left="88"/>
+              <w:jc w:val="center"/>
+              <w:rPr>
+                <w:rFonts w:ascii="Arial Narrow" w:hAnsi="Arial Narrow" w:cs="Arial"/>
+                <w:sz w:val="22"/>
+                <w:szCs w:val="22"/>
+              </w:rPr>
+            </w:pPr>
+          </w:p>
+        </w:tc>
+      </w:tr>
+    </w:tbl>
+    <w:tbl>
+      <w:tblPr>
+        <w:tblpPr w:leftFromText="141" w:rightFromText="141" w:vertAnchor="text" w:horzAnchor="page" w:tblpX="7887" w:tblpY="27"/>
+        <w:tblW w:w="0" w:type="auto"/>
+        <w:tblBorders>
+          <w:top w:val="single" w:sz="4" w:space="0" w:color="auto"/>
+          <w:left w:val="single" w:sz="4" w:space="0" w:color="auto"/>
+          <w:bottom w:val="single" w:sz="4" w:space="0" w:color="auto"/>
+          <w:right w:val="single" w:sz="4" w:space="0" w:color="auto"/>
+          <w:insideH w:val="single" w:sz="4" w:space="0" w:color="auto"/>
+          <w:insideV w:val="single" w:sz="4" w:space="0" w:color="auto"/>
+        </w:tblBorders>
+        <w:tblCellMar>
+          <w:left w:w="70" w:type="dxa"/>
+          <w:right w:w="70" w:type="dxa"/>
+        </w:tblCellMar>
+        <w:tblLook w:val="0000" w:firstRow="0" w:lastRow="0" w:firstColumn="0" w:lastColumn="0" w:noHBand="0" w:noVBand="0"/>
+      </w:tblPr>
+      <w:tblGrid>
+        <w:gridCol w:w="3189"/>
+      </w:tblGrid>
+      <w:tr>
+        <w:trPr>
+          <w:trHeight w:val="360"/>
+        </w:trPr>
+        <w:tc>
+          <w:tcPr>
+            <w:tcW w:w="3189" w:type="dxa"/>
+            <w:tcBorders>
+              <w:top w:val="single" w:sz="12" w:space="0" w:color="auto"/>
+              <w:left w:val="single" w:sz="12" w:space="0" w:color="auto"/>
+              <w:bottom w:val="single" w:sz="12" w:space="0" w:color="auto"/>
+              <w:right w:val="single" w:sz="12" w:space="0" w:color="auto"/>
+            </w:tcBorders>
+            <w:shd w:val="clear" w:color="auto" w:fill="D9D9D9" w:themeFill="background1" w:themeFillShade="D9"/>
+          </w:tcPr>
+          <w:p>
+            <w:pPr>
+              <w:jc w:val="center"/>
+              <w:rPr>
+                <w:rFonts w:ascii="Arial Narrow" w:hAnsi="Arial Narrow" w:cs="Arial"/>
+                <w:b/>
+                <w:bCs/>
+                <w:sz w:val="22"/>
+                <w:szCs w:val="22"/>
+              </w:rPr>
+            </w:pPr>
+            <w:bookmarkStart w:id="2" w:name="OLE_LINK28"/>
+            <w:r>
+              <w:rPr>
+                <w:rFonts w:ascii="Arial Narrow" w:hAnsi="Arial Narrow" w:cs="Arial"/>
+                <w:b/>
+                <w:bCs/>
+                <w:sz w:val="22"/>
+                <w:szCs w:val="22"/>
+              </w:rPr>
+              <w:t>Entrega</w:t>
+            </w:r>
+          </w:p>
+        </w:tc>
+      </w:tr>
+      <w:tr>
+        <w:trPr>
+          <w:trHeight w:val="1280"/>
         </w:trPr>
         <w:tc>
           <w:tcPr>
@@ -3385,11 +3099,35 @@
             </w:pPr>
             <w:r>
               <w:rPr>
+                <w:rFonts w:ascii="Arial Narrow" w:hAnsi="Arial Narrow" w:cs="Arial"/>
+                <w:sz w:val="22"/>
+                <w:szCs w:val="22"/>
+              </w:rPr>
+              <w:t>Recibido por</w:t>
+            </w:r>
+            <w:r>
+              <w:rPr>
                 <w:rFonts w:ascii="Arial Narrow" w:hAnsi="Arial Narrow"/>
                 <w:sz w:val="22"/>
                 <w:szCs w:val="22"/>
               </w:rPr>
-              <w:t>Nombre: {{</w:t>
+              <w:t>:</w:t>
+            </w:r>
+            <w:r>
+              <w:rPr>
+                <w:rFonts w:ascii="Arial Narrow" w:hAnsi="Arial Narrow"/>
+                <w:sz w:val="22"/>
+                <w:szCs w:val="22"/>
+              </w:rPr>
+              <w:t xml:space="preserve"> </w:t>
+            </w:r>
+            <w:r>
+              <w:rPr>
+                <w:rFonts w:ascii="Arial Narrow" w:hAnsi="Arial Narrow"/>
+                <w:sz w:val="22"/>
+                <w:szCs w:val="22"/>
+              </w:rPr>
+              <w:t>{{</w:t>
             </w:r>
             <w:proofErr w:type="spellStart"/>
             <w:r>
@@ -3398,7 +3136,7 @@
                 <w:sz w:val="22"/>
                 <w:szCs w:val="22"/>
               </w:rPr>
-              <w:t>recibido_por</w:t>
+              <w:t>entregado_por</w:t>
             </w:r>
             <w:proofErr w:type="spellEnd"/>
             <w:r>
@@ -3441,29 +3179,44 @@
                 <w:sz w:val="22"/>
                 <w:szCs w:val="22"/>
               </w:rPr>
-              <w:t>Cargo:{{</w:t>
+              <w:t>Cargo:</w:t>
+            </w:r>
+            <w:r>
+              <w:rPr>
+                <w:rFonts w:ascii="Arial Narrow" w:hAnsi="Arial Narrow" w:cs="Arial"/>
+                <w:bCs/>
+                <w:sz w:val="22"/>
+                <w:szCs w:val="22"/>
+                <w:lang w:val="es-CO"/>
+              </w:rPr>
+              <w:t xml:space="preserve"> {{</w:t>
             </w:r>
             <w:proofErr w:type="spellStart"/>
             <w:r>
               <w:rPr>
-                <w:rFonts w:ascii="Arial Narrow" w:hAnsi="Arial Narrow"/>
-                <w:sz w:val="22"/>
-                <w:szCs w:val="22"/>
-              </w:rPr>
-              <w:t>cargo_recibe</w:t>
+                <w:rFonts w:ascii="Arial Narrow" w:hAnsi="Arial Narrow" w:cs="Arial"/>
+                <w:bCs/>
+                <w:sz w:val="22"/>
+                <w:szCs w:val="22"/>
+                <w:lang w:val="es-CO"/>
+              </w:rPr>
+              <w:t>cargo_entrega</w:t>
             </w:r>
             <w:proofErr w:type="spellEnd"/>
             <w:r>
               <w:rPr>
-                <w:rFonts w:ascii="Arial Narrow" w:hAnsi="Arial Narrow"/>
-                <w:sz w:val="22"/>
-                <w:szCs w:val="22"/>
+                <w:rFonts w:ascii="Arial Narrow" w:hAnsi="Arial Narrow" w:cs="Arial"/>
+                <w:bCs/>
+                <w:sz w:val="22"/>
+                <w:szCs w:val="22"/>
+                <w:lang w:val="es-CO"/>
               </w:rPr>
               <w:t>}}</w:t>
             </w:r>
           </w:p>
         </w:tc>
       </w:tr>
+      <w:bookmarkEnd w:id="2"/>
     </w:tbl>
     <w:p>
       <w:pPr>
@@ -10161,6 +9914,19 @@
 </file>
 
 <file path=customXml/item2.xml><?xml version="1.0" encoding="utf-8"?>
+<?mso-contentType ?>
+<FormTemplates xmlns="http://schemas.microsoft.com/sharepoint/v3/contenttype/forms">
+  <Display>DocumentLibraryForm</Display>
+  <Edit>DocumentLibraryForm</Edit>
+  <New>DocumentLibraryForm</New>
+</FormTemplates>
+</file>
+
+<file path=customXml/item3.xml><?xml version="1.0" encoding="utf-8"?>
+<b:Sources xmlns:b="http://schemas.openxmlformats.org/officeDocument/2006/bibliography" xmlns="http://schemas.openxmlformats.org/officeDocument/2006/bibliography" SelectedStyle="\APA.XSL" StyleName="APA"/>
+</file>
+
+<file path=customXml/item4.xml><?xml version="1.0" encoding="utf-8"?>
 <ct:contentTypeSchema xmlns:ct="http://schemas.microsoft.com/office/2006/metadata/contentType" xmlns:ma="http://schemas.microsoft.com/office/2006/metadata/properties/metaAttributes" ct:_="" ma:_="" ma:contentTypeName="Documento" ma:contentTypeID="0x01010029CA512BD9EF31468AE449B7654232D3" ma:contentTypeVersion="0" ma:contentTypeDescription="Crear nuevo documento." ma:contentTypeScope="" ma:versionID="fb8a478450ebd7b339609f5b6d91e3d4">
   <xsd:schema xmlns:xsd="http://www.w3.org/2001/XMLSchema" xmlns:xs="http://www.w3.org/2001/XMLSchema" xmlns:p="http://schemas.microsoft.com/office/2006/metadata/properties" targetNamespace="http://schemas.microsoft.com/office/2006/metadata/properties" ma:root="true" ma:fieldsID="ebba8a198e9bb40c3eeca6d0bd41257a">
     <xsd:element name="properties">
@@ -10274,19 +10040,6 @@
 </ct:contentTypeSchema>
 </file>
 
-<file path=customXml/item3.xml><?xml version="1.0" encoding="utf-8"?>
-<b:Sources xmlns:b="http://schemas.openxmlformats.org/officeDocument/2006/bibliography" xmlns="http://schemas.openxmlformats.org/officeDocument/2006/bibliography" SelectedStyle="\APA.XSL" StyleName="APA"/>
-</file>
-
-<file path=customXml/item4.xml><?xml version="1.0" encoding="utf-8"?>
-<?mso-contentType ?>
-<FormTemplates xmlns="http://schemas.microsoft.com/sharepoint/v3/contenttype/forms">
-  <Display>DocumentLibraryForm</Display>
-  <Edit>DocumentLibraryForm</Edit>
-  <New>DocumentLibraryForm</New>
-</FormTemplates>
-</file>
-
 <file path=customXml/itemProps1.xml><?xml version="1.0" encoding="utf-8"?>
 <ds:datastoreItem xmlns:ds="http://schemas.openxmlformats.org/officeDocument/2006/customXml" ds:itemID="{EF3E0972-8A18-4F26-9B4E-0E79A737726A}">
   <ds:schemaRefs>
@@ -10297,6 +10050,22 @@
 </file>
 
 <file path=customXml/itemProps2.xml><?xml version="1.0" encoding="utf-8"?>
+<ds:datastoreItem xmlns:ds="http://schemas.openxmlformats.org/officeDocument/2006/customXml" ds:itemID="{3BA8F5BB-B724-49FA-BF48-026C00F8FD70}">
+  <ds:schemaRefs>
+    <ds:schemaRef ds:uri="http://schemas.microsoft.com/sharepoint/v3/contenttype/forms"/>
+  </ds:schemaRefs>
+</ds:datastoreItem>
+</file>
+
+<file path=customXml/itemProps3.xml><?xml version="1.0" encoding="utf-8"?>
+<ds:datastoreItem xmlns:ds="http://schemas.openxmlformats.org/officeDocument/2006/customXml" ds:itemID="{519B9EBB-F359-4FB9-B6D7-A5A5629DEF06}">
+  <ds:schemaRefs>
+    <ds:schemaRef ds:uri="http://schemas.openxmlformats.org/officeDocument/2006/bibliography"/>
+  </ds:schemaRefs>
+</ds:datastoreItem>
+</file>
+
+<file path=customXml/itemProps4.xml><?xml version="1.0" encoding="utf-8"?>
 <ds:datastoreItem xmlns:ds="http://schemas.openxmlformats.org/officeDocument/2006/customXml" ds:itemID="{39F70192-1AAF-4A96-B0C1-A38F560D7B9D}">
   <ds:schemaRefs>
     <ds:schemaRef ds:uri="http://schemas.microsoft.com/office/2006/metadata/contentType"/>
@@ -10310,20 +10079,4 @@
     <ds:schemaRef ds:uri="http://schemas.microsoft.com/office/infopath/2007/PartnerControls"/>
   </ds:schemaRefs>
 </ds:datastoreItem>
-</file>
-
-<file path=customXml/itemProps3.xml><?xml version="1.0" encoding="utf-8"?>
-<ds:datastoreItem xmlns:ds="http://schemas.openxmlformats.org/officeDocument/2006/customXml" ds:itemID="{519B9EBB-F359-4FB9-B6D7-A5A5629DEF06}">
-  <ds:schemaRefs>
-    <ds:schemaRef ds:uri="http://schemas.openxmlformats.org/officeDocument/2006/bibliography"/>
-  </ds:schemaRefs>
-</ds:datastoreItem>
-</file>
-
-<file path=customXml/itemProps4.xml><?xml version="1.0" encoding="utf-8"?>
-<ds:datastoreItem xmlns:ds="http://schemas.openxmlformats.org/officeDocument/2006/customXml" ds:itemID="{3BA8F5BB-B724-49FA-BF48-026C00F8FD70}">
-  <ds:schemaRefs>
-    <ds:schemaRef ds:uri="http://schemas.microsoft.com/sharepoint/v3/contenttype/forms"/>
-  </ds:schemaRefs>
-</ds:datastoreItem>
 </file>
--- a/backend/src/main/resources/plantillas/ActaDevolucion.docx
+++ b/backend/src/main/resources/plantillas/ActaDevolucion.docx
@@ -62,7 +62,7 @@
                 <v:shape id="_x0000_i1025" type="#_x0000_t75" style="width:114.6pt;height:33pt" o:ole="">
                   <v:imagedata r:id="rId11" o:title=""/>
                 </v:shape>
-                <o:OLEObject Type="Embed" ProgID="PBrush" ShapeID="_x0000_i1025" DrawAspect="Content" ObjectID="_1847248646" r:id="rId12"/>
+                <o:OLEObject Type="Embed" ProgID="PBrush" ShapeID="_x0000_i1025" DrawAspect="Content" ObjectID="_1847251292" r:id="rId12"/>
               </w:object>
             </w:r>
           </w:p>
@@ -2881,7 +2881,7 @@
     </w:p>
     <w:tbl>
       <w:tblPr>
-        <w:tblpPr w:leftFromText="141" w:rightFromText="141" w:vertAnchor="text" w:horzAnchor="page" w:tblpX="819" w:tblpY="47"/>
+        <w:tblpPr w:leftFromText="141" w:rightFromText="141" w:vertAnchor="text" w:horzAnchor="margin" w:tblpXSpec="right" w:tblpY="89"/>
         <w:tblW w:w="0" w:type="auto"/>
         <w:tblBorders>
           <w:top w:val="single" w:sz="4" w:space="0" w:color="auto"/>
@@ -2902,7 +2902,7 @@
       </w:tblGrid>
       <w:tr>
         <w:trPr>
-          <w:trHeight w:val="360"/>
+          <w:trHeight w:val="538"/>
         </w:trPr>
         <w:tc>
           <w:tcPr>
@@ -2914,141 +2914,36 @@
               <w:right w:val="single" w:sz="12" w:space="0" w:color="auto"/>
             </w:tcBorders>
             <w:shd w:val="clear" w:color="auto" w:fill="D9D9D9" w:themeFill="background1" w:themeFillShade="D9"/>
+            <w:vAlign w:val="center"/>
           </w:tcPr>
           <w:p>
             <w:pPr>
               <w:jc w:val="center"/>
+              <w:rPr>
+                <w:rFonts w:ascii="Arial Narrow" w:hAnsi="Arial Narrow" w:cs="Arial"/>
+                <w:b/>
+                <w:bCs/>
+                <w:sz w:val="22"/>
+                <w:szCs w:val="22"/>
+              </w:rPr>
             </w:pPr>
-            <w:r>
-              <w:rPr>
-                <w:rFonts w:ascii="Arial Narrow" w:hAnsi="Arial Narrow"/>
+            <w:bookmarkStart w:id="2" w:name="OLE_LINK28"/>
+            <w:r>
+              <w:rPr>
+                <w:rFonts w:ascii="Arial Narrow" w:hAnsi="Arial Narrow" w:cs="Arial"/>
                 <w:b/>
                 <w:bCs/>
-                <w:color w:val="000000"/>
-                <w:sz w:val="22"/>
-                <w:szCs w:val="22"/>
-              </w:rPr>
-              <w:t>Recepción</w:t>
-            </w:r>
-          </w:p>
-          <w:p>
-            <w:pPr>
-              <w:jc w:val="center"/>
-              <w:rPr>
-                <w:rFonts w:ascii="Arial Narrow" w:hAnsi="Arial Narrow" w:cs="Arial"/>
-                <w:b/>
-                <w:bCs/>
-                <w:sz w:val="22"/>
-                <w:szCs w:val="22"/>
-              </w:rPr>
-            </w:pPr>
-            <w:r>
-              <w:rPr>
-                <w:rFonts w:ascii="Arial Narrow" w:hAnsi="Arial Narrow"/>
-                <w:b/>
-                <w:bCs/>
-                <w:color w:val="000000"/>
-                <w:sz w:val="22"/>
-                <w:szCs w:val="22"/>
-              </w:rPr>
-              <w:t>(Dirección de Infraestructura)</w:t>
+                <w:sz w:val="22"/>
+                <w:szCs w:val="22"/>
+              </w:rPr>
+              <w:t>Entrega</w:t>
             </w:r>
           </w:p>
         </w:tc>
       </w:tr>
       <w:tr>
         <w:trPr>
-          <w:trHeight w:val="1698"/>
-        </w:trPr>
-        <w:tc>
-          <w:tcPr>
-            <w:tcW w:w="3189" w:type="dxa"/>
-            <w:tcBorders>
-              <w:top w:val="single" w:sz="12" w:space="0" w:color="auto"/>
-              <w:left w:val="single" w:sz="12" w:space="0" w:color="auto"/>
-              <w:bottom w:val="single" w:sz="12" w:space="0" w:color="auto"/>
-              <w:right w:val="single" w:sz="12" w:space="0" w:color="auto"/>
-            </w:tcBorders>
-            <w:vAlign w:val="center"/>
-          </w:tcPr>
-          <w:p>
-            <w:pPr>
-              <w:ind w:left="88"/>
-              <w:jc w:val="center"/>
-              <w:rPr>
-                <w:rFonts w:ascii="Arial Narrow" w:hAnsi="Arial Narrow" w:cs="Arial"/>
-                <w:sz w:val="22"/>
-                <w:szCs w:val="22"/>
-              </w:rPr>
-            </w:pPr>
-          </w:p>
-        </w:tc>
-      </w:tr>
-    </w:tbl>
-    <w:tbl>
-      <w:tblPr>
-        <w:tblpPr w:leftFromText="141" w:rightFromText="141" w:vertAnchor="text" w:horzAnchor="page" w:tblpX="7887" w:tblpY="27"/>
-        <w:tblW w:w="0" w:type="auto"/>
-        <w:tblBorders>
-          <w:top w:val="single" w:sz="4" w:space="0" w:color="auto"/>
-          <w:left w:val="single" w:sz="4" w:space="0" w:color="auto"/>
-          <w:bottom w:val="single" w:sz="4" w:space="0" w:color="auto"/>
-          <w:right w:val="single" w:sz="4" w:space="0" w:color="auto"/>
-          <w:insideH w:val="single" w:sz="4" w:space="0" w:color="auto"/>
-          <w:insideV w:val="single" w:sz="4" w:space="0" w:color="auto"/>
-        </w:tblBorders>
-        <w:tblCellMar>
-          <w:left w:w="70" w:type="dxa"/>
-          <w:right w:w="70" w:type="dxa"/>
-        </w:tblCellMar>
-        <w:tblLook w:val="0000" w:firstRow="0" w:lastRow="0" w:firstColumn="0" w:lastColumn="0" w:noHBand="0" w:noVBand="0"/>
-      </w:tblPr>
-      <w:tblGrid>
-        <w:gridCol w:w="3189"/>
-      </w:tblGrid>
-      <w:tr>
-        <w:trPr>
-          <w:trHeight w:val="360"/>
-        </w:trPr>
-        <w:tc>
-          <w:tcPr>
-            <w:tcW w:w="3189" w:type="dxa"/>
-            <w:tcBorders>
-              <w:top w:val="single" w:sz="12" w:space="0" w:color="auto"/>
-              <w:left w:val="single" w:sz="12" w:space="0" w:color="auto"/>
-              <w:bottom w:val="single" w:sz="12" w:space="0" w:color="auto"/>
-              <w:right w:val="single" w:sz="12" w:space="0" w:color="auto"/>
-            </w:tcBorders>
-            <w:shd w:val="clear" w:color="auto" w:fill="D9D9D9" w:themeFill="background1" w:themeFillShade="D9"/>
-          </w:tcPr>
-          <w:p>
-            <w:pPr>
-              <w:jc w:val="center"/>
-              <w:rPr>
-                <w:rFonts w:ascii="Arial Narrow" w:hAnsi="Arial Narrow" w:cs="Arial"/>
-                <w:b/>
-                <w:bCs/>
-                <w:sz w:val="22"/>
-                <w:szCs w:val="22"/>
-              </w:rPr>
-            </w:pPr>
-            <w:bookmarkStart w:id="2" w:name="OLE_LINK28"/>
-            <w:r>
-              <w:rPr>
-                <w:rFonts w:ascii="Arial Narrow" w:hAnsi="Arial Narrow" w:cs="Arial"/>
-                <w:b/>
-                <w:bCs/>
-                <w:sz w:val="22"/>
-                <w:szCs w:val="22"/>
-              </w:rPr>
-              <w:t>Entrega</w:t>
-            </w:r>
-          </w:p>
-        </w:tc>
-      </w:tr>
-      <w:tr>
-        <w:trPr>
-          <w:trHeight w:val="1280"/>
+          <w:trHeight w:val="1553"/>
         </w:trPr>
         <w:tc>
           <w:tcPr>
@@ -3103,7 +2998,16 @@
                 <w:sz w:val="22"/>
                 <w:szCs w:val="22"/>
               </w:rPr>
-              <w:t>Recibido por</w:t>
+              <w:t xml:space="preserve">Recibido </w:t>
+            </w:r>
+            <w:proofErr w:type="gramStart"/>
+            <w:r>
+              <w:rPr>
+                <w:rFonts w:ascii="Arial Narrow" w:hAnsi="Arial Narrow" w:cs="Arial"/>
+                <w:sz w:val="22"/>
+                <w:szCs w:val="22"/>
+              </w:rPr>
+              <w:t>por</w:t>
             </w:r>
             <w:r>
               <w:rPr>
@@ -3111,23 +3015,16 @@
                 <w:sz w:val="22"/>
                 <w:szCs w:val="22"/>
               </w:rPr>
-              <w:t>:</w:t>
-            </w:r>
+              <w:t>:{</w:t>
+            </w:r>
+            <w:proofErr w:type="gramEnd"/>
             <w:r>
               <w:rPr>
                 <w:rFonts w:ascii="Arial Narrow" w:hAnsi="Arial Narrow"/>
                 <w:sz w:val="22"/>
                 <w:szCs w:val="22"/>
               </w:rPr>
-              <w:t xml:space="preserve"> </w:t>
-            </w:r>
-            <w:r>
-              <w:rPr>
-                <w:rFonts w:ascii="Arial Narrow" w:hAnsi="Arial Narrow"/>
-                <w:sz w:val="22"/>
-                <w:szCs w:val="22"/>
-              </w:rPr>
-              <w:t>{{</w:t>
+              <w:t>{</w:t>
             </w:r>
             <w:proofErr w:type="spellStart"/>
             <w:r>
@@ -3216,7 +3113,227 @@
           </w:p>
         </w:tc>
       </w:tr>
-      <w:bookmarkEnd w:id="2"/>
+    </w:tbl>
+    <w:tbl>
+      <w:tblPr>
+        <w:tblpPr w:leftFromText="141" w:rightFromText="141" w:vertAnchor="text" w:horzAnchor="margin" w:tblpY="89"/>
+        <w:tblW w:w="0" w:type="auto"/>
+        <w:tblBorders>
+          <w:top w:val="single" w:sz="4" w:space="0" w:color="auto"/>
+          <w:left w:val="single" w:sz="4" w:space="0" w:color="auto"/>
+          <w:bottom w:val="single" w:sz="4" w:space="0" w:color="auto"/>
+          <w:right w:val="single" w:sz="4" w:space="0" w:color="auto"/>
+          <w:insideH w:val="single" w:sz="4" w:space="0" w:color="auto"/>
+          <w:insideV w:val="single" w:sz="4" w:space="0" w:color="auto"/>
+        </w:tblBorders>
+        <w:tblCellMar>
+          <w:left w:w="70" w:type="dxa"/>
+          <w:right w:w="70" w:type="dxa"/>
+        </w:tblCellMar>
+        <w:tblLook w:val="0000" w:firstRow="0" w:lastRow="0" w:firstColumn="0" w:lastColumn="0" w:noHBand="0" w:noVBand="0"/>
+      </w:tblPr>
+      <w:tblGrid>
+        <w:gridCol w:w="3189"/>
+      </w:tblGrid>
+      <w:tr>
+        <w:trPr>
+          <w:trHeight w:val="396"/>
+        </w:trPr>
+        <w:tc>
+          <w:tcPr>
+            <w:tcW w:w="3189" w:type="dxa"/>
+            <w:tcBorders>
+              <w:top w:val="single" w:sz="12" w:space="0" w:color="auto"/>
+              <w:left w:val="single" w:sz="12" w:space="0" w:color="auto"/>
+              <w:bottom w:val="single" w:sz="12" w:space="0" w:color="auto"/>
+              <w:right w:val="single" w:sz="12" w:space="0" w:color="auto"/>
+            </w:tcBorders>
+            <w:shd w:val="clear" w:color="auto" w:fill="D9D9D9" w:themeFill="background1" w:themeFillShade="D9"/>
+          </w:tcPr>
+          <w:bookmarkEnd w:id="2"/>
+          <w:p>
+            <w:pPr>
+              <w:jc w:val="center"/>
+            </w:pPr>
+            <w:r>
+              <w:rPr>
+                <w:rFonts w:ascii="Arial Narrow" w:hAnsi="Arial Narrow"/>
+                <w:b/>
+                <w:bCs/>
+                <w:color w:val="000000"/>
+                <w:sz w:val="22"/>
+                <w:szCs w:val="22"/>
+              </w:rPr>
+              <w:t>Recepción</w:t>
+            </w:r>
+          </w:p>
+          <w:p>
+            <w:pPr>
+              <w:jc w:val="center"/>
+              <w:rPr>
+                <w:rFonts w:ascii="Arial Narrow" w:hAnsi="Arial Narrow" w:cs="Arial"/>
+                <w:b/>
+                <w:bCs/>
+                <w:sz w:val="22"/>
+                <w:szCs w:val="22"/>
+              </w:rPr>
+            </w:pPr>
+            <w:r>
+              <w:rPr>
+                <w:rFonts w:ascii="Arial Narrow" w:hAnsi="Arial Narrow"/>
+                <w:b/>
+                <w:bCs/>
+                <w:color w:val="000000"/>
+                <w:sz w:val="22"/>
+                <w:szCs w:val="22"/>
+              </w:rPr>
+              <w:t>(Dirección de Infraestructura)</w:t>
+            </w:r>
+          </w:p>
+        </w:tc>
+      </w:tr>
+      <w:tr>
+        <w:trPr>
+          <w:trHeight w:val="1563"/>
+        </w:trPr>
+        <w:tc>
+          <w:tcPr>
+            <w:tcW w:w="3189" w:type="dxa"/>
+            <w:tcBorders>
+              <w:top w:val="single" w:sz="12" w:space="0" w:color="auto"/>
+              <w:left w:val="single" w:sz="12" w:space="0" w:color="auto"/>
+              <w:bottom w:val="single" w:sz="12" w:space="0" w:color="auto"/>
+              <w:right w:val="single" w:sz="12" w:space="0" w:color="auto"/>
+            </w:tcBorders>
+            <w:vAlign w:val="center"/>
+          </w:tcPr>
+          <w:p>
+            <w:pPr>
+              <w:ind w:left="88"/>
+              <w:jc w:val="center"/>
+              <w:rPr>
+                <w:rFonts w:ascii="Arial Narrow" w:hAnsi="Arial Narrow" w:cs="Arial"/>
+                <w:sz w:val="22"/>
+                <w:szCs w:val="22"/>
+              </w:rPr>
+            </w:pPr>
+          </w:p>
+        </w:tc>
+      </w:tr>
+      <w:tr>
+        <w:trPr>
+          <w:trHeight w:val="280"/>
+        </w:trPr>
+        <w:tc>
+          <w:tcPr>
+            <w:tcW w:w="3189" w:type="dxa"/>
+            <w:tcBorders>
+              <w:top w:val="single" w:sz="12" w:space="0" w:color="auto"/>
+              <w:left w:val="single" w:sz="12" w:space="0" w:color="auto"/>
+              <w:bottom w:val="single" w:sz="12" w:space="0" w:color="auto"/>
+              <w:right w:val="single" w:sz="12" w:space="0" w:color="auto"/>
+            </w:tcBorders>
+          </w:tcPr>
+          <w:p>
+            <w:pPr>
+              <w:ind w:left="88"/>
+              <w:rPr>
+                <w:rFonts w:ascii="Arial Narrow" w:hAnsi="Arial Narrow" w:cs="Arial"/>
+                <w:sz w:val="22"/>
+                <w:szCs w:val="22"/>
+              </w:rPr>
+            </w:pPr>
+            <w:r>
+              <w:rPr>
+                <w:rFonts w:ascii="Arial Narrow" w:hAnsi="Arial Narrow"/>
+                <w:sz w:val="22"/>
+                <w:szCs w:val="22"/>
+              </w:rPr>
+              <w:t>Nombre: {{</w:t>
+            </w:r>
+            <w:proofErr w:type="spellStart"/>
+            <w:r>
+              <w:rPr>
+                <w:rFonts w:ascii="Arial Narrow" w:hAnsi="Arial Narrow"/>
+                <w:sz w:val="22"/>
+                <w:szCs w:val="22"/>
+              </w:rPr>
+              <w:t>recibido_por</w:t>
+            </w:r>
+            <w:proofErr w:type="spellEnd"/>
+            <w:r>
+              <w:rPr>
+                <w:rFonts w:ascii="Arial Narrow" w:hAnsi="Arial Narrow"/>
+                <w:sz w:val="22"/>
+                <w:szCs w:val="22"/>
+              </w:rPr>
+              <w:t>}}</w:t>
+            </w:r>
+          </w:p>
+        </w:tc>
+      </w:tr>
+      <w:tr>
+        <w:trPr>
+          <w:trHeight w:val="240"/>
+        </w:trPr>
+        <w:tc>
+          <w:tcPr>
+            <w:tcW w:w="3189" w:type="dxa"/>
+            <w:tcBorders>
+              <w:top w:val="single" w:sz="12" w:space="0" w:color="auto"/>
+              <w:left w:val="single" w:sz="12" w:space="0" w:color="auto"/>
+              <w:bottom w:val="single" w:sz="12" w:space="0" w:color="auto"/>
+              <w:right w:val="single" w:sz="12" w:space="0" w:color="auto"/>
+            </w:tcBorders>
+          </w:tcPr>
+          <w:p>
+            <w:pPr>
+              <w:ind w:left="88"/>
+              <w:rPr>
+                <w:rFonts w:ascii="Arial Narrow" w:hAnsi="Arial Narrow" w:cs="Arial"/>
+                <w:sz w:val="22"/>
+                <w:szCs w:val="22"/>
+              </w:rPr>
+            </w:pPr>
+            <w:proofErr w:type="gramStart"/>
+            <w:r>
+              <w:rPr>
+                <w:rFonts w:ascii="Arial Narrow" w:hAnsi="Arial Narrow"/>
+                <w:sz w:val="22"/>
+                <w:szCs w:val="22"/>
+              </w:rPr>
+              <w:t>Cargo:{</w:t>
+            </w:r>
+            <w:proofErr w:type="gramEnd"/>
+            <w:r>
+              <w:rPr>
+                <w:rFonts w:ascii="Arial Narrow" w:hAnsi="Arial Narrow"/>
+                <w:sz w:val="22"/>
+                <w:szCs w:val="22"/>
+              </w:rPr>
+              <w:t>{</w:t>
+            </w:r>
+            <w:proofErr w:type="spellStart"/>
+            <w:r>
+              <w:rPr>
+                <w:rFonts w:ascii="Arial Narrow" w:hAnsi="Arial Narrow"/>
+                <w:sz w:val="22"/>
+                <w:szCs w:val="22"/>
+              </w:rPr>
+              <w:t>cargo_recibe</w:t>
+            </w:r>
+            <w:proofErr w:type="spellEnd"/>
+            <w:r>
+              <w:rPr>
+                <w:rFonts w:ascii="Arial Narrow" w:hAnsi="Arial Narrow"/>
+                <w:sz w:val="22"/>
+                <w:szCs w:val="22"/>
+              </w:rPr>
+              <w:t>}}</w:t>
+            </w:r>
+          </w:p>
+        </w:tc>
+      </w:tr>
     </w:tbl>
     <w:p>
       <w:pPr>

--- a/backend/src/main/resources/plantillas/ActaDevolucion.docx
+++ b/backend/src/main/resources/plantillas/ActaDevolucion.docx
@@ -62,7 +62,7 @@
                 <v:shape id="_x0000_i1025" type="#_x0000_t75" style="width:114.6pt;height:33pt" o:ole="">
                   <v:imagedata r:id="rId11" o:title=""/>
                 </v:shape>
-                <o:OLEObject Type="Embed" ProgID="PBrush" ShapeID="_x0000_i1025" DrawAspect="Content" ObjectID="_1847251292" r:id="rId12"/>
+                <o:OLEObject Type="Embed" ProgID="PBrush" ShapeID="_x0000_i1025" DrawAspect="Content" ObjectID="_1847261369" r:id="rId12"/>
               </w:object>
             </w:r>
           </w:p>
@@ -2898,7 +2898,7 @@
         <w:tblLook w:val="0000" w:firstRow="0" w:lastRow="0" w:firstColumn="0" w:lastColumn="0" w:noHBand="0" w:noVBand="0"/>
       </w:tblPr>
       <w:tblGrid>
-        <w:gridCol w:w="3189"/>
+        <w:gridCol w:w="4181"/>
       </w:tblGrid>
       <w:tr>
         <w:trPr>
@@ -2906,7 +2906,7 @@
         </w:trPr>
         <w:tc>
           <w:tcPr>
-            <w:tcW w:w="3189" w:type="dxa"/>
+            <w:tcW w:w="4181" w:type="dxa"/>
             <w:tcBorders>
               <w:top w:val="single" w:sz="12" w:space="0" w:color="auto"/>
               <w:left w:val="single" w:sz="12" w:space="0" w:color="auto"/>
@@ -2947,7 +2947,7 @@
         </w:trPr>
         <w:tc>
           <w:tcPr>
-            <w:tcW w:w="3189" w:type="dxa"/>
+            <w:tcW w:w="4181" w:type="dxa"/>
             <w:tcBorders>
               <w:top w:val="single" w:sz="12" w:space="0" w:color="auto"/>
               <w:left w:val="single" w:sz="12" w:space="0" w:color="auto"/>
@@ -2975,7 +2975,7 @@
         </w:trPr>
         <w:tc>
           <w:tcPr>
-            <w:tcW w:w="3189" w:type="dxa"/>
+            <w:tcW w:w="4181" w:type="dxa"/>
             <w:tcBorders>
               <w:top w:val="single" w:sz="12" w:space="0" w:color="auto"/>
               <w:left w:val="single" w:sz="12" w:space="0" w:color="auto"/>
@@ -2987,7 +2987,7 @@
             <w:pPr>
               <w:ind w:left="88"/>
               <w:rPr>
-                <w:rFonts w:ascii="Arial Narrow" w:hAnsi="Arial Narrow" w:cs="Arial"/>
+                <w:rFonts w:ascii="Arial Narrow" w:hAnsi="Arial Narrow"/>
                 <w:sz w:val="22"/>
                 <w:szCs w:val="22"/>
               </w:rPr>
@@ -2998,16 +2998,7 @@
                 <w:sz w:val="22"/>
                 <w:szCs w:val="22"/>
               </w:rPr>
-              <w:t xml:space="preserve">Recibido </w:t>
-            </w:r>
-            <w:proofErr w:type="gramStart"/>
-            <w:r>
-              <w:rPr>
-                <w:rFonts w:ascii="Arial Narrow" w:hAnsi="Arial Narrow" w:cs="Arial"/>
-                <w:sz w:val="22"/>
-                <w:szCs w:val="22"/>
-              </w:rPr>
-              <w:t>por</w:t>
+              <w:t>Recibido por</w:t>
             </w:r>
             <w:r>
               <w:rPr>
@@ -3015,16 +3006,23 @@
                 <w:sz w:val="22"/>
                 <w:szCs w:val="22"/>
               </w:rPr>
-              <w:t>:{</w:t>
-            </w:r>
-            <w:proofErr w:type="gramEnd"/>
+              <w:t>:</w:t>
+            </w:r>
             <w:r>
               <w:rPr>
                 <w:rFonts w:ascii="Arial Narrow" w:hAnsi="Arial Narrow"/>
                 <w:sz w:val="22"/>
                 <w:szCs w:val="22"/>
               </w:rPr>
-              <w:t>{</w:t>
+              <w:t xml:space="preserve"> </w:t>
+            </w:r>
+            <w:r>
+              <w:rPr>
+                <w:rFonts w:ascii="Arial Narrow" w:hAnsi="Arial Narrow"/>
+                <w:sz w:val="22"/>
+                <w:szCs w:val="22"/>
+              </w:rPr>
+              <w:t>{{</w:t>
             </w:r>
             <w:proofErr w:type="spellStart"/>
             <w:r>
@@ -3053,7 +3051,7 @@
         </w:trPr>
         <w:tc>
           <w:tcPr>
-            <w:tcW w:w="3189" w:type="dxa"/>
+            <w:tcW w:w="4181" w:type="dxa"/>
             <w:tcBorders>
               <w:top w:val="single" w:sz="12" w:space="0" w:color="auto"/>
               <w:left w:val="single" w:sz="12" w:space="0" w:color="auto"/>
@@ -3066,8 +3064,10 @@
               <w:ind w:left="88"/>
               <w:rPr>
                 <w:rFonts w:ascii="Arial Narrow" w:hAnsi="Arial Narrow" w:cs="Arial"/>
-                <w:sz w:val="22"/>
-                <w:szCs w:val="22"/>
+                <w:bCs/>
+                <w:sz w:val="22"/>
+                <w:szCs w:val="22"/>
+                <w:lang w:val="es-CO"/>
               </w:rPr>
             </w:pPr>
             <w:r>
@@ -3133,7 +3133,7 @@
         <w:tblLook w:val="0000" w:firstRow="0" w:lastRow="0" w:firstColumn="0" w:lastColumn="0" w:noHBand="0" w:noVBand="0"/>
       </w:tblPr>
       <w:tblGrid>
-        <w:gridCol w:w="3189"/>
+        <w:gridCol w:w="4039"/>
       </w:tblGrid>
       <w:tr>
         <w:trPr>
@@ -3141,7 +3141,7 @@
         </w:trPr>
         <w:tc>
           <w:tcPr>
-            <w:tcW w:w="3189" w:type="dxa"/>
+            <w:tcW w:w="4039" w:type="dxa"/>
             <w:tcBorders>
               <w:top w:val="single" w:sz="12" w:space="0" w:color="auto"/>
               <w:left w:val="single" w:sz="12" w:space="0" w:color="auto"/>
@@ -3198,7 +3198,7 @@
         </w:trPr>
         <w:tc>
           <w:tcPr>
-            <w:tcW w:w="3189" w:type="dxa"/>
+            <w:tcW w:w="4039" w:type="dxa"/>
             <w:tcBorders>
               <w:top w:val="single" w:sz="12" w:space="0" w:color="auto"/>
               <w:left w:val="single" w:sz="12" w:space="0" w:color="auto"/>
@@ -3226,7 +3226,7 @@
         </w:trPr>
         <w:tc>
           <w:tcPr>
-            <w:tcW w:w="3189" w:type="dxa"/>
+            <w:tcW w:w="4039" w:type="dxa"/>
             <w:tcBorders>
               <w:top w:val="single" w:sz="12" w:space="0" w:color="auto"/>
               <w:left w:val="single" w:sz="12" w:space="0" w:color="auto"/>
@@ -3238,7 +3238,7 @@
             <w:pPr>
               <w:ind w:left="88"/>
               <w:rPr>
-                <w:rFonts w:ascii="Arial Narrow" w:hAnsi="Arial Narrow" w:cs="Arial"/>
+                <w:rFonts w:ascii="Arial Narrow" w:hAnsi="Arial Narrow"/>
                 <w:sz w:val="22"/>
                 <w:szCs w:val="22"/>
               </w:rPr>
@@ -3278,7 +3278,7 @@
         </w:trPr>
         <w:tc>
           <w:tcPr>
-            <w:tcW w:w="3189" w:type="dxa"/>
+            <w:tcW w:w="4039" w:type="dxa"/>
             <w:tcBorders>
               <w:top w:val="single" w:sz="12" w:space="0" w:color="auto"/>
               <w:left w:val="single" w:sz="12" w:space="0" w:color="auto"/>
@@ -3290,28 +3290,34 @@
             <w:pPr>
               <w:ind w:left="88"/>
               <w:rPr>
-                <w:rFonts w:ascii="Arial Narrow" w:hAnsi="Arial Narrow" w:cs="Arial"/>
+                <w:rFonts w:ascii="Arial Narrow" w:hAnsi="Arial Narrow"/>
                 <w:sz w:val="22"/>
                 <w:szCs w:val="22"/>
               </w:rPr>
             </w:pPr>
-            <w:proofErr w:type="gramStart"/>
             <w:r>
               <w:rPr>
                 <w:rFonts w:ascii="Arial Narrow" w:hAnsi="Arial Narrow"/>
                 <w:sz w:val="22"/>
                 <w:szCs w:val="22"/>
               </w:rPr>
-              <w:t>Cargo:{</w:t>
-            </w:r>
-            <w:proofErr w:type="gramEnd"/>
+              <w:t>Cargo:</w:t>
+            </w:r>
             <w:r>
               <w:rPr>
                 <w:rFonts w:ascii="Arial Narrow" w:hAnsi="Arial Narrow"/>
                 <w:sz w:val="22"/>
                 <w:szCs w:val="22"/>
               </w:rPr>
-              <w:t>{</w:t>
+              <w:t xml:space="preserve"> </w:t>
+            </w:r>
+            <w:r>
+              <w:rPr>
+                <w:rFonts w:ascii="Arial Narrow" w:hAnsi="Arial Narrow"/>
+                <w:sz w:val="22"/>
+                <w:szCs w:val="22"/>
+              </w:rPr>
+              <w:t>{{</w:t>
             </w:r>
             <w:proofErr w:type="spellStart"/>
             <w:r>
@@ -3346,78 +3352,7 @@
     </w:p>
     <w:p>
       <w:pPr>
-        <w:rPr>
-          <w:rFonts w:ascii="Arial Narrow" w:hAnsi="Arial Narrow" w:cs="Arial"/>
-          <w:sz w:val="22"/>
-          <w:szCs w:val="22"/>
-        </w:rPr>
-      </w:pPr>
-    </w:p>
-    <w:p>
-      <w:pPr>
-        <w:rPr>
-          <w:rFonts w:ascii="Arial Narrow" w:hAnsi="Arial Narrow" w:cs="Arial"/>
-          <w:sz w:val="22"/>
-          <w:szCs w:val="22"/>
-        </w:rPr>
-      </w:pPr>
-    </w:p>
-    <w:p>
-      <w:pPr>
-        <w:rPr>
-          <w:rFonts w:ascii="Arial Narrow" w:hAnsi="Arial Narrow" w:cs="Arial"/>
-          <w:sz w:val="22"/>
-          <w:szCs w:val="22"/>
-        </w:rPr>
-      </w:pPr>
-    </w:p>
-    <w:p>
-      <w:pPr>
-        <w:rPr>
-          <w:rFonts w:ascii="Arial Narrow" w:hAnsi="Arial Narrow" w:cs="Arial"/>
-          <w:sz w:val="22"/>
-          <w:szCs w:val="22"/>
-        </w:rPr>
-      </w:pPr>
-    </w:p>
-    <w:p>
-      <w:pPr>
-        <w:rPr>
-          <w:rFonts w:ascii="Arial Narrow" w:hAnsi="Arial Narrow" w:cs="Arial"/>
-          <w:sz w:val="22"/>
-          <w:szCs w:val="22"/>
-        </w:rPr>
-      </w:pPr>
-    </w:p>
-    <w:p>
-      <w:pPr>
-        <w:rPr>
-          <w:rFonts w:ascii="Arial Narrow" w:hAnsi="Arial Narrow" w:cs="Arial"/>
-          <w:sz w:val="22"/>
-          <w:szCs w:val="22"/>
-        </w:rPr>
-      </w:pPr>
-    </w:p>
-    <w:p>
-      <w:pPr>
-        <w:rPr>
-          <w:rFonts w:ascii="Arial Narrow" w:hAnsi="Arial Narrow" w:cs="Arial"/>
-          <w:sz w:val="22"/>
-          <w:szCs w:val="22"/>
-        </w:rPr>
-      </w:pPr>
-    </w:p>
-    <w:p>
-      <w:pPr>
-        <w:rPr>
-          <w:rFonts w:ascii="Arial Narrow" w:hAnsi="Arial Narrow" w:cs="Arial"/>
-          <w:sz w:val="22"/>
-          <w:szCs w:val="22"/>
-        </w:rPr>
-      </w:pPr>
-    </w:p>
-    <w:p>
-      <w:pPr>
+        <w:ind w:left="4140"/>
         <w:jc w:val="center"/>
         <w:rPr>
           <w:rFonts w:ascii="Arial Narrow" w:hAnsi="Arial Narrow" w:cs="Arial"/>
@@ -10025,9 +9960,7 @@
 </file>
 
 <file path=customXml/item1.xml><?xml version="1.0" encoding="utf-8"?>
-<p:properties xmlns:p="http://schemas.microsoft.com/office/2006/metadata/properties" xmlns:xsi="http://www.w3.org/2001/XMLSchema-instance" xmlns:pc="http://schemas.microsoft.com/office/infopath/2007/PartnerControls">
-  <documentManagement/>
-</p:properties>
+<b:Sources xmlns:b="http://schemas.openxmlformats.org/officeDocument/2006/bibliography" xmlns="http://schemas.openxmlformats.org/officeDocument/2006/bibliography" SelectedStyle="\APA.XSL" StyleName="APA"/>
 </file>
 
 <file path=customXml/item2.xml><?xml version="1.0" encoding="utf-8"?>
@@ -10040,7 +9973,9 @@
 </file>
 
 <file path=customXml/item3.xml><?xml version="1.0" encoding="utf-8"?>
-<b:Sources xmlns:b="http://schemas.openxmlformats.org/officeDocument/2006/bibliography" xmlns="http://schemas.openxmlformats.org/officeDocument/2006/bibliography" SelectedStyle="\APA.XSL" StyleName="APA"/>
+<p:properties xmlns:p="http://schemas.microsoft.com/office/2006/metadata/properties" xmlns:xsi="http://www.w3.org/2001/XMLSchema-instance" xmlns:pc="http://schemas.microsoft.com/office/infopath/2007/PartnerControls">
+  <documentManagement/>
+</p:properties>
 </file>
 
 <file path=customXml/item4.xml><?xml version="1.0" encoding="utf-8"?>
@@ -10158,10 +10093,9 @@
 </file>
 
 <file path=customXml/itemProps1.xml><?xml version="1.0" encoding="utf-8"?>
-<ds:datastoreItem xmlns:ds="http://schemas.openxmlformats.org/officeDocument/2006/customXml" ds:itemID="{EF3E0972-8A18-4F26-9B4E-0E79A737726A}">
+<ds:datastoreItem xmlns:ds="http://schemas.openxmlformats.org/officeDocument/2006/customXml" ds:itemID="{519B9EBB-F359-4FB9-B6D7-A5A5629DEF06}">
   <ds:schemaRefs>
-    <ds:schemaRef ds:uri="http://schemas.microsoft.com/office/2006/metadata/properties"/>
-    <ds:schemaRef ds:uri="http://schemas.microsoft.com/office/infopath/2007/PartnerControls"/>
+    <ds:schemaRef ds:uri="http://schemas.openxmlformats.org/officeDocument/2006/bibliography"/>
   </ds:schemaRefs>
 </ds:datastoreItem>
 </file>
@@ -10175,9 +10109,10 @@
 </file>
 
 <file path=customXml/itemProps3.xml><?xml version="1.0" encoding="utf-8"?>
-<ds:datastoreItem xmlns:ds="http://schemas.openxmlformats.org/officeDocument/2006/customXml" ds:itemID="{519B9EBB-F359-4FB9-B6D7-A5A5629DEF06}">
+<ds:datastoreItem xmlns:ds="http://schemas.openxmlformats.org/officeDocument/2006/customXml" ds:itemID="{EF3E0972-8A18-4F26-9B4E-0E79A737726A}">
   <ds:schemaRefs>
-    <ds:schemaRef ds:uri="http://schemas.openxmlformats.org/officeDocument/2006/bibliography"/>
+    <ds:schemaRef ds:uri="http://schemas.microsoft.com/office/2006/metadata/properties"/>
+    <ds:schemaRef ds:uri="http://schemas.microsoft.com/office/infopath/2007/PartnerControls"/>
   </ds:schemaRefs>
 </ds:datastoreItem>
 </file>

--- a/backend/src/main/resources/plantillas/ActaDevolucion.docx
+++ b/backend/src/main/resources/plantillas/ActaDevolucion.docx
@@ -62,7 +62,7 @@
                 <v:shape id="_x0000_i1025" type="#_x0000_t75" style="width:114.6pt;height:33pt" o:ole="">
                   <v:imagedata r:id="rId11" o:title=""/>
                 </v:shape>
-                <o:OLEObject Type="Embed" ProgID="PBrush" ShapeID="_x0000_i1025" DrawAspect="Content" ObjectID="_1847261369" r:id="rId12"/>
+                <o:OLEObject Type="Embed" ProgID="PBrush" ShapeID="_x0000_i1025" DrawAspect="Content" ObjectID="_1847367278" r:id="rId12"/>
               </w:object>
             </w:r>
           </w:p>
@@ -2995,6 +2995,8 @@
             <w:r>
               <w:rPr>
                 <w:rFonts w:ascii="Arial Narrow" w:hAnsi="Arial Narrow" w:cs="Arial"/>
+                <w:b/>
+                <w:bCs/>
                 <w:sz w:val="22"/>
                 <w:szCs w:val="22"/>
               </w:rPr>
@@ -3003,6 +3005,8 @@
             <w:r>
               <w:rPr>
                 <w:rFonts w:ascii="Arial Narrow" w:hAnsi="Arial Narrow"/>
+                <w:b/>
+                <w:bCs/>
                 <w:sz w:val="22"/>
                 <w:szCs w:val="22"/>
               </w:rPr>
@@ -3073,6 +3077,8 @@
             <w:r>
               <w:rPr>
                 <w:rFonts w:ascii="Arial Narrow" w:hAnsi="Arial Narrow"/>
+                <w:b/>
+                <w:bCs/>
                 <w:sz w:val="22"/>
                 <w:szCs w:val="22"/>
               </w:rPr>
@@ -3246,10 +3252,20 @@
             <w:r>
               <w:rPr>
                 <w:rFonts w:ascii="Arial Narrow" w:hAnsi="Arial Narrow"/>
-                <w:sz w:val="22"/>
-                <w:szCs w:val="22"/>
-              </w:rPr>
-              <w:t>Nombre: {{</w:t>
+                <w:b/>
+                <w:bCs/>
+                <w:sz w:val="22"/>
+                <w:szCs w:val="22"/>
+              </w:rPr>
+              <w:t>Nombre:</w:t>
+            </w:r>
+            <w:r>
+              <w:rPr>
+                <w:rFonts w:ascii="Arial Narrow" w:hAnsi="Arial Narrow"/>
+                <w:sz w:val="22"/>
+                <w:szCs w:val="22"/>
+              </w:rPr>
+              <w:t xml:space="preserve"> {{</w:t>
             </w:r>
             <w:proofErr w:type="spellStart"/>
             <w:r>
@@ -3298,6 +3314,8 @@
             <w:r>
               <w:rPr>
                 <w:rFonts w:ascii="Arial Narrow" w:hAnsi="Arial Narrow"/>
+                <w:b/>
+                <w:bCs/>
                 <w:sz w:val="22"/>
                 <w:szCs w:val="22"/>
               </w:rPr>
@@ -9964,21 +9982,6 @@
 </file>
 
 <file path=customXml/item2.xml><?xml version="1.0" encoding="utf-8"?>
-<?mso-contentType ?>
-<FormTemplates xmlns="http://schemas.microsoft.com/sharepoint/v3/contenttype/forms">
-  <Display>DocumentLibraryForm</Display>
-  <Edit>DocumentLibraryForm</Edit>
-  <New>DocumentLibraryForm</New>
-</FormTemplates>
-</file>
-
-<file path=customXml/item3.xml><?xml version="1.0" encoding="utf-8"?>
-<p:properties xmlns:p="http://schemas.microsoft.com/office/2006/metadata/properties" xmlns:xsi="http://www.w3.org/2001/XMLSchema-instance" xmlns:pc="http://schemas.microsoft.com/office/infopath/2007/PartnerControls">
-  <documentManagement/>
-</p:properties>
-</file>
-
-<file path=customXml/item4.xml><?xml version="1.0" encoding="utf-8"?>
 <ct:contentTypeSchema xmlns:ct="http://schemas.microsoft.com/office/2006/metadata/contentType" xmlns:ma="http://schemas.microsoft.com/office/2006/metadata/properties/metaAttributes" ct:_="" ma:_="" ma:contentTypeName="Documento" ma:contentTypeID="0x01010029CA512BD9EF31468AE449B7654232D3" ma:contentTypeVersion="0" ma:contentTypeDescription="Crear nuevo documento." ma:contentTypeScope="" ma:versionID="fb8a478450ebd7b339609f5b6d91e3d4">
   <xsd:schema xmlns:xsd="http://www.w3.org/2001/XMLSchema" xmlns:xs="http://www.w3.org/2001/XMLSchema" xmlns:p="http://schemas.microsoft.com/office/2006/metadata/properties" targetNamespace="http://schemas.microsoft.com/office/2006/metadata/properties" ma:root="true" ma:fieldsID="ebba8a198e9bb40c3eeca6d0bd41257a">
     <xsd:element name="properties">
@@ -10092,6 +10095,21 @@
 </ct:contentTypeSchema>
 </file>
 
+<file path=customXml/item3.xml><?xml version="1.0" encoding="utf-8"?>
+<p:properties xmlns:p="http://schemas.microsoft.com/office/2006/metadata/properties" xmlns:xsi="http://www.w3.org/2001/XMLSchema-instance" xmlns:pc="http://schemas.microsoft.com/office/infopath/2007/PartnerControls">
+  <documentManagement/>
+</p:properties>
+</file>
+
+<file path=customXml/item4.xml><?xml version="1.0" encoding="utf-8"?>
+<?mso-contentType ?>
+<FormTemplates xmlns="http://schemas.microsoft.com/sharepoint/v3/contenttype/forms">
+  <Display>DocumentLibraryForm</Display>
+  <Edit>DocumentLibraryForm</Edit>
+  <New>DocumentLibraryForm</New>
+</FormTemplates>
+</file>
+
 <file path=customXml/itemProps1.xml><?xml version="1.0" encoding="utf-8"?>
 <ds:datastoreItem xmlns:ds="http://schemas.openxmlformats.org/officeDocument/2006/customXml" ds:itemID="{519B9EBB-F359-4FB9-B6D7-A5A5629DEF06}">
   <ds:schemaRefs>
@@ -10101,9 +10119,17 @@
 </file>
 
 <file path=customXml/itemProps2.xml><?xml version="1.0" encoding="utf-8"?>
-<ds:datastoreItem xmlns:ds="http://schemas.openxmlformats.org/officeDocument/2006/customXml" ds:itemID="{3BA8F5BB-B724-49FA-BF48-026C00F8FD70}">
+<ds:datastoreItem xmlns:ds="http://schemas.openxmlformats.org/officeDocument/2006/customXml" ds:itemID="{39F70192-1AAF-4A96-B0C1-A38F560D7B9D}">
   <ds:schemaRefs>
-    <ds:schemaRef ds:uri="http://schemas.microsoft.com/sharepoint/v3/contenttype/forms"/>
+    <ds:schemaRef ds:uri="http://schemas.microsoft.com/office/2006/metadata/contentType"/>
+    <ds:schemaRef ds:uri="http://schemas.microsoft.com/office/2006/metadata/properties/metaAttributes"/>
+    <ds:schemaRef ds:uri="http://www.w3.org/2001/XMLSchema"/>
+    <ds:schemaRef ds:uri="http://schemas.microsoft.com/office/2006/metadata/properties"/>
+    <ds:schemaRef ds:uri="http://schemas.openxmlformats.org/package/2006/metadata/core-properties"/>
+    <ds:schemaRef ds:uri="http://purl.org/dc/elements/1.1/"/>
+    <ds:schemaRef ds:uri="http://purl.org/dc/terms/"/>
+    <ds:schemaRef ds:uri="http://schemas.microsoft.com/internal/obd"/>
+    <ds:schemaRef ds:uri="http://schemas.microsoft.com/office/infopath/2007/PartnerControls"/>
   </ds:schemaRefs>
 </ds:datastoreItem>
 </file>
@@ -10118,17 +10144,9 @@
 </file>
 
 <file path=customXml/itemProps4.xml><?xml version="1.0" encoding="utf-8"?>
-<ds:datastoreItem xmlns:ds="http://schemas.openxmlformats.org/officeDocument/2006/customXml" ds:itemID="{39F70192-1AAF-4A96-B0C1-A38F560D7B9D}">
+<ds:datastoreItem xmlns:ds="http://schemas.openxmlformats.org/officeDocument/2006/customXml" ds:itemID="{3BA8F5BB-B724-49FA-BF48-026C00F8FD70}">
   <ds:schemaRefs>
-    <ds:schemaRef ds:uri="http://schemas.microsoft.com/office/2006/metadata/contentType"/>
-    <ds:schemaRef ds:uri="http://schemas.microsoft.com/office/2006/metadata/properties/metaAttributes"/>
-    <ds:schemaRef ds:uri="http://www.w3.org/2001/XMLSchema"/>
-    <ds:schemaRef ds:uri="http://schemas.microsoft.com/office/2006/metadata/properties"/>
-    <ds:schemaRef ds:uri="http://schemas.openxmlformats.org/package/2006/metadata/core-properties"/>
-    <ds:schemaRef ds:uri="http://purl.org/dc/elements/1.1/"/>
-    <ds:schemaRef ds:uri="http://purl.org/dc/terms/"/>
-    <ds:schemaRef ds:uri="http://schemas.microsoft.com/internal/obd"/>
-    <ds:schemaRef ds:uri="http://schemas.microsoft.com/office/infopath/2007/PartnerControls"/>
+    <ds:schemaRef ds:uri="http://schemas.microsoft.com/sharepoint/v3/contenttype/forms"/>
   </ds:schemaRefs>
 </ds:datastoreItem>
 </file>